--- a/SWARD/Lectures/Lecture 4 (AutoRecovered).docx
+++ b/SWARD/Lectures/Lecture 4 (AutoRecovered).docx
@@ -65,32 +65,73 @@
           <w:szCs w:val="22"/>
           <w:u w:val="single"/>
         </w:rPr>
-        <w:t>What is an ADR?:</w:t>
-      </w:r>
-    </w:p>
-    <w:p>
-      <w:pPr>
-        <w:rPr>
-          <w:color w:val="000000" w:themeColor="text1"/>
-          <w:sz w:val="22"/>
-          <w:szCs w:val="22"/>
-        </w:rPr>
-      </w:pPr>
-      <w:r>
-        <w:rPr>
-          <w:color w:val="000000" w:themeColor="text1"/>
-          <w:sz w:val="22"/>
-          <w:szCs w:val="22"/>
-        </w:rPr>
-        <w:t>an ADR is a structured, versioned, lightweight document that captures the "why" behind a software architecture decision.</w:t>
-      </w:r>
-      <w:r>
-        <w:rPr>
-          <w:color w:val="000000" w:themeColor="text1"/>
-          <w:sz w:val="22"/>
-          <w:szCs w:val="22"/>
-        </w:rPr>
-        <w:t xml:space="preserve"> in accordance to the ASR</w:t>
+        <w:t xml:space="preserve">What is an </w:t>
+      </w:r>
+      <w:proofErr w:type="gramStart"/>
+      <w:r>
+        <w:rPr>
+          <w:b/>
+          <w:bCs/>
+          <w:color w:val="000000" w:themeColor="text1"/>
+          <w:sz w:val="22"/>
+          <w:szCs w:val="22"/>
+          <w:u w:val="single"/>
+        </w:rPr>
+        <w:t>ADR?:</w:t>
+      </w:r>
+      <w:proofErr w:type="gramEnd"/>
+    </w:p>
+    <w:p>
+      <w:pPr>
+        <w:rPr>
+          <w:color w:val="000000" w:themeColor="text1"/>
+          <w:sz w:val="22"/>
+          <w:szCs w:val="22"/>
+        </w:rPr>
+      </w:pPr>
+      <w:proofErr w:type="gramStart"/>
+      <w:r>
+        <w:rPr>
+          <w:color w:val="000000" w:themeColor="text1"/>
+          <w:sz w:val="22"/>
+          <w:szCs w:val="22"/>
+        </w:rPr>
+        <w:t>an</w:t>
+      </w:r>
+      <w:proofErr w:type="gramEnd"/>
+      <w:r>
+        <w:rPr>
+          <w:color w:val="000000" w:themeColor="text1"/>
+          <w:sz w:val="22"/>
+          <w:szCs w:val="22"/>
+        </w:rPr>
+        <w:t xml:space="preserve"> ADR is a structured, versioned, lightweight document that captures the "why" behind a software architecture decision.</w:t>
+      </w:r>
+      <w:r>
+        <w:rPr>
+          <w:color w:val="000000" w:themeColor="text1"/>
+          <w:sz w:val="22"/>
+          <w:szCs w:val="22"/>
+        </w:rPr>
+        <w:t xml:space="preserve"> in accordance </w:t>
+      </w:r>
+      <w:proofErr w:type="gramStart"/>
+      <w:r>
+        <w:rPr>
+          <w:color w:val="000000" w:themeColor="text1"/>
+          <w:sz w:val="22"/>
+          <w:szCs w:val="22"/>
+        </w:rPr>
+        <w:t>to</w:t>
+      </w:r>
+      <w:proofErr w:type="gramEnd"/>
+      <w:r>
+        <w:rPr>
+          <w:color w:val="000000" w:themeColor="text1"/>
+          <w:sz w:val="22"/>
+          <w:szCs w:val="22"/>
+        </w:rPr>
+        <w:t xml:space="preserve"> the ASR</w:t>
       </w:r>
       <w:r>
         <w:rPr>
@@ -130,8 +171,9 @@
           <w:szCs w:val="22"/>
           <w:u w:val="single"/>
         </w:rPr>
-        <w:t>What role do quality requirements play in ADR?</w:t>
-      </w:r>
+        <w:t xml:space="preserve">What role do quality requirements play in </w:t>
+      </w:r>
+      <w:proofErr w:type="gramStart"/>
       <w:r>
         <w:rPr>
           <w:b/>
@@ -141,8 +183,20 @@
           <w:szCs w:val="22"/>
           <w:u w:val="single"/>
         </w:rPr>
+        <w:t>ADR?</w:t>
+      </w:r>
+      <w:r>
+        <w:rPr>
+          <w:b/>
+          <w:bCs/>
+          <w:color w:val="000000" w:themeColor="text1"/>
+          <w:sz w:val="22"/>
+          <w:szCs w:val="22"/>
+          <w:u w:val="single"/>
+        </w:rPr>
         <w:t>:</w:t>
       </w:r>
+      <w:proofErr w:type="gramEnd"/>
     </w:p>
     <w:p>
       <w:pPr>
@@ -166,17 +220,72 @@
           <w:sz w:val="22"/>
           <w:szCs w:val="22"/>
         </w:rPr>
-        <w:t xml:space="preserve"> also without those quality requirements we cannot weight the decision affect on the design.</w:t>
-      </w:r>
-    </w:p>
-    <w:p>
-      <w:pPr>
-        <w:rPr>
-          <w:color w:val="000000" w:themeColor="text1"/>
-          <w:sz w:val="22"/>
-          <w:szCs w:val="22"/>
-        </w:rPr>
-      </w:pPr>
+        <w:t xml:space="preserve"> </w:t>
+      </w:r>
+      <w:proofErr w:type="gramStart"/>
+      <w:r>
+        <w:rPr>
+          <w:color w:val="000000" w:themeColor="text1"/>
+          <w:sz w:val="22"/>
+          <w:szCs w:val="22"/>
+        </w:rPr>
+        <w:t>also</w:t>
+      </w:r>
+      <w:proofErr w:type="gramEnd"/>
+      <w:r>
+        <w:rPr>
+          <w:color w:val="000000" w:themeColor="text1"/>
+          <w:sz w:val="22"/>
+          <w:szCs w:val="22"/>
+        </w:rPr>
+        <w:t xml:space="preserve"> without those quality requirements we cannot </w:t>
+      </w:r>
+      <w:proofErr w:type="gramStart"/>
+      <w:r>
+        <w:rPr>
+          <w:color w:val="000000" w:themeColor="text1"/>
+          <w:sz w:val="22"/>
+          <w:szCs w:val="22"/>
+        </w:rPr>
+        <w:t>weight</w:t>
+      </w:r>
+      <w:proofErr w:type="gramEnd"/>
+      <w:r>
+        <w:rPr>
+          <w:color w:val="000000" w:themeColor="text1"/>
+          <w:sz w:val="22"/>
+          <w:szCs w:val="22"/>
+        </w:rPr>
+        <w:t xml:space="preserve"> the decision </w:t>
+      </w:r>
+      <w:proofErr w:type="spellStart"/>
+      <w:proofErr w:type="gramStart"/>
+      <w:r>
+        <w:rPr>
+          <w:color w:val="000000" w:themeColor="text1"/>
+          <w:sz w:val="22"/>
+          <w:szCs w:val="22"/>
+        </w:rPr>
+        <w:t>affect</w:t>
+      </w:r>
+      <w:proofErr w:type="spellEnd"/>
+      <w:r>
+        <w:rPr>
+          <w:color w:val="000000" w:themeColor="text1"/>
+          <w:sz w:val="22"/>
+          <w:szCs w:val="22"/>
+        </w:rPr>
+        <w:t xml:space="preserve"> on</w:t>
+      </w:r>
+      <w:proofErr w:type="gramEnd"/>
+      <w:r>
+        <w:rPr>
+          <w:color w:val="000000" w:themeColor="text1"/>
+          <w:sz w:val="22"/>
+          <w:szCs w:val="22"/>
+        </w:rPr>
+        <w:t xml:space="preserve"> the design.</w:t>
+      </w:r>
     </w:p>
     <w:p>
       <w:pPr>
@@ -220,7 +329,25 @@
           <w:sz w:val="22"/>
           <w:szCs w:val="22"/>
         </w:rPr>
-        <w:t>A system has an architecture and this architecture is expressed by Architecture Description.</w:t>
+        <w:t xml:space="preserve">A system has an </w:t>
+      </w:r>
+      <w:proofErr w:type="gramStart"/>
+      <w:r>
+        <w:rPr>
+          <w:color w:val="000000" w:themeColor="text1"/>
+          <w:sz w:val="22"/>
+          <w:szCs w:val="22"/>
+        </w:rPr>
+        <w:t>architecture</w:t>
+      </w:r>
+      <w:proofErr w:type="gramEnd"/>
+      <w:r>
+        <w:rPr>
+          <w:color w:val="000000" w:themeColor="text1"/>
+          <w:sz w:val="22"/>
+          <w:szCs w:val="22"/>
+        </w:rPr>
+        <w:t xml:space="preserve"> and this architecture is expressed by Architecture Description.</w:t>
       </w:r>
     </w:p>
     <w:p>
@@ -241,13 +368,45 @@
         </w:rPr>
         <w:t xml:space="preserve">Architecture meaning: </w:t>
       </w:r>
-      <w:r>
-        <w:rPr>
-          <w:color w:val="000000" w:themeColor="text1"/>
-          <w:sz w:val="22"/>
-          <w:szCs w:val="22"/>
-        </w:rPr>
-        <w:t>its the major technical decision of a system, regarding the stack, the components and how they communicate, the environment and more solid system decisions that we cant easily change later</w:t>
+      <w:proofErr w:type="spellStart"/>
+      <w:proofErr w:type="gramStart"/>
+      <w:r>
+        <w:rPr>
+          <w:color w:val="000000" w:themeColor="text1"/>
+          <w:sz w:val="22"/>
+          <w:szCs w:val="22"/>
+        </w:rPr>
+        <w:t>its</w:t>
+      </w:r>
+      <w:proofErr w:type="spellEnd"/>
+      <w:proofErr w:type="gramEnd"/>
+      <w:r>
+        <w:rPr>
+          <w:color w:val="000000" w:themeColor="text1"/>
+          <w:sz w:val="22"/>
+          <w:szCs w:val="22"/>
+        </w:rPr>
+        <w:t xml:space="preserve"> the major technical decision of a system, regarding the stack, the components and how they communicate, the environment and more solid system decisions that we </w:t>
+      </w:r>
+      <w:proofErr w:type="spellStart"/>
+      <w:proofErr w:type="gramStart"/>
+      <w:r>
+        <w:rPr>
+          <w:color w:val="000000" w:themeColor="text1"/>
+          <w:sz w:val="22"/>
+          <w:szCs w:val="22"/>
+        </w:rPr>
+        <w:t>cant</w:t>
+      </w:r>
+      <w:proofErr w:type="spellEnd"/>
+      <w:proofErr w:type="gramEnd"/>
+      <w:r>
+        <w:rPr>
+          <w:color w:val="000000" w:themeColor="text1"/>
+          <w:sz w:val="22"/>
+          <w:szCs w:val="22"/>
+        </w:rPr>
+        <w:t xml:space="preserve"> easily change later</w:t>
       </w:r>
     </w:p>
     <w:p>
@@ -278,41 +437,53 @@
         </w:rPr>
         <w:t xml:space="preserve"> </w:t>
       </w:r>
-      <w:r>
-        <w:rPr>
-          <w:color w:val="000000" w:themeColor="text1"/>
-          <w:sz w:val="22"/>
-          <w:szCs w:val="22"/>
-        </w:rPr>
-        <w:t>so the architecture is that we will use REST API and we will use spring boot, and other dependencies, the database, how they will be connected how they will communicate how we will package them and so on.</w:t>
-      </w:r>
-    </w:p>
-    <w:p>
-      <w:pPr>
-        <w:rPr>
-          <w:color w:val="000000" w:themeColor="text1"/>
-          <w:sz w:val="22"/>
-          <w:szCs w:val="22"/>
-        </w:rPr>
-      </w:pPr>
-    </w:p>
-    <w:p>
-      <w:pPr>
-        <w:rPr>
-          <w:color w:val="000000" w:themeColor="text1"/>
-          <w:sz w:val="22"/>
-          <w:szCs w:val="22"/>
-        </w:rPr>
-      </w:pPr>
-      <w:r>
-        <w:rPr>
-          <w:b/>
-          <w:bCs/>
-          <w:color w:val="000000" w:themeColor="text1"/>
-          <w:sz w:val="22"/>
-          <w:szCs w:val="22"/>
-        </w:rPr>
-        <w:t xml:space="preserve">Architecture Description: </w:t>
+      <w:proofErr w:type="gramStart"/>
+      <w:r>
+        <w:rPr>
+          <w:color w:val="000000" w:themeColor="text1"/>
+          <w:sz w:val="22"/>
+          <w:szCs w:val="22"/>
+        </w:rPr>
+        <w:t>so</w:t>
+      </w:r>
+      <w:proofErr w:type="gramEnd"/>
+      <w:r>
+        <w:rPr>
+          <w:color w:val="000000" w:themeColor="text1"/>
+          <w:sz w:val="22"/>
+          <w:szCs w:val="22"/>
+        </w:rPr>
+        <w:t xml:space="preserve"> the architecture is that we will use REST API and we will use spring boot, and other dependencies, the database, how they will be connected how they will communicate how we will package them and so on.</w:t>
+      </w:r>
+    </w:p>
+    <w:p>
+      <w:pPr>
+        <w:rPr>
+          <w:color w:val="000000" w:themeColor="text1"/>
+          <w:sz w:val="22"/>
+          <w:szCs w:val="22"/>
+        </w:rPr>
+      </w:pPr>
+      <w:r>
+        <w:rPr>
+          <w:b/>
+          <w:bCs/>
+          <w:color w:val="000000" w:themeColor="text1"/>
+          <w:sz w:val="22"/>
+          <w:szCs w:val="22"/>
+        </w:rPr>
+        <w:t>Architecture Description</w:t>
+      </w:r>
+      <w:proofErr w:type="gramStart"/>
+      <w:r>
+        <w:rPr>
+          <w:b/>
+          <w:bCs/>
+          <w:color w:val="000000" w:themeColor="text1"/>
+          <w:sz w:val="22"/>
+          <w:szCs w:val="22"/>
+        </w:rPr>
+        <w:t xml:space="preserve">: </w:t>
       </w:r>
       <w:r>
         <w:rPr>
@@ -330,7 +501,16 @@
           <w:sz w:val="22"/>
           <w:szCs w:val="22"/>
         </w:rPr>
-        <w:t xml:space="preserve">It's </w:t>
+        <w:t>It's</w:t>
+      </w:r>
+      <w:proofErr w:type="gramEnd"/>
+      <w:r>
+        <w:rPr>
+          <w:color w:val="000000" w:themeColor="text1"/>
+          <w:sz w:val="22"/>
+          <w:szCs w:val="22"/>
+        </w:rPr>
+        <w:t xml:space="preserve"> </w:t>
       </w:r>
       <w:r>
         <w:rPr>
@@ -408,16 +588,4715 @@
           <w:sz w:val="22"/>
           <w:szCs w:val="22"/>
         </w:rPr>
-        <w:t>Architecture Description expresses the architecture, a system has an architecture and</w:t>
-      </w:r>
-      <w:r>
-        <w:rPr>
-          <w:color w:val="000000" w:themeColor="text1"/>
-          <w:sz w:val="22"/>
-          <w:szCs w:val="22"/>
-        </w:rPr>
-        <w:t xml:space="preserve"> the system is interacting with a real world environment that affects it and we cannot control. an aspect is a feature (quality) of a system</w:t>
-      </w:r>
+        <w:t xml:space="preserve">Architecture Description expresses the architecture, a system has an </w:t>
+      </w:r>
+      <w:proofErr w:type="gramStart"/>
+      <w:r>
+        <w:rPr>
+          <w:color w:val="000000" w:themeColor="text1"/>
+          <w:sz w:val="22"/>
+          <w:szCs w:val="22"/>
+        </w:rPr>
+        <w:t>architecture</w:t>
+      </w:r>
+      <w:proofErr w:type="gramEnd"/>
+      <w:r>
+        <w:rPr>
+          <w:color w:val="000000" w:themeColor="text1"/>
+          <w:sz w:val="22"/>
+          <w:szCs w:val="22"/>
+        </w:rPr>
+        <w:t xml:space="preserve"> and</w:t>
+      </w:r>
+      <w:r>
+        <w:rPr>
+          <w:color w:val="000000" w:themeColor="text1"/>
+          <w:sz w:val="22"/>
+          <w:szCs w:val="22"/>
+        </w:rPr>
+        <w:t xml:space="preserve"> the system is interacting with a </w:t>
+      </w:r>
+      <w:proofErr w:type="gramStart"/>
+      <w:r>
+        <w:rPr>
+          <w:color w:val="000000" w:themeColor="text1"/>
+          <w:sz w:val="22"/>
+          <w:szCs w:val="22"/>
+        </w:rPr>
+        <w:t>real world</w:t>
+      </w:r>
+      <w:proofErr w:type="gramEnd"/>
+      <w:r>
+        <w:rPr>
+          <w:color w:val="000000" w:themeColor="text1"/>
+          <w:sz w:val="22"/>
+          <w:szCs w:val="22"/>
+        </w:rPr>
+        <w:t xml:space="preserve"> environment that affects it and we cannot control. an aspect is a feature (quality) of a system</w:t>
+      </w:r>
+    </w:p>
+    <w:p>
+      <w:pPr>
+        <w:rPr>
+          <w:color w:val="000000" w:themeColor="text1"/>
+          <w:sz w:val="22"/>
+          <w:szCs w:val="22"/>
+        </w:rPr>
+      </w:pPr>
+      <w:r>
+        <w:rPr>
+          <w:color w:val="000000" w:themeColor="text1"/>
+          <w:sz w:val="22"/>
+          <w:szCs w:val="22"/>
+        </w:rPr>
+        <w:t xml:space="preserve">Each stakeholder </w:t>
+      </w:r>
+      <w:proofErr w:type="gramStart"/>
+      <w:r>
+        <w:rPr>
+          <w:color w:val="000000" w:themeColor="text1"/>
+          <w:sz w:val="22"/>
+          <w:szCs w:val="22"/>
+        </w:rPr>
+        <w:t>have</w:t>
+      </w:r>
+      <w:proofErr w:type="gramEnd"/>
+      <w:r>
+        <w:rPr>
+          <w:color w:val="000000" w:themeColor="text1"/>
+          <w:sz w:val="22"/>
+          <w:szCs w:val="22"/>
+        </w:rPr>
+        <w:t xml:space="preserve"> a perspective based on their role in the system, so for example the cyber security engineer will have perspectives different from the ones that the user has, each stakeholder perspective </w:t>
+      </w:r>
+      <w:proofErr w:type="gramStart"/>
+      <w:r>
+        <w:rPr>
+          <w:color w:val="000000" w:themeColor="text1"/>
+          <w:sz w:val="22"/>
+          <w:szCs w:val="22"/>
+        </w:rPr>
+        <w:t>result</w:t>
+      </w:r>
+      <w:proofErr w:type="gramEnd"/>
+      <w:r>
+        <w:rPr>
+          <w:color w:val="000000" w:themeColor="text1"/>
+          <w:sz w:val="22"/>
+          <w:szCs w:val="22"/>
+        </w:rPr>
+        <w:t xml:space="preserve"> in one or more concerns, so a stakeholder can have one or more perspectives, and each perspective will result in one or more </w:t>
+      </w:r>
+      <w:proofErr w:type="gramStart"/>
+      <w:r>
+        <w:rPr>
+          <w:color w:val="000000" w:themeColor="text1"/>
+          <w:sz w:val="22"/>
+          <w:szCs w:val="22"/>
+        </w:rPr>
+        <w:t>concern</w:t>
+      </w:r>
+      <w:proofErr w:type="gramEnd"/>
+      <w:r>
+        <w:rPr>
+          <w:color w:val="000000" w:themeColor="text1"/>
+          <w:sz w:val="22"/>
+          <w:szCs w:val="22"/>
+        </w:rPr>
+        <w:t xml:space="preserve">. But each concern will only focus on one quality aspect. </w:t>
+      </w:r>
+    </w:p>
+    <w:p>
+      <w:pPr>
+        <w:rPr>
+          <w:color w:val="000000" w:themeColor="text1"/>
+          <w:sz w:val="22"/>
+          <w:szCs w:val="22"/>
+        </w:rPr>
+      </w:pPr>
+      <w:r>
+        <w:rPr>
+          <w:color w:val="000000" w:themeColor="text1"/>
+          <w:sz w:val="22"/>
+          <w:szCs w:val="22"/>
+        </w:rPr>
+        <w:lastRenderedPageBreak/>
+        <w:t xml:space="preserve">An architecture viewpoint is a blueprint or set of rules that defines how to create an architecture view. An architecture view is the actual representation (such as a diagram, model, or document) that describes specific aspects of the system and addresses </w:t>
+      </w:r>
+      <w:proofErr w:type="gramStart"/>
+      <w:r>
+        <w:rPr>
+          <w:color w:val="000000" w:themeColor="text1"/>
+          <w:sz w:val="22"/>
+          <w:szCs w:val="22"/>
+        </w:rPr>
+        <w:t>particular stakeholder</w:t>
+      </w:r>
+      <w:proofErr w:type="gramEnd"/>
+      <w:r>
+        <w:rPr>
+          <w:color w:val="000000" w:themeColor="text1"/>
+          <w:sz w:val="22"/>
+          <w:szCs w:val="22"/>
+        </w:rPr>
+        <w:t xml:space="preserve"> concerns.</w:t>
+      </w:r>
+    </w:p>
+    <w:p>
+      <w:pPr>
+        <w:rPr>
+          <w:color w:val="000000" w:themeColor="text1"/>
+          <w:sz w:val="22"/>
+          <w:szCs w:val="22"/>
+        </w:rPr>
+      </w:pPr>
+      <w:r>
+        <w:rPr>
+          <w:color w:val="000000" w:themeColor="text1"/>
+          <w:sz w:val="22"/>
+          <w:szCs w:val="22"/>
+        </w:rPr>
+        <w:t>an architecture view point is blue print that defines how we will look at a concern what we will evaluate without implementing a diagram it also frames (defines) how we will look at that concern by defining what we need to examine or document</w:t>
+      </w:r>
+      <w:r>
+        <w:rPr>
+          <w:color w:val="000000" w:themeColor="text1"/>
+          <w:sz w:val="22"/>
+          <w:szCs w:val="22"/>
+        </w:rPr>
+        <w:t>, so when we say it frames a concern it means it defines what scope and how deep we will dive into that concern in terms  of architecture.</w:t>
+      </w:r>
+    </w:p>
+    <w:p>
+      <w:pPr>
+        <w:rPr>
+          <w:color w:val="000000" w:themeColor="text1"/>
+          <w:sz w:val="22"/>
+          <w:szCs w:val="22"/>
+        </w:rPr>
+      </w:pPr>
+      <w:r>
+        <w:rPr>
+          <w:color w:val="000000" w:themeColor="text1"/>
+          <w:sz w:val="22"/>
+          <w:szCs w:val="22"/>
+        </w:rPr>
+        <w:t xml:space="preserve">When we say the architecture viewpoint governs the architecture view. It simply </w:t>
+      </w:r>
+      <w:proofErr w:type="gramStart"/>
+      <w:r>
+        <w:rPr>
+          <w:color w:val="000000" w:themeColor="text1"/>
+          <w:sz w:val="22"/>
+          <w:szCs w:val="22"/>
+        </w:rPr>
+        <w:t>means,</w:t>
+      </w:r>
+      <w:proofErr w:type="gramEnd"/>
+      <w:r>
+        <w:rPr>
+          <w:color w:val="000000" w:themeColor="text1"/>
+          <w:sz w:val="22"/>
+          <w:szCs w:val="22"/>
+        </w:rPr>
+        <w:t xml:space="preserve"> that the architecture view follows the rules in the architecture viewpoint.</w:t>
+      </w:r>
+    </w:p>
+    <w:p>
+      <w:pPr>
+        <w:rPr>
+          <w:color w:val="000000" w:themeColor="text1"/>
+          <w:sz w:val="22"/>
+          <w:szCs w:val="22"/>
+        </w:rPr>
+      </w:pPr>
+      <w:r>
+        <w:rPr>
+          <w:color w:val="000000" w:themeColor="text1"/>
+          <w:sz w:val="22"/>
+          <w:szCs w:val="22"/>
+        </w:rPr>
+        <w:t>The architecture view is one part of the architecture description.</w:t>
+      </w:r>
+    </w:p>
+    <w:p>
+      <w:pPr>
+        <w:rPr>
+          <w:color w:val="000000" w:themeColor="text1"/>
+          <w:sz w:val="22"/>
+          <w:szCs w:val="22"/>
+        </w:rPr>
+      </w:pPr>
+    </w:p>
+    <w:p>
+      <w:pPr>
+        <w:rPr>
+          <w:b/>
+          <w:bCs/>
+          <w:color w:val="000000" w:themeColor="text1"/>
+          <w:sz w:val="28"/>
+          <w:szCs w:val="28"/>
+          <w:u w:val="single"/>
+        </w:rPr>
+      </w:pPr>
+      <w:r>
+        <w:rPr>
+          <w:b/>
+          <w:bCs/>
+          <w:color w:val="000000" w:themeColor="text1"/>
+          <w:sz w:val="28"/>
+          <w:szCs w:val="28"/>
+          <w:u w:val="single"/>
+        </w:rPr>
+        <w:t>Diagram page 9</w:t>
+      </w:r>
+      <w:r>
+        <w:rPr>
+          <w:b/>
+          <w:bCs/>
+          <w:color w:val="000000" w:themeColor="text1"/>
+          <w:sz w:val="28"/>
+          <w:szCs w:val="28"/>
+          <w:u w:val="single"/>
+        </w:rPr>
+        <w:t>:</w:t>
+      </w:r>
+    </w:p>
+    <w:p>
+      <w:pPr>
+        <w:rPr>
+          <w:color w:val="000000" w:themeColor="text1"/>
+          <w:sz w:val="22"/>
+          <w:szCs w:val="22"/>
+        </w:rPr>
+      </w:pPr>
+      <w:proofErr w:type="gramStart"/>
+      <w:r>
+        <w:rPr>
+          <w:color w:val="000000" w:themeColor="text1"/>
+          <w:sz w:val="22"/>
+          <w:szCs w:val="22"/>
+        </w:rPr>
+        <w:t>architecture</w:t>
+      </w:r>
+      <w:proofErr w:type="gramEnd"/>
+      <w:r>
+        <w:rPr>
+          <w:color w:val="000000" w:themeColor="text1"/>
+          <w:sz w:val="22"/>
+          <w:szCs w:val="22"/>
+        </w:rPr>
+        <w:t xml:space="preserve"> description language, is a way to describe (create and understand) an architecture</w:t>
+      </w:r>
+      <w:r>
+        <w:rPr>
+          <w:color w:val="000000" w:themeColor="text1"/>
+          <w:sz w:val="22"/>
+          <w:szCs w:val="22"/>
+        </w:rPr>
+        <w:t>,</w:t>
+      </w:r>
+    </w:p>
+    <w:p>
+      <w:pPr>
+        <w:rPr>
+          <w:color w:val="000000" w:themeColor="text1"/>
+          <w:sz w:val="22"/>
+          <w:szCs w:val="22"/>
+        </w:rPr>
+      </w:pPr>
+      <w:r>
+        <w:rPr>
+          <w:color w:val="000000" w:themeColor="text1"/>
+          <w:sz w:val="22"/>
+          <w:szCs w:val="22"/>
+        </w:rPr>
+        <w:t>A language (graphical, textual, or both) for describing a software system in terms of its architectural elements and the relationships among them.”</w:t>
+      </w:r>
+    </w:p>
+    <w:p>
+      <w:pPr>
+        <w:rPr>
+          <w:color w:val="000000" w:themeColor="text1"/>
+          <w:sz w:val="22"/>
+          <w:szCs w:val="22"/>
+        </w:rPr>
+      </w:pPr>
+      <w:r>
+        <w:rPr>
+          <w:color w:val="000000" w:themeColor="text1"/>
+          <w:sz w:val="22"/>
+          <w:szCs w:val="22"/>
+        </w:rPr>
+        <w:t>An architecture description element is a basic building block used in architecture models to represent a system part such as a component, service, or database</w:t>
+      </w:r>
+      <w:r>
+        <w:rPr>
+          <w:color w:val="000000" w:themeColor="text1"/>
+          <w:sz w:val="22"/>
+          <w:szCs w:val="22"/>
+        </w:rPr>
+        <w:t xml:space="preserve">, </w:t>
+      </w:r>
+      <w:r>
+        <w:rPr>
+          <w:color w:val="000000" w:themeColor="text1"/>
+          <w:sz w:val="22"/>
+          <w:szCs w:val="22"/>
+        </w:rPr>
+        <w:t>User (Actor element)</w:t>
+      </w:r>
+      <w:r>
+        <w:rPr>
+          <w:color w:val="000000" w:themeColor="text1"/>
+          <w:sz w:val="22"/>
+          <w:szCs w:val="22"/>
+        </w:rPr>
+        <w:t xml:space="preserve">, </w:t>
+      </w:r>
+      <w:r>
+        <w:rPr>
+          <w:color w:val="000000" w:themeColor="text1"/>
+          <w:sz w:val="22"/>
+          <w:szCs w:val="22"/>
+        </w:rPr>
+        <w:t>Login Service (Component element)</w:t>
+      </w:r>
+      <w:r>
+        <w:rPr>
+          <w:color w:val="000000" w:themeColor="text1"/>
+          <w:sz w:val="22"/>
+          <w:szCs w:val="22"/>
+        </w:rPr>
+        <w:t xml:space="preserve">, </w:t>
+      </w:r>
+      <w:r>
+        <w:rPr>
+          <w:color w:val="000000" w:themeColor="text1"/>
+          <w:sz w:val="22"/>
+          <w:szCs w:val="22"/>
+        </w:rPr>
+        <w:t>Order Service (Component element</w:t>
+      </w:r>
+      <w:proofErr w:type="gramStart"/>
+      <w:r>
+        <w:rPr>
+          <w:color w:val="000000" w:themeColor="text1"/>
+          <w:sz w:val="22"/>
+          <w:szCs w:val="22"/>
+        </w:rPr>
+        <w:t>)</w:t>
+      </w:r>
+      <w:r>
+        <w:rPr>
+          <w:color w:val="000000" w:themeColor="text1"/>
+          <w:sz w:val="22"/>
+          <w:szCs w:val="22"/>
+        </w:rPr>
+        <w:t>,</w:t>
+      </w:r>
+      <w:r>
+        <w:rPr>
+          <w:color w:val="000000" w:themeColor="text1"/>
+          <w:sz w:val="22"/>
+          <w:szCs w:val="22"/>
+        </w:rPr>
+        <w:t>Database</w:t>
+      </w:r>
+      <w:proofErr w:type="gramEnd"/>
+      <w:r>
+        <w:rPr>
+          <w:color w:val="000000" w:themeColor="text1"/>
+          <w:sz w:val="22"/>
+          <w:szCs w:val="22"/>
+        </w:rPr>
+        <w:t xml:space="preserve"> (Data store element)</w:t>
+      </w:r>
+    </w:p>
+    <w:p>
+      <w:pPr>
+        <w:rPr>
+          <w:color w:val="000000" w:themeColor="text1"/>
+          <w:sz w:val="22"/>
+          <w:szCs w:val="22"/>
+        </w:rPr>
+      </w:pPr>
+      <w:r>
+        <w:rPr>
+          <w:color w:val="000000" w:themeColor="text1"/>
+          <w:sz w:val="22"/>
+          <w:szCs w:val="22"/>
+        </w:rPr>
+        <w:t>An Architecture Description Language (ADL) gives precise rules that explain how the ideas in a viewpoint are written and represented.</w:t>
+      </w:r>
+    </w:p>
+    <w:p>
+      <w:pPr>
+        <w:rPr>
+          <w:color w:val="000000" w:themeColor="text1"/>
+          <w:sz w:val="22"/>
+          <w:szCs w:val="22"/>
+        </w:rPr>
+      </w:pPr>
+      <w:proofErr w:type="gramStart"/>
+      <w:r>
+        <w:rPr>
+          <w:color w:val="000000" w:themeColor="text1"/>
+          <w:sz w:val="22"/>
+          <w:szCs w:val="22"/>
+        </w:rPr>
+        <w:t>the</w:t>
+      </w:r>
+      <w:proofErr w:type="gramEnd"/>
+      <w:r>
+        <w:rPr>
+          <w:color w:val="000000" w:themeColor="text1"/>
+          <w:sz w:val="22"/>
+          <w:szCs w:val="22"/>
+        </w:rPr>
+        <w:t xml:space="preserve"> architecture viewpoint which is the </w:t>
+      </w:r>
+      <w:proofErr w:type="gramStart"/>
+      <w:r>
+        <w:rPr>
+          <w:color w:val="000000" w:themeColor="text1"/>
+          <w:sz w:val="22"/>
+          <w:szCs w:val="22"/>
+        </w:rPr>
+        <w:t>blue print</w:t>
+      </w:r>
+      <w:proofErr w:type="gramEnd"/>
+      <w:r>
+        <w:rPr>
+          <w:color w:val="000000" w:themeColor="text1"/>
+          <w:sz w:val="22"/>
+          <w:szCs w:val="22"/>
+        </w:rPr>
+        <w:t xml:space="preserve"> </w:t>
+      </w:r>
+      <w:r>
+        <w:rPr>
+          <w:color w:val="000000" w:themeColor="text1"/>
+          <w:sz w:val="22"/>
+          <w:szCs w:val="22"/>
+        </w:rPr>
+        <w:t>of</w:t>
+      </w:r>
+      <w:r>
+        <w:rPr>
+          <w:color w:val="000000" w:themeColor="text1"/>
+          <w:sz w:val="22"/>
+          <w:szCs w:val="22"/>
+        </w:rPr>
+        <w:t xml:space="preserve"> the rules we must follow to create an architecture view specifies which model we will create, a security model, a performance model for example and so on</w:t>
+      </w:r>
+    </w:p>
+    <w:p>
+      <w:pPr>
+        <w:rPr>
+          <w:color w:val="000000" w:themeColor="text1"/>
+          <w:sz w:val="22"/>
+          <w:szCs w:val="22"/>
+        </w:rPr>
+      </w:pPr>
+      <w:r>
+        <w:rPr>
+          <w:b/>
+          <w:bCs/>
+          <w:color w:val="000000" w:themeColor="text1"/>
+          <w:sz w:val="22"/>
+          <w:szCs w:val="22"/>
+        </w:rPr>
+        <w:t>architecture model:</w:t>
+      </w:r>
+      <w:r>
+        <w:rPr>
+          <w:color w:val="000000" w:themeColor="text1"/>
+          <w:sz w:val="22"/>
+          <w:szCs w:val="22"/>
+        </w:rPr>
+        <w:t xml:space="preserve"> </w:t>
+      </w:r>
+      <w:r>
+        <w:rPr>
+          <w:color w:val="000000" w:themeColor="text1"/>
+          <w:sz w:val="22"/>
+          <w:szCs w:val="22"/>
+        </w:rPr>
+        <w:t>It is a diagram or structured description of the system built using architecture elements.</w:t>
+      </w:r>
+    </w:p>
+    <w:p>
+      <w:pPr>
+        <w:rPr>
+          <w:color w:val="000000" w:themeColor="text1"/>
+          <w:sz w:val="22"/>
+          <w:szCs w:val="22"/>
+        </w:rPr>
+      </w:pPr>
+      <w:r>
+        <w:rPr>
+          <w:color w:val="000000" w:themeColor="text1"/>
+          <w:sz w:val="22"/>
+          <w:szCs w:val="22"/>
+        </w:rPr>
+        <w:t xml:space="preserve">The </w:t>
+      </w:r>
+      <w:proofErr w:type="gramStart"/>
+      <w:r>
+        <w:rPr>
+          <w:color w:val="000000" w:themeColor="text1"/>
+          <w:sz w:val="22"/>
+          <w:szCs w:val="22"/>
+        </w:rPr>
+        <w:t>model kind</w:t>
+      </w:r>
+      <w:proofErr w:type="gramEnd"/>
+      <w:r>
+        <w:rPr>
+          <w:color w:val="000000" w:themeColor="text1"/>
+          <w:sz w:val="22"/>
+          <w:szCs w:val="22"/>
+        </w:rPr>
+        <w:t xml:space="preserve"> governs (specify) what kind of architecture model we will have so for example for security model we might have authentication components but for deployment we will have servers and no auth components, each system can have multiple different architecture model based on the perspective.</w:t>
+      </w:r>
+    </w:p>
+    <w:p>
+      <w:pPr>
+        <w:rPr>
+          <w:color w:val="000000" w:themeColor="text1"/>
+          <w:sz w:val="22"/>
+          <w:szCs w:val="22"/>
+        </w:rPr>
+      </w:pPr>
+      <w:r>
+        <w:rPr>
+          <w:color w:val="000000" w:themeColor="text1"/>
+          <w:sz w:val="22"/>
+          <w:szCs w:val="22"/>
+        </w:rPr>
+        <w:t>An architecture view is composed of architecture models because it is formed by organizing and presenting one or more models to address a stakeholder concern</w:t>
+      </w:r>
+    </w:p>
+    <w:p>
+      <w:pPr>
+        <w:rPr>
+          <w:color w:val="000000" w:themeColor="text1"/>
+          <w:sz w:val="22"/>
+          <w:szCs w:val="22"/>
+        </w:rPr>
+      </w:pPr>
+    </w:p>
+    <w:p>
+      <w:pPr>
+        <w:rPr>
+          <w:color w:val="000000" w:themeColor="text1"/>
+          <w:sz w:val="22"/>
+          <w:szCs w:val="22"/>
+        </w:rPr>
+      </w:pPr>
+    </w:p>
+    <w:p>
+      <w:pPr>
+        <w:rPr>
+          <w:b/>
+          <w:bCs/>
+          <w:color w:val="000000" w:themeColor="text1"/>
+          <w:u w:val="single"/>
+        </w:rPr>
+      </w:pPr>
+      <w:r>
+        <w:rPr>
+          <w:b/>
+          <w:bCs/>
+          <w:color w:val="000000" w:themeColor="text1"/>
+          <w:u w:val="single"/>
+        </w:rPr>
+        <w:t>Viewpoints and Views Examples – Building Analogy</w:t>
+      </w:r>
+      <w:r>
+        <w:rPr>
+          <w:b/>
+          <w:bCs/>
+          <w:color w:val="000000" w:themeColor="text1"/>
+          <w:u w:val="single"/>
+        </w:rPr>
+        <w:t>:</w:t>
+      </w:r>
+    </w:p>
+    <w:p>
+      <w:pPr>
+        <w:rPr>
+          <w:color w:val="000000" w:themeColor="text1"/>
+          <w:sz w:val="22"/>
+          <w:szCs w:val="22"/>
+        </w:rPr>
+      </w:pPr>
+      <w:r>
+        <w:rPr>
+          <w:color w:val="000000" w:themeColor="text1"/>
+          <w:sz w:val="22"/>
+          <w:szCs w:val="22"/>
+        </w:rPr>
+        <w:t>Viewpoints: Interior layout</w:t>
+      </w:r>
+      <w:r>
+        <w:rPr>
+          <w:color w:val="000000" w:themeColor="text1"/>
+          <w:sz w:val="22"/>
+          <w:szCs w:val="22"/>
+        </w:rPr>
+        <w:t>,</w:t>
+      </w:r>
+      <w:r>
+        <w:rPr>
+          <w:color w:val="000000" w:themeColor="text1"/>
+          <w:sz w:val="22"/>
+          <w:szCs w:val="22"/>
+        </w:rPr>
+        <w:t xml:space="preserve"> Accessibility</w:t>
+      </w:r>
+      <w:r>
+        <w:rPr>
+          <w:color w:val="000000" w:themeColor="text1"/>
+          <w:sz w:val="22"/>
+          <w:szCs w:val="22"/>
+        </w:rPr>
+        <w:t>,</w:t>
+      </w:r>
+      <w:r>
+        <w:rPr>
+          <w:color w:val="000000" w:themeColor="text1"/>
+          <w:sz w:val="22"/>
+          <w:szCs w:val="22"/>
+        </w:rPr>
+        <w:t xml:space="preserve"> Safety</w:t>
+      </w:r>
+      <w:r>
+        <w:rPr>
+          <w:color w:val="000000" w:themeColor="text1"/>
+          <w:sz w:val="22"/>
+          <w:szCs w:val="22"/>
+        </w:rPr>
+        <w:t>,</w:t>
+      </w:r>
+      <w:r>
+        <w:rPr>
+          <w:color w:val="000000" w:themeColor="text1"/>
+          <w:sz w:val="22"/>
+          <w:szCs w:val="22"/>
+        </w:rPr>
+        <w:t xml:space="preserve"> Cultural heritage</w:t>
+      </w:r>
+      <w:r>
+        <w:rPr>
+          <w:color w:val="000000" w:themeColor="text1"/>
+          <w:sz w:val="22"/>
+          <w:szCs w:val="22"/>
+        </w:rPr>
+        <w:t>,</w:t>
+      </w:r>
+      <w:r>
+        <w:rPr>
+          <w:color w:val="000000" w:themeColor="text1"/>
+          <w:sz w:val="22"/>
+          <w:szCs w:val="22"/>
+        </w:rPr>
+        <w:t xml:space="preserve"> Circulation</w:t>
+      </w:r>
+      <w:r>
+        <w:rPr>
+          <w:color w:val="000000" w:themeColor="text1"/>
+          <w:sz w:val="22"/>
+          <w:szCs w:val="22"/>
+        </w:rPr>
+        <w:t>.</w:t>
+      </w:r>
+    </w:p>
+    <w:p>
+      <w:pPr>
+        <w:rPr>
+          <w:color w:val="000000" w:themeColor="text1"/>
+          <w:sz w:val="22"/>
+          <w:szCs w:val="22"/>
+        </w:rPr>
+      </w:pPr>
+      <w:r>
+        <w:rPr>
+          <w:color w:val="000000" w:themeColor="text1"/>
+          <w:sz w:val="22"/>
+          <w:szCs w:val="22"/>
+        </w:rPr>
+        <w:t xml:space="preserve">A general rule of thumb if </w:t>
+      </w:r>
+      <w:proofErr w:type="gramStart"/>
+      <w:r>
+        <w:rPr>
+          <w:color w:val="000000" w:themeColor="text1"/>
+          <w:sz w:val="22"/>
+          <w:szCs w:val="22"/>
+        </w:rPr>
+        <w:t>its</w:t>
+      </w:r>
+      <w:proofErr w:type="gramEnd"/>
+      <w:r>
+        <w:rPr>
+          <w:color w:val="000000" w:themeColor="text1"/>
+          <w:sz w:val="22"/>
+          <w:szCs w:val="22"/>
+        </w:rPr>
+        <w:t xml:space="preserve"> something in general like; security, usability, performance it’s a viewpoint</w:t>
+      </w:r>
+    </w:p>
+    <w:p>
+      <w:pPr>
+        <w:rPr>
+          <w:color w:val="000000" w:themeColor="text1"/>
+          <w:sz w:val="22"/>
+          <w:szCs w:val="22"/>
+        </w:rPr>
+      </w:pPr>
+      <w:r>
+        <w:rPr>
+          <w:color w:val="000000" w:themeColor="text1"/>
+          <w:sz w:val="22"/>
+          <w:szCs w:val="22"/>
+        </w:rPr>
+        <w:t xml:space="preserve">A view is the implementation as a diagram for example of a certain viewpoint, as an example if the viewpoint is a module security the view for it will be the authentication </w:t>
+      </w:r>
+      <w:r>
+        <w:rPr>
+          <w:color w:val="000000" w:themeColor="text1"/>
+          <w:sz w:val="22"/>
+          <w:szCs w:val="22"/>
+        </w:rPr>
+        <w:t>diagram showing how users are authenticated and authorized</w:t>
+      </w:r>
+      <w:r>
+        <w:rPr>
+          <w:color w:val="000000" w:themeColor="text1"/>
+          <w:sz w:val="22"/>
+          <w:szCs w:val="22"/>
+        </w:rPr>
+        <w:t>.</w:t>
+      </w:r>
+    </w:p>
+    <w:p>
+      <w:pPr>
+        <w:rPr>
+          <w:b/>
+          <w:bCs/>
+          <w:color w:val="000000" w:themeColor="text1"/>
+          <w:u w:val="single"/>
+        </w:rPr>
+      </w:pPr>
+      <w:r>
+        <w:rPr>
+          <w:b/>
+          <w:bCs/>
+          <w:color w:val="000000" w:themeColor="text1"/>
+        </w:rPr>
+        <w:t xml:space="preserve">Page 12 explanation: </w:t>
+      </w:r>
+      <w:r>
+        <w:rPr>
+          <w:color w:val="000000" w:themeColor="text1"/>
+          <w:sz w:val="22"/>
+          <w:szCs w:val="22"/>
+        </w:rPr>
+        <w:t xml:space="preserve">both diagrams </w:t>
+      </w:r>
+      <w:proofErr w:type="gramStart"/>
+      <w:r>
+        <w:rPr>
+          <w:color w:val="000000" w:themeColor="text1"/>
+          <w:sz w:val="22"/>
+          <w:szCs w:val="22"/>
+        </w:rPr>
+        <w:t>represents</w:t>
+      </w:r>
+      <w:proofErr w:type="gramEnd"/>
+      <w:r>
+        <w:rPr>
+          <w:color w:val="000000" w:themeColor="text1"/>
+          <w:sz w:val="22"/>
+          <w:szCs w:val="22"/>
+        </w:rPr>
+        <w:t xml:space="preserve"> 2 different views or diagram implementations of the </w:t>
+      </w:r>
+      <w:proofErr w:type="gramStart"/>
+      <w:r>
+        <w:rPr>
+          <w:color w:val="000000" w:themeColor="text1"/>
+          <w:sz w:val="22"/>
+          <w:szCs w:val="22"/>
+        </w:rPr>
+        <w:t>same  viewpoint</w:t>
+      </w:r>
+      <w:proofErr w:type="gramEnd"/>
+      <w:r>
+        <w:rPr>
+          <w:color w:val="000000" w:themeColor="text1"/>
+          <w:sz w:val="22"/>
+          <w:szCs w:val="22"/>
+        </w:rPr>
+        <w:t xml:space="preserve"> (deployment) for 2 totally different systems</w:t>
+      </w:r>
+    </w:p>
+    <w:p>
+      <w:pPr>
+        <w:rPr>
+          <w:b/>
+          <w:bCs/>
+          <w:color w:val="000000" w:themeColor="text1"/>
+          <w:u w:val="single"/>
+        </w:rPr>
+      </w:pPr>
+    </w:p>
+    <w:p>
+      <w:pPr>
+        <w:rPr>
+          <w:b/>
+          <w:bCs/>
+          <w:color w:val="000000" w:themeColor="text1"/>
+          <w:u w:val="single"/>
+        </w:rPr>
+      </w:pPr>
+      <w:r>
+        <w:rPr>
+          <w:b/>
+          <w:bCs/>
+          <w:color w:val="000000" w:themeColor="text1"/>
+          <w:u w:val="single"/>
+        </w:rPr>
+        <w:t>Architecture Description (Len Bass et al.) Viewtype ≈ IEEE Viewpoint</w:t>
+      </w:r>
+      <w:r>
+        <w:rPr>
+          <w:b/>
+          <w:bCs/>
+          <w:color w:val="000000" w:themeColor="text1"/>
+          <w:u w:val="single"/>
+        </w:rPr>
+        <w:t>:</w:t>
+      </w:r>
+    </w:p>
+    <w:p>
+      <w:pPr>
+        <w:rPr>
+          <w:color w:val="000000" w:themeColor="text1"/>
+          <w:sz w:val="22"/>
+          <w:szCs w:val="22"/>
+        </w:rPr>
+      </w:pPr>
+    </w:p>
+    <w:p>
+      <w:pPr>
+        <w:rPr>
+          <w:color w:val="000000" w:themeColor="text1"/>
+          <w:sz w:val="22"/>
+          <w:szCs w:val="22"/>
+        </w:rPr>
+      </w:pPr>
+      <w:r>
+        <w:rPr>
+          <w:color w:val="000000" w:themeColor="text1"/>
+          <w:sz w:val="22"/>
+          <w:szCs w:val="22"/>
+        </w:rPr>
+        <w:t>To understand a software system properly, one architecture view is not enough.</w:t>
+      </w:r>
+      <w:r>
+        <w:rPr>
+          <w:color w:val="000000" w:themeColor="text1"/>
+          <w:sz w:val="22"/>
+          <w:szCs w:val="22"/>
+        </w:rPr>
+        <w:t xml:space="preserve">  </w:t>
+      </w:r>
+    </w:p>
+    <w:p>
+      <w:pPr>
+        <w:rPr>
+          <w:color w:val="000000" w:themeColor="text1"/>
+          <w:sz w:val="22"/>
+          <w:szCs w:val="22"/>
+        </w:rPr>
+      </w:pPr>
+      <w:r>
+        <w:rPr>
+          <w:b/>
+          <w:bCs/>
+          <w:color w:val="000000" w:themeColor="text1"/>
+          <w:sz w:val="22"/>
+          <w:szCs w:val="22"/>
+        </w:rPr>
+        <w:t>Module Viewtype:</w:t>
+      </w:r>
+      <w:r>
+        <w:rPr>
+          <w:b/>
+          <w:bCs/>
+          <w:color w:val="000000" w:themeColor="text1"/>
+          <w:sz w:val="22"/>
+          <w:szCs w:val="22"/>
+        </w:rPr>
+        <w:t xml:space="preserve"> </w:t>
+      </w:r>
+      <w:r>
+        <w:rPr>
+          <w:color w:val="000000" w:themeColor="text1"/>
+          <w:sz w:val="22"/>
+          <w:szCs w:val="22"/>
+        </w:rPr>
+        <w:t>the structure of what modules we have and what packages we have</w:t>
+      </w:r>
+      <w:r>
+        <w:rPr>
+          <w:color w:val="000000" w:themeColor="text1"/>
+          <w:sz w:val="22"/>
+          <w:szCs w:val="22"/>
+        </w:rPr>
+        <w:t>.</w:t>
+      </w:r>
+    </w:p>
+    <w:p>
+      <w:pPr>
+        <w:rPr>
+          <w:color w:val="000000" w:themeColor="text1"/>
+          <w:sz w:val="22"/>
+          <w:szCs w:val="22"/>
+        </w:rPr>
+      </w:pPr>
+      <w:r>
+        <w:rPr>
+          <w:color w:val="000000" w:themeColor="text1"/>
+          <w:sz w:val="22"/>
+          <w:szCs w:val="22"/>
+        </w:rPr>
+        <w:t>In a Module Viewtype, a module can represent an implementation unit such as a package, subsystem, library, component, or sometimes even a class (depending on the level of detail).</w:t>
+      </w:r>
+    </w:p>
+    <w:p>
+      <w:pPr>
+        <w:rPr>
+          <w:color w:val="000000" w:themeColor="text1"/>
+          <w:sz w:val="22"/>
+          <w:szCs w:val="22"/>
+        </w:rPr>
+      </w:pPr>
+      <w:r>
+        <w:rPr>
+          <w:color w:val="000000" w:themeColor="text1"/>
+          <w:sz w:val="22"/>
+          <w:szCs w:val="22"/>
+        </w:rPr>
+        <w:t xml:space="preserve">We then are trying to answer, what are the functions of this module, what other modules does It use. And what other modules </w:t>
+      </w:r>
+      <w:proofErr w:type="gramStart"/>
+      <w:r>
+        <w:rPr>
+          <w:color w:val="000000" w:themeColor="text1"/>
+          <w:sz w:val="22"/>
+          <w:szCs w:val="22"/>
+        </w:rPr>
+        <w:t>does</w:t>
+      </w:r>
+      <w:proofErr w:type="gramEnd"/>
+      <w:r>
+        <w:rPr>
+          <w:color w:val="000000" w:themeColor="text1"/>
+          <w:sz w:val="22"/>
+          <w:szCs w:val="22"/>
+        </w:rPr>
+        <w:t xml:space="preserve"> </w:t>
+      </w:r>
+      <w:proofErr w:type="gramStart"/>
+      <w:r>
+        <w:rPr>
+          <w:color w:val="000000" w:themeColor="text1"/>
+          <w:sz w:val="22"/>
+          <w:szCs w:val="22"/>
+        </w:rPr>
+        <w:t>it</w:t>
+      </w:r>
+      <w:proofErr w:type="gramEnd"/>
+      <w:r>
+        <w:rPr>
+          <w:color w:val="000000" w:themeColor="text1"/>
+          <w:sz w:val="22"/>
+          <w:szCs w:val="22"/>
+        </w:rPr>
+        <w:t xml:space="preserve"> depend on?</w:t>
+      </w:r>
+    </w:p>
+    <w:p>
+      <w:pPr>
+        <w:rPr>
+          <w:color w:val="000000" w:themeColor="text1"/>
+          <w:sz w:val="22"/>
+          <w:szCs w:val="22"/>
+        </w:rPr>
+      </w:pPr>
+    </w:p>
+    <w:p>
+      <w:pPr>
+        <w:rPr>
+          <w:color w:val="000000" w:themeColor="text1"/>
+          <w:sz w:val="22"/>
+          <w:szCs w:val="22"/>
+        </w:rPr>
+      </w:pPr>
+      <w:r>
+        <w:rPr>
+          <w:b/>
+          <w:bCs/>
+          <w:color w:val="000000" w:themeColor="text1"/>
+          <w:sz w:val="22"/>
+          <w:szCs w:val="22"/>
+        </w:rPr>
+        <w:t>Component-and-Connector Viewtype:</w:t>
+      </w:r>
+      <w:r>
+        <w:rPr>
+          <w:b/>
+          <w:bCs/>
+          <w:color w:val="000000" w:themeColor="text1"/>
+          <w:sz w:val="22"/>
+          <w:szCs w:val="22"/>
+        </w:rPr>
+        <w:t xml:space="preserve"> </w:t>
+      </w:r>
+      <w:r>
+        <w:rPr>
+          <w:color w:val="000000" w:themeColor="text1"/>
+          <w:sz w:val="22"/>
+          <w:szCs w:val="22"/>
+        </w:rPr>
+        <w:t xml:space="preserve">this </w:t>
+      </w:r>
+      <w:proofErr w:type="gramStart"/>
+      <w:r>
+        <w:rPr>
+          <w:color w:val="000000" w:themeColor="text1"/>
+          <w:sz w:val="22"/>
+          <w:szCs w:val="22"/>
+        </w:rPr>
+        <w:t>mean</w:t>
+      </w:r>
+      <w:proofErr w:type="gramEnd"/>
+      <w:r>
+        <w:rPr>
+          <w:color w:val="000000" w:themeColor="text1"/>
+          <w:sz w:val="22"/>
+          <w:szCs w:val="22"/>
+        </w:rPr>
+        <w:t xml:space="preserve"> </w:t>
+      </w:r>
+      <w:proofErr w:type="gramStart"/>
+      <w:r>
+        <w:rPr>
+          <w:color w:val="000000" w:themeColor="text1"/>
+          <w:sz w:val="22"/>
+          <w:szCs w:val="22"/>
+        </w:rPr>
+        <w:t>describe</w:t>
+      </w:r>
+      <w:proofErr w:type="gramEnd"/>
+      <w:r>
+        <w:rPr>
+          <w:color w:val="000000" w:themeColor="text1"/>
+          <w:sz w:val="22"/>
+          <w:szCs w:val="22"/>
+        </w:rPr>
+        <w:t xml:space="preserve"> </w:t>
+      </w:r>
+      <w:proofErr w:type="gramStart"/>
+      <w:r>
+        <w:rPr>
+          <w:color w:val="000000" w:themeColor="text1"/>
+          <w:sz w:val="22"/>
+          <w:szCs w:val="22"/>
+        </w:rPr>
+        <w:t>the communi</w:t>
+      </w:r>
+      <w:r>
+        <w:rPr>
+          <w:color w:val="000000" w:themeColor="text1"/>
+          <w:sz w:val="22"/>
+          <w:szCs w:val="22"/>
+        </w:rPr>
+        <w:t>c</w:t>
+      </w:r>
+      <w:r>
+        <w:rPr>
+          <w:color w:val="000000" w:themeColor="text1"/>
+          <w:sz w:val="22"/>
+          <w:szCs w:val="22"/>
+        </w:rPr>
+        <w:t>ation</w:t>
+      </w:r>
+      <w:proofErr w:type="gramEnd"/>
+      <w:r>
+        <w:rPr>
+          <w:color w:val="000000" w:themeColor="text1"/>
+          <w:sz w:val="22"/>
+          <w:szCs w:val="22"/>
+        </w:rPr>
+        <w:t xml:space="preserve"> between modules</w:t>
+      </w:r>
+      <w:r>
+        <w:rPr>
+          <w:color w:val="000000" w:themeColor="text1"/>
+          <w:sz w:val="22"/>
+          <w:szCs w:val="22"/>
+        </w:rPr>
+        <w:t>.</w:t>
+      </w:r>
+    </w:p>
+    <w:p>
+      <w:pPr>
+        <w:rPr>
+          <w:color w:val="000000" w:themeColor="text1"/>
+          <w:sz w:val="22"/>
+          <w:szCs w:val="22"/>
+        </w:rPr>
+      </w:pPr>
+      <w:r>
+        <w:rPr>
+          <w:color w:val="000000" w:themeColor="text1"/>
+          <w:sz w:val="22"/>
+          <w:szCs w:val="22"/>
+        </w:rPr>
+        <w:t xml:space="preserve">Can the system change its runtime structure </w:t>
+      </w:r>
+      <w:proofErr w:type="gramStart"/>
+      <w:r>
+        <w:rPr>
+          <w:color w:val="000000" w:themeColor="text1"/>
+          <w:sz w:val="22"/>
+          <w:szCs w:val="22"/>
+        </w:rPr>
+        <w:t>automatically?</w:t>
+      </w:r>
+      <w:r>
+        <w:rPr>
+          <w:color w:val="000000" w:themeColor="text1"/>
+          <w:sz w:val="22"/>
+          <w:szCs w:val="22"/>
+        </w:rPr>
+        <w:t>;</w:t>
+      </w:r>
+      <w:proofErr w:type="gramEnd"/>
+      <w:r>
+        <w:rPr>
+          <w:color w:val="000000" w:themeColor="text1"/>
+          <w:sz w:val="22"/>
+          <w:szCs w:val="22"/>
+        </w:rPr>
+        <w:t xml:space="preserve"> example, if the system gets a lot of traffic can the system create more web server communications by itself, if the server crashes can the system. </w:t>
+      </w:r>
+    </w:p>
+    <w:p>
+      <w:pPr>
+        <w:rPr>
+          <w:color w:val="000000" w:themeColor="text1"/>
+          <w:sz w:val="22"/>
+          <w:szCs w:val="22"/>
+        </w:rPr>
+      </w:pPr>
+      <w:r>
+        <w:rPr>
+          <w:color w:val="000000" w:themeColor="text1"/>
+          <w:sz w:val="22"/>
+          <w:szCs w:val="22"/>
+        </w:rPr>
+        <w:t xml:space="preserve">What parts of the system </w:t>
+      </w:r>
+      <w:proofErr w:type="gramStart"/>
+      <w:r>
+        <w:rPr>
+          <w:color w:val="000000" w:themeColor="text1"/>
+          <w:sz w:val="22"/>
+          <w:szCs w:val="22"/>
+        </w:rPr>
+        <w:t>actually run</w:t>
+      </w:r>
+      <w:proofErr w:type="gramEnd"/>
+      <w:r>
+        <w:rPr>
+          <w:color w:val="000000" w:themeColor="text1"/>
+          <w:sz w:val="22"/>
+          <w:szCs w:val="22"/>
+        </w:rPr>
+        <w:t>, and how do they communicate?</w:t>
+      </w:r>
+    </w:p>
+    <w:p>
+      <w:pPr>
+        <w:rPr>
+          <w:color w:val="000000" w:themeColor="text1"/>
+          <w:sz w:val="22"/>
+          <w:szCs w:val="22"/>
+        </w:rPr>
+      </w:pPr>
+      <w:r>
+        <w:rPr>
+          <w:color w:val="000000" w:themeColor="text1"/>
+          <w:sz w:val="22"/>
+          <w:szCs w:val="22"/>
+        </w:rPr>
+        <w:t>Where does data move and where is it saved?</w:t>
+      </w:r>
+    </w:p>
+    <w:p>
+      <w:pPr>
+        <w:rPr>
+          <w:color w:val="000000" w:themeColor="text1"/>
+          <w:sz w:val="22"/>
+          <w:szCs w:val="22"/>
+        </w:rPr>
+      </w:pPr>
+    </w:p>
+    <w:p>
+      <w:pPr>
+        <w:rPr>
+          <w:color w:val="000000" w:themeColor="text1"/>
+          <w:sz w:val="22"/>
+          <w:szCs w:val="22"/>
+        </w:rPr>
+      </w:pPr>
+      <w:r>
+        <w:rPr>
+          <w:b/>
+          <w:bCs/>
+          <w:color w:val="000000" w:themeColor="text1"/>
+          <w:sz w:val="22"/>
+          <w:szCs w:val="22"/>
+        </w:rPr>
+        <w:t>Allocation Viewtype</w:t>
+      </w:r>
+      <w:r>
+        <w:rPr>
+          <w:color w:val="000000" w:themeColor="text1"/>
+          <w:sz w:val="22"/>
+          <w:szCs w:val="22"/>
+        </w:rPr>
+        <w:t>:</w:t>
+      </w:r>
+      <w:r>
+        <w:rPr>
+          <w:color w:val="000000" w:themeColor="text1"/>
+          <w:sz w:val="22"/>
+          <w:szCs w:val="22"/>
+        </w:rPr>
+        <w:t xml:space="preserve"> </w:t>
+      </w:r>
+      <w:r>
+        <w:rPr>
+          <w:color w:val="000000" w:themeColor="text1"/>
+          <w:sz w:val="22"/>
+          <w:szCs w:val="22"/>
+        </w:rPr>
+        <w:t>How the software is related to things outside the software.</w:t>
+      </w:r>
+      <w:r>
+        <w:rPr>
+          <w:color w:val="000000" w:themeColor="text1"/>
+          <w:sz w:val="22"/>
+          <w:szCs w:val="22"/>
+        </w:rPr>
+        <w:t xml:space="preserve"> </w:t>
+      </w:r>
+    </w:p>
+    <w:p>
+      <w:pPr>
+        <w:rPr>
+          <w:color w:val="000000" w:themeColor="text1"/>
+          <w:sz w:val="22"/>
+          <w:szCs w:val="22"/>
+        </w:rPr>
+      </w:pPr>
+      <w:r>
+        <w:rPr>
+          <w:color w:val="000000" w:themeColor="text1"/>
+          <w:sz w:val="22"/>
+          <w:szCs w:val="22"/>
+        </w:rPr>
+        <w:t>Which hardware runs which software?</w:t>
+      </w:r>
+    </w:p>
+    <w:p>
+      <w:pPr>
+        <w:rPr>
+          <w:color w:val="000000" w:themeColor="text1"/>
+          <w:sz w:val="22"/>
+          <w:szCs w:val="22"/>
+        </w:rPr>
+      </w:pPr>
+      <w:r>
+        <w:rPr>
+          <w:color w:val="000000" w:themeColor="text1"/>
+          <w:sz w:val="22"/>
+          <w:szCs w:val="22"/>
+        </w:rPr>
+        <w:lastRenderedPageBreak/>
+        <w:t>Which team is responsible for which software part?</w:t>
+      </w:r>
+    </w:p>
+    <w:p>
+      <w:pPr>
+        <w:rPr>
+          <w:b/>
+          <w:bCs/>
+          <w:color w:val="000000" w:themeColor="text1"/>
+          <w:u w:val="single"/>
+        </w:rPr>
+      </w:pPr>
+      <w:proofErr w:type="gramStart"/>
+      <w:r>
+        <w:rPr>
+          <w:b/>
+          <w:bCs/>
+          <w:color w:val="000000" w:themeColor="text1"/>
+          <w:u w:val="single"/>
+        </w:rPr>
+        <w:t>Commonly-Used</w:t>
+      </w:r>
+      <w:proofErr w:type="gramEnd"/>
+      <w:r>
+        <w:rPr>
+          <w:b/>
+          <w:bCs/>
+          <w:color w:val="000000" w:themeColor="text1"/>
+          <w:u w:val="single"/>
+        </w:rPr>
+        <w:t xml:space="preserve"> Architectural Viewpoints</w:t>
+      </w:r>
+      <w:r>
+        <w:rPr>
+          <w:b/>
+          <w:bCs/>
+          <w:color w:val="000000" w:themeColor="text1"/>
+          <w:u w:val="single"/>
+        </w:rPr>
+        <w:t xml:space="preserve"> equivalent to </w:t>
+      </w:r>
+      <w:proofErr w:type="gramStart"/>
+      <w:r>
+        <w:rPr>
+          <w:b/>
+          <w:bCs/>
+          <w:color w:val="000000" w:themeColor="text1"/>
+          <w:u w:val="single"/>
+        </w:rPr>
+        <w:t>the min</w:t>
+      </w:r>
+      <w:proofErr w:type="gramEnd"/>
+      <w:r>
+        <w:rPr>
+          <w:b/>
+          <w:bCs/>
+          <w:color w:val="000000" w:themeColor="text1"/>
+          <w:u w:val="single"/>
+        </w:rPr>
+        <w:t>. 3</w:t>
+      </w:r>
+      <w:r>
+        <w:rPr>
+          <w:b/>
+          <w:bCs/>
+          <w:color w:val="000000" w:themeColor="text1"/>
+          <w:u w:val="single"/>
+        </w:rPr>
+        <w:t>:</w:t>
+      </w:r>
+    </w:p>
+    <w:p>
+      <w:pPr>
+        <w:rPr>
+          <w:color w:val="000000" w:themeColor="text1"/>
+          <w:sz w:val="22"/>
+          <w:szCs w:val="22"/>
+        </w:rPr>
+      </w:pPr>
+      <w:proofErr w:type="gramStart"/>
+      <w:r>
+        <w:rPr>
+          <w:b/>
+          <w:bCs/>
+          <w:color w:val="000000" w:themeColor="text1"/>
+          <w:sz w:val="22"/>
+          <w:szCs w:val="22"/>
+        </w:rPr>
+        <w:t>The Logical</w:t>
+      </w:r>
+      <w:proofErr w:type="gramEnd"/>
+      <w:r>
+        <w:rPr>
+          <w:b/>
+          <w:bCs/>
+          <w:color w:val="000000" w:themeColor="text1"/>
+          <w:sz w:val="22"/>
+          <w:szCs w:val="22"/>
+        </w:rPr>
+        <w:t xml:space="preserve">: </w:t>
+      </w:r>
+      <w:r>
+        <w:rPr>
+          <w:color w:val="000000" w:themeColor="text1"/>
+          <w:sz w:val="22"/>
+          <w:szCs w:val="22"/>
+        </w:rPr>
+        <w:t xml:space="preserve">it’s the equivalent of the </w:t>
+      </w:r>
+      <w:proofErr w:type="gramStart"/>
+      <w:r>
+        <w:rPr>
+          <w:color w:val="000000" w:themeColor="text1"/>
+          <w:sz w:val="22"/>
+          <w:szCs w:val="22"/>
+        </w:rPr>
+        <w:t>module,</w:t>
+      </w:r>
+      <w:proofErr w:type="gramEnd"/>
+      <w:r>
+        <w:rPr>
+          <w:color w:val="000000" w:themeColor="text1"/>
+          <w:sz w:val="22"/>
+          <w:szCs w:val="22"/>
+        </w:rPr>
+        <w:t xml:space="preserve"> we answer the same questions. What modules </w:t>
+      </w:r>
+      <w:proofErr w:type="gramStart"/>
+      <w:r>
+        <w:rPr>
+          <w:color w:val="000000" w:themeColor="text1"/>
+          <w:sz w:val="22"/>
+          <w:szCs w:val="22"/>
+        </w:rPr>
+        <w:t>we</w:t>
+      </w:r>
+      <w:proofErr w:type="gramEnd"/>
+      <w:r>
+        <w:rPr>
+          <w:color w:val="000000" w:themeColor="text1"/>
+          <w:sz w:val="22"/>
+          <w:szCs w:val="22"/>
+        </w:rPr>
+        <w:t xml:space="preserve"> have and how do they relate to one another.</w:t>
+      </w:r>
+    </w:p>
+    <w:p>
+      <w:pPr>
+        <w:rPr>
+          <w:color w:val="000000" w:themeColor="text1"/>
+          <w:sz w:val="22"/>
+          <w:szCs w:val="22"/>
+        </w:rPr>
+      </w:pPr>
+      <w:r>
+        <w:rPr>
+          <w:b/>
+          <w:bCs/>
+          <w:color w:val="000000" w:themeColor="text1"/>
+          <w:sz w:val="22"/>
+          <w:szCs w:val="22"/>
+        </w:rPr>
+        <w:t xml:space="preserve">Physical viewpoint: </w:t>
+      </w:r>
+      <w:r>
+        <w:rPr>
+          <w:color w:val="000000" w:themeColor="text1"/>
+          <w:sz w:val="22"/>
+          <w:szCs w:val="22"/>
+        </w:rPr>
+        <w:t xml:space="preserve">it focuses on what hardware we have and what relationships do they have towards each other. </w:t>
+      </w:r>
+      <w:r>
+        <w:rPr>
+          <w:color w:val="000000" w:themeColor="text1"/>
+          <w:sz w:val="22"/>
+          <w:szCs w:val="22"/>
+        </w:rPr>
+        <w:t>What is the infrastructure layout?</w:t>
+      </w:r>
+      <w:r>
+        <w:rPr>
+          <w:color w:val="000000" w:themeColor="text1"/>
+          <w:sz w:val="22"/>
+          <w:szCs w:val="22"/>
+        </w:rPr>
+        <w:t xml:space="preserve"> </w:t>
+      </w:r>
+      <w:r>
+        <w:rPr>
+          <w:color w:val="000000" w:themeColor="text1"/>
+          <w:sz w:val="22"/>
+          <w:szCs w:val="22"/>
+        </w:rPr>
+        <w:t>It shows communication paths (network connections), not software-level communication.</w:t>
+      </w:r>
+    </w:p>
+    <w:p>
+      <w:pPr>
+        <w:rPr>
+          <w:color w:val="000000" w:themeColor="text1"/>
+          <w:sz w:val="22"/>
+          <w:szCs w:val="22"/>
+        </w:rPr>
+      </w:pPr>
+      <w:r>
+        <w:rPr>
+          <w:b/>
+          <w:bCs/>
+          <w:color w:val="000000" w:themeColor="text1"/>
+          <w:sz w:val="22"/>
+          <w:szCs w:val="22"/>
+        </w:rPr>
+        <w:t>Deployment Viewpoint</w:t>
+      </w:r>
+      <w:proofErr w:type="gramStart"/>
+      <w:r>
+        <w:rPr>
+          <w:b/>
+          <w:bCs/>
+          <w:color w:val="000000" w:themeColor="text1"/>
+          <w:sz w:val="22"/>
+          <w:szCs w:val="22"/>
+        </w:rPr>
+        <w:t xml:space="preserve">: </w:t>
+      </w:r>
+      <w:r>
+        <w:rPr>
+          <w:color w:val="000000" w:themeColor="text1"/>
+          <w:sz w:val="22"/>
+          <w:szCs w:val="22"/>
+        </w:rPr>
+        <w:t xml:space="preserve"> describes</w:t>
+      </w:r>
+      <w:proofErr w:type="gramEnd"/>
+      <w:r>
+        <w:rPr>
+          <w:color w:val="000000" w:themeColor="text1"/>
+          <w:sz w:val="22"/>
+          <w:szCs w:val="22"/>
+        </w:rPr>
+        <w:t xml:space="preserve"> how software elements are assigned to physical hardware nodes, showing where each part of the system is executed.</w:t>
+      </w:r>
+    </w:p>
+    <w:p>
+      <w:pPr>
+        <w:rPr>
+          <w:color w:val="000000" w:themeColor="text1"/>
+          <w:sz w:val="22"/>
+          <w:szCs w:val="22"/>
+        </w:rPr>
+      </w:pPr>
+      <w:r>
+        <w:rPr>
+          <w:b/>
+          <w:bCs/>
+          <w:color w:val="000000" w:themeColor="text1"/>
+          <w:sz w:val="22"/>
+          <w:szCs w:val="22"/>
+        </w:rPr>
+        <w:t xml:space="preserve">Concurrency viewpoint: </w:t>
+      </w:r>
+      <w:r>
+        <w:rPr>
+          <w:color w:val="000000" w:themeColor="text1"/>
+          <w:sz w:val="22"/>
+          <w:szCs w:val="22"/>
+        </w:rPr>
+        <w:t>A Concurrency View is a diagram (or model) that shows which parts of the system run in parallel and how those parallel activities are managed and coordinated.</w:t>
+      </w:r>
+    </w:p>
+    <w:p>
+      <w:pPr>
+        <w:rPr>
+          <w:color w:val="000000" w:themeColor="text1"/>
+          <w:sz w:val="22"/>
+          <w:szCs w:val="22"/>
+        </w:rPr>
+      </w:pPr>
+      <w:r>
+        <w:rPr>
+          <w:b/>
+          <w:bCs/>
+          <w:color w:val="000000" w:themeColor="text1"/>
+          <w:sz w:val="22"/>
+          <w:szCs w:val="22"/>
+        </w:rPr>
+        <w:t xml:space="preserve">Behavioral viewpoint: </w:t>
+      </w:r>
+      <w:r>
+        <w:rPr>
+          <w:color w:val="000000" w:themeColor="text1"/>
+          <w:sz w:val="22"/>
+          <w:szCs w:val="22"/>
+        </w:rPr>
+        <w:t>shows what happens when something changes in the outside environm</w:t>
+      </w:r>
+      <w:r>
+        <w:rPr>
+          <w:color w:val="000000" w:themeColor="text1"/>
+          <w:sz w:val="22"/>
+          <w:szCs w:val="22"/>
+        </w:rPr>
+        <w:t>e</w:t>
+      </w:r>
+      <w:r>
+        <w:rPr>
+          <w:color w:val="000000" w:themeColor="text1"/>
+          <w:sz w:val="22"/>
+          <w:szCs w:val="22"/>
+        </w:rPr>
+        <w:t>nt of the system like input, failure, and so o</w:t>
+      </w:r>
+      <w:r>
+        <w:rPr>
+          <w:color w:val="000000" w:themeColor="text1"/>
+          <w:sz w:val="22"/>
+          <w:szCs w:val="22"/>
+        </w:rPr>
+        <w:t>n.</w:t>
+      </w:r>
+    </w:p>
+    <w:p>
+      <w:pPr>
+        <w:rPr>
+          <w:color w:val="000000" w:themeColor="text1"/>
+          <w:sz w:val="22"/>
+          <w:szCs w:val="22"/>
+        </w:rPr>
+      </w:pPr>
+      <w:r>
+        <w:rPr>
+          <w:b/>
+          <w:bCs/>
+          <w:color w:val="000000" w:themeColor="text1"/>
+          <w:sz w:val="22"/>
+          <w:szCs w:val="22"/>
+        </w:rPr>
+        <w:t>4+1 View Model</w:t>
+      </w:r>
+      <w:r>
+        <w:rPr>
+          <w:color w:val="000000" w:themeColor="text1"/>
+          <w:sz w:val="22"/>
+          <w:szCs w:val="22"/>
+        </w:rPr>
+        <w:t xml:space="preserve"> is another way to describe software architecture using multiple “views” so you can understand a system from different angles.</w:t>
+      </w:r>
+    </w:p>
+    <w:p>
+      <w:pPr>
+        <w:rPr>
+          <w:color w:val="000000" w:themeColor="text1"/>
+          <w:sz w:val="22"/>
+          <w:szCs w:val="22"/>
+        </w:rPr>
+      </w:pPr>
+    </w:p>
+    <w:p>
+      <w:pPr>
+        <w:rPr>
+          <w:b/>
+          <w:bCs/>
+          <w:color w:val="000000" w:themeColor="text1"/>
+          <w:u w:val="single"/>
+        </w:rPr>
+      </w:pPr>
+      <w:r>
+        <w:rPr>
+          <w:b/>
+          <w:bCs/>
+          <w:color w:val="000000" w:themeColor="text1"/>
+          <w:u w:val="single"/>
+        </w:rPr>
+        <w:t>Phillippe Kruchten: 4+1 View</w:t>
+      </w:r>
+    </w:p>
+    <w:p>
+      <w:pPr>
+        <w:rPr>
+          <w:color w:val="000000" w:themeColor="text1"/>
+          <w:sz w:val="22"/>
+          <w:szCs w:val="22"/>
+        </w:rPr>
+      </w:pPr>
+      <w:r>
+        <w:rPr>
+          <w:color w:val="000000" w:themeColor="text1"/>
+          <w:sz w:val="22"/>
+          <w:szCs w:val="22"/>
+        </w:rPr>
+        <w:t>It’s called 4+1 because it has:</w:t>
+      </w:r>
+      <w:r>
+        <w:rPr>
+          <w:color w:val="000000" w:themeColor="text1"/>
+          <w:sz w:val="22"/>
+          <w:szCs w:val="22"/>
+        </w:rPr>
+        <w:t xml:space="preserve"> 4 </w:t>
+      </w:r>
+      <w:r>
+        <w:rPr>
+          <w:color w:val="000000" w:themeColor="text1"/>
+          <w:sz w:val="22"/>
+          <w:szCs w:val="22"/>
+        </w:rPr>
+        <w:t xml:space="preserve">main views </w:t>
+      </w:r>
+      <w:r>
+        <w:rPr>
+          <w:color w:val="000000" w:themeColor="text1"/>
+          <w:sz w:val="22"/>
+          <w:szCs w:val="22"/>
+        </w:rPr>
+        <w:t xml:space="preserve">+ </w:t>
+      </w:r>
+      <w:r>
+        <w:rPr>
+          <w:color w:val="000000" w:themeColor="text1"/>
+          <w:sz w:val="22"/>
+          <w:szCs w:val="22"/>
+        </w:rPr>
+        <w:t>1 scenario (use cases) that ties them together</w:t>
+      </w:r>
+    </w:p>
+    <w:p>
+      <w:pPr>
+        <w:rPr>
+          <w:color w:val="000000" w:themeColor="text1"/>
+          <w:sz w:val="22"/>
+          <w:szCs w:val="22"/>
+        </w:rPr>
+      </w:pPr>
+    </w:p>
+    <w:p>
+      <w:pPr>
+        <w:rPr>
+          <w:b/>
+          <w:bCs/>
+          <w:color w:val="000000" w:themeColor="text1"/>
+          <w:u w:val="single"/>
+        </w:rPr>
+      </w:pPr>
+      <w:r>
+        <w:rPr>
+          <w:b/>
+          <w:bCs/>
+          <w:color w:val="000000" w:themeColor="text1"/>
+          <w:u w:val="single"/>
+        </w:rPr>
+        <w:t xml:space="preserve">Which Architectural Views (of Which Viewpoints) are </w:t>
+      </w:r>
+      <w:proofErr w:type="gramStart"/>
+      <w:r>
+        <w:rPr>
+          <w:b/>
+          <w:bCs/>
+          <w:color w:val="000000" w:themeColor="text1"/>
+          <w:u w:val="single"/>
+        </w:rPr>
+        <w:t>Relevant?</w:t>
+      </w:r>
+      <w:r>
+        <w:rPr>
+          <w:b/>
+          <w:bCs/>
+          <w:color w:val="000000" w:themeColor="text1"/>
+          <w:u w:val="single"/>
+        </w:rPr>
+        <w:t>:</w:t>
+      </w:r>
+      <w:proofErr w:type="gramEnd"/>
+    </w:p>
+    <w:p>
+      <w:pPr>
+        <w:rPr>
+          <w:bCs/>
+          <w:color w:val="000000" w:themeColor="text1"/>
+          <w:sz w:val="22"/>
+          <w:szCs w:val="22"/>
+        </w:rPr>
+      </w:pPr>
+      <w:r>
+        <w:rPr>
+          <w:bCs/>
+          <w:color w:val="000000" w:themeColor="text1"/>
+          <w:sz w:val="22"/>
+          <w:szCs w:val="22"/>
+        </w:rPr>
+        <w:t xml:space="preserve">The key message is that there </w:t>
+      </w:r>
+      <w:proofErr w:type="gramStart"/>
+      <w:r>
+        <w:rPr>
+          <w:bCs/>
+          <w:color w:val="000000" w:themeColor="text1"/>
+          <w:sz w:val="22"/>
+          <w:szCs w:val="22"/>
+        </w:rPr>
+        <w:t>is</w:t>
+      </w:r>
+      <w:proofErr w:type="gramEnd"/>
+      <w:r>
+        <w:rPr>
+          <w:bCs/>
+          <w:color w:val="000000" w:themeColor="text1"/>
+          <w:sz w:val="22"/>
+          <w:szCs w:val="22"/>
+        </w:rPr>
+        <w:t xml:space="preserve"> no setoff architecture viewpoints that are the best or are the </w:t>
+      </w:r>
+      <w:proofErr w:type="gramStart"/>
+      <w:r>
+        <w:rPr>
+          <w:bCs/>
+          <w:color w:val="000000" w:themeColor="text1"/>
+          <w:sz w:val="22"/>
+          <w:szCs w:val="22"/>
+        </w:rPr>
+        <w:t>default</w:t>
+      </w:r>
+      <w:proofErr w:type="gramEnd"/>
+      <w:r>
+        <w:rPr>
+          <w:bCs/>
+          <w:color w:val="000000" w:themeColor="text1"/>
+          <w:sz w:val="22"/>
+          <w:szCs w:val="22"/>
+        </w:rPr>
+        <w:t xml:space="preserve"> it depends on what system we have and what we need to communicate.</w:t>
+      </w:r>
+    </w:p>
+    <w:p>
+      <w:pPr>
+        <w:rPr>
+          <w:bCs/>
+          <w:color w:val="000000" w:themeColor="text1"/>
+          <w:sz w:val="22"/>
+          <w:szCs w:val="22"/>
+        </w:rPr>
+      </w:pPr>
+      <w:r>
+        <w:rPr>
+          <w:bCs/>
+          <w:color w:val="000000" w:themeColor="text1"/>
+          <w:sz w:val="22"/>
+          <w:szCs w:val="22"/>
+        </w:rPr>
+        <w:t xml:space="preserve">A challenge that we meet </w:t>
+      </w:r>
+      <w:proofErr w:type="gramStart"/>
+      <w:r>
+        <w:rPr>
+          <w:bCs/>
+          <w:color w:val="000000" w:themeColor="text1"/>
+          <w:sz w:val="22"/>
+          <w:szCs w:val="22"/>
+        </w:rPr>
+        <w:t>is,</w:t>
+      </w:r>
+      <w:proofErr w:type="gramEnd"/>
+      <w:r>
+        <w:rPr>
+          <w:bCs/>
+          <w:color w:val="000000" w:themeColor="text1"/>
+          <w:sz w:val="22"/>
+          <w:szCs w:val="22"/>
+        </w:rPr>
+        <w:t xml:space="preserve"> consistency among the views; </w:t>
+      </w:r>
+      <w:r>
+        <w:rPr>
+          <w:bCs/>
+          <w:color w:val="000000" w:themeColor="text1"/>
+          <w:sz w:val="22"/>
+          <w:szCs w:val="22"/>
+        </w:rPr>
+        <w:t>All different architectural views must agree with each other and describe the same system without contradictions.</w:t>
+      </w:r>
+    </w:p>
+    <w:p>
+      <w:pPr>
+        <w:rPr>
+          <w:bCs/>
+          <w:color w:val="000000" w:themeColor="text1"/>
+          <w:sz w:val="22"/>
+          <w:szCs w:val="22"/>
+        </w:rPr>
+      </w:pPr>
+      <w:r>
+        <w:rPr>
+          <w:bCs/>
+          <w:color w:val="000000" w:themeColor="text1"/>
+          <w:sz w:val="22"/>
+          <w:szCs w:val="22"/>
+        </w:rPr>
+        <w:t xml:space="preserve">Choosing the types of the architectural views depends on: what kind of stakeholders we have, what concerns they have, how will they use the documentation, </w:t>
+      </w:r>
+      <w:r>
+        <w:rPr>
+          <w:bCs/>
+          <w:color w:val="000000" w:themeColor="text1"/>
+          <w:sz w:val="22"/>
+          <w:szCs w:val="22"/>
+        </w:rPr>
+        <w:t>The type of system you are building decides which architectural views you need</w:t>
+      </w:r>
+      <w:r>
+        <w:rPr>
+          <w:bCs/>
+          <w:color w:val="000000" w:themeColor="text1"/>
+          <w:sz w:val="22"/>
+          <w:szCs w:val="22"/>
+        </w:rPr>
+        <w:t xml:space="preserve">; for example, a webservice would need </w:t>
+      </w:r>
+      <w:r>
+        <w:rPr>
+          <w:bCs/>
+          <w:color w:val="000000" w:themeColor="text1"/>
+          <w:sz w:val="22"/>
+          <w:szCs w:val="22"/>
+        </w:rPr>
+        <w:t xml:space="preserve">Deployment view → servers, cloud Component-and-Connector → API </w:t>
+      </w:r>
+      <w:proofErr w:type="spellStart"/>
+      <w:r>
+        <w:rPr>
+          <w:bCs/>
+          <w:color w:val="000000" w:themeColor="text1"/>
+          <w:sz w:val="22"/>
+          <w:szCs w:val="22"/>
+        </w:rPr>
+        <w:t>calls</w:t>
+      </w:r>
+      <w:r>
+        <w:rPr>
+          <w:bCs/>
+          <w:color w:val="000000" w:themeColor="text1"/>
+          <w:sz w:val="22"/>
+          <w:szCs w:val="22"/>
+        </w:rPr>
+        <w:t>,</w:t>
+      </w:r>
+      <w:r>
+        <w:rPr>
+          <w:bCs/>
+          <w:color w:val="000000" w:themeColor="text1"/>
+          <w:sz w:val="22"/>
+          <w:szCs w:val="22"/>
+        </w:rPr>
+        <w:t>Module</w:t>
+      </w:r>
+      <w:proofErr w:type="spellEnd"/>
+      <w:r>
+        <w:rPr>
+          <w:bCs/>
+          <w:color w:val="000000" w:themeColor="text1"/>
+          <w:sz w:val="22"/>
+          <w:szCs w:val="22"/>
+        </w:rPr>
+        <w:t xml:space="preserve"> view → code structure</w:t>
+      </w:r>
+      <w:r>
+        <w:rPr>
+          <w:bCs/>
+          <w:color w:val="000000" w:themeColor="text1"/>
+          <w:sz w:val="22"/>
+          <w:szCs w:val="22"/>
+        </w:rPr>
+        <w:t xml:space="preserve">. </w:t>
+      </w:r>
+      <w:r>
+        <w:rPr>
+          <w:bCs/>
+          <w:color w:val="000000" w:themeColor="text1"/>
+          <w:sz w:val="22"/>
+          <w:szCs w:val="22"/>
+        </w:rPr>
+        <w:t>You choose architectural views based on what you want to check or prove about the system.</w:t>
+      </w:r>
+      <w:r>
+        <w:rPr>
+          <w:bCs/>
+          <w:color w:val="000000" w:themeColor="text1"/>
+          <w:sz w:val="22"/>
+          <w:szCs w:val="22"/>
+        </w:rPr>
+        <w:t xml:space="preserve"> </w:t>
+      </w:r>
+    </w:p>
+    <w:p>
+      <w:pPr>
+        <w:rPr>
+          <w:bCs/>
+          <w:color w:val="000000" w:themeColor="text1"/>
+          <w:sz w:val="22"/>
+          <w:szCs w:val="22"/>
+        </w:rPr>
+      </w:pPr>
+    </w:p>
+    <w:p>
+      <w:pPr>
+        <w:rPr>
+          <w:bCs/>
+          <w:color w:val="000000" w:themeColor="text1"/>
+          <w:sz w:val="22"/>
+          <w:szCs w:val="22"/>
+        </w:rPr>
+      </w:pPr>
+    </w:p>
+    <w:p>
+      <w:pPr>
+        <w:rPr>
+          <w:bCs/>
+          <w:color w:val="000000" w:themeColor="text1"/>
+          <w:sz w:val="22"/>
+          <w:szCs w:val="22"/>
+        </w:rPr>
+      </w:pPr>
+    </w:p>
+    <w:p>
+      <w:pPr>
+        <w:jc w:val="center"/>
+        <w:rPr>
+          <w:b/>
+          <w:color w:val="000000" w:themeColor="text1"/>
+          <w:u w:val="single"/>
+        </w:rPr>
+      </w:pPr>
+      <w:r>
+        <w:rPr>
+          <w:b/>
+          <w:color w:val="000000" w:themeColor="text1"/>
+          <w:u w:val="single"/>
+        </w:rPr>
+        <w:t>Architecture Model</w:t>
+      </w:r>
+    </w:p>
+    <w:p>
+      <w:pPr>
+        <w:rPr>
+          <w:b/>
+          <w:color w:val="000000" w:themeColor="text1"/>
+          <w:u w:val="single"/>
+        </w:rPr>
+      </w:pPr>
+      <w:r>
+        <w:rPr>
+          <w:b/>
+          <w:color w:val="000000" w:themeColor="text1"/>
+          <w:u w:val="single"/>
+        </w:rPr>
+        <w:t xml:space="preserve">Why do we need a </w:t>
+      </w:r>
+      <w:proofErr w:type="gramStart"/>
+      <w:r>
+        <w:rPr>
+          <w:b/>
+          <w:color w:val="000000" w:themeColor="text1"/>
+          <w:u w:val="single"/>
+        </w:rPr>
+        <w:t>model?:</w:t>
+      </w:r>
+      <w:proofErr w:type="gramEnd"/>
+    </w:p>
+    <w:p>
+      <w:pPr>
+        <w:rPr>
+          <w:bCs/>
+          <w:color w:val="000000" w:themeColor="text1"/>
+          <w:sz w:val="22"/>
+          <w:szCs w:val="22"/>
+        </w:rPr>
+      </w:pPr>
+      <w:r>
+        <w:rPr>
+          <w:bCs/>
+          <w:color w:val="000000" w:themeColor="text1"/>
+          <w:sz w:val="22"/>
+          <w:szCs w:val="22"/>
+        </w:rPr>
+        <w:t>Communication</w:t>
+      </w:r>
+      <w:r>
+        <w:rPr>
+          <w:bCs/>
+          <w:color w:val="000000" w:themeColor="text1"/>
+          <w:sz w:val="22"/>
+          <w:szCs w:val="22"/>
+        </w:rPr>
+        <w:sym w:font="Wingdings" w:char="F0E0"/>
+      </w:r>
+      <w:r>
+        <w:rPr>
+          <w:bCs/>
+          <w:color w:val="000000" w:themeColor="text1"/>
+          <w:sz w:val="22"/>
+          <w:szCs w:val="22"/>
+        </w:rPr>
+        <w:t xml:space="preserve"> models help people understand the system better, different stakeholders with different skills can understand the system through a diagram for example</w:t>
+      </w:r>
+      <w:r>
+        <w:rPr>
+          <w:bCs/>
+          <w:color w:val="000000" w:themeColor="text1"/>
+          <w:sz w:val="22"/>
+          <w:szCs w:val="22"/>
+        </w:rPr>
+        <w:t>.</w:t>
+      </w:r>
+    </w:p>
+    <w:p>
+      <w:pPr>
+        <w:rPr>
+          <w:bCs/>
+          <w:color w:val="000000" w:themeColor="text1"/>
+          <w:sz w:val="22"/>
+          <w:szCs w:val="22"/>
+        </w:rPr>
+      </w:pPr>
+      <w:r>
+        <w:rPr>
+          <w:bCs/>
+          <w:color w:val="000000" w:themeColor="text1"/>
+          <w:sz w:val="22"/>
+          <w:szCs w:val="22"/>
+        </w:rPr>
+        <w:t xml:space="preserve">Documentation </w:t>
+      </w:r>
+      <w:r>
+        <w:rPr>
+          <w:bCs/>
+          <w:color w:val="000000" w:themeColor="text1"/>
+          <w:sz w:val="22"/>
+          <w:szCs w:val="22"/>
+        </w:rPr>
+        <w:sym w:font="Wingdings" w:char="F0E0"/>
+      </w:r>
+      <w:r>
+        <w:rPr>
+          <w:bCs/>
+          <w:color w:val="000000" w:themeColor="text1"/>
+          <w:sz w:val="22"/>
+          <w:szCs w:val="22"/>
+        </w:rPr>
+        <w:t xml:space="preserve"> models serve as </w:t>
+      </w:r>
+      <w:proofErr w:type="gramStart"/>
+      <w:r>
+        <w:rPr>
+          <w:bCs/>
+          <w:color w:val="000000" w:themeColor="text1"/>
+          <w:sz w:val="22"/>
+          <w:szCs w:val="22"/>
+        </w:rPr>
+        <w:t>an official</w:t>
+      </w:r>
+      <w:proofErr w:type="gramEnd"/>
+      <w:r>
+        <w:rPr>
+          <w:bCs/>
+          <w:color w:val="000000" w:themeColor="text1"/>
+          <w:sz w:val="22"/>
+          <w:szCs w:val="22"/>
+        </w:rPr>
+        <w:t xml:space="preserve"> documentation so people can still understand the system even years later. It describes structure behavior and deployment.</w:t>
+      </w:r>
+    </w:p>
+    <w:p>
+      <w:pPr>
+        <w:rPr>
+          <w:bCs/>
+          <w:color w:val="000000" w:themeColor="text1"/>
+          <w:sz w:val="22"/>
+          <w:szCs w:val="22"/>
+        </w:rPr>
+      </w:pPr>
+      <w:r>
+        <w:rPr>
+          <w:bCs/>
+          <w:color w:val="000000" w:themeColor="text1"/>
+          <w:sz w:val="22"/>
+          <w:szCs w:val="22"/>
+        </w:rPr>
+        <w:t xml:space="preserve">Earlier fault detection </w:t>
+      </w:r>
+      <w:r>
+        <w:rPr>
+          <w:bCs/>
+          <w:color w:val="000000" w:themeColor="text1"/>
+          <w:sz w:val="22"/>
+          <w:szCs w:val="22"/>
+        </w:rPr>
+        <w:sym w:font="Wingdings" w:char="F0E0"/>
+      </w:r>
+      <w:r>
+        <w:rPr>
+          <w:bCs/>
+          <w:color w:val="000000" w:themeColor="text1"/>
+          <w:sz w:val="22"/>
+          <w:szCs w:val="22"/>
+        </w:rPr>
+        <w:t xml:space="preserve"> from this documentation or diagram we can detect the faults in our system early before dev or test or dep phase.</w:t>
+      </w:r>
+    </w:p>
+    <w:p>
+      <w:pPr>
+        <w:rPr>
+          <w:bCs/>
+          <w:color w:val="000000" w:themeColor="text1"/>
+          <w:sz w:val="22"/>
+          <w:szCs w:val="22"/>
+        </w:rPr>
+      </w:pPr>
+      <w:r>
+        <w:rPr>
+          <w:bCs/>
+          <w:color w:val="000000" w:themeColor="text1"/>
+          <w:sz w:val="22"/>
+          <w:szCs w:val="22"/>
+        </w:rPr>
+        <w:t xml:space="preserve">Lower change and costs </w:t>
+      </w:r>
+      <w:r>
+        <w:rPr>
+          <w:bCs/>
+          <w:color w:val="000000" w:themeColor="text1"/>
+          <w:sz w:val="22"/>
+          <w:szCs w:val="22"/>
+        </w:rPr>
+        <w:sym w:font="Wingdings" w:char="F0E0"/>
+      </w:r>
+      <w:r>
+        <w:rPr>
+          <w:bCs/>
+          <w:color w:val="000000" w:themeColor="text1"/>
+          <w:sz w:val="22"/>
+          <w:szCs w:val="22"/>
+        </w:rPr>
+        <w:t xml:space="preserve"> when we detect </w:t>
+      </w:r>
+      <w:proofErr w:type="gramStart"/>
+      <w:r>
+        <w:rPr>
+          <w:bCs/>
+          <w:color w:val="000000" w:themeColor="text1"/>
+          <w:sz w:val="22"/>
+          <w:szCs w:val="22"/>
+        </w:rPr>
+        <w:t>early</w:t>
+      </w:r>
+      <w:proofErr w:type="gramEnd"/>
+      <w:r>
+        <w:rPr>
+          <w:bCs/>
+          <w:color w:val="000000" w:themeColor="text1"/>
+          <w:sz w:val="22"/>
+          <w:szCs w:val="22"/>
+        </w:rPr>
+        <w:t xml:space="preserve"> we fix early and we avoid loss and we can change </w:t>
+      </w:r>
+      <w:proofErr w:type="spellStart"/>
+      <w:r>
+        <w:rPr>
+          <w:bCs/>
+          <w:color w:val="000000" w:themeColor="text1"/>
+          <w:sz w:val="22"/>
+          <w:szCs w:val="22"/>
+        </w:rPr>
+        <w:t>flexibily</w:t>
+      </w:r>
+      <w:proofErr w:type="spellEnd"/>
+    </w:p>
+    <w:p>
+      <w:pPr>
+        <w:rPr>
+          <w:bCs/>
+          <w:color w:val="000000" w:themeColor="text1"/>
+          <w:sz w:val="22"/>
+          <w:szCs w:val="22"/>
+        </w:rPr>
+      </w:pPr>
+      <w:r>
+        <w:rPr>
+          <w:bCs/>
+          <w:color w:val="000000" w:themeColor="text1"/>
+          <w:sz w:val="22"/>
+          <w:szCs w:val="22"/>
+        </w:rPr>
+        <w:t xml:space="preserve">From these documented models we can generate other </w:t>
+      </w:r>
+      <w:proofErr w:type="gramStart"/>
+      <w:r>
+        <w:rPr>
+          <w:bCs/>
+          <w:color w:val="000000" w:themeColor="text1"/>
+          <w:sz w:val="22"/>
+          <w:szCs w:val="22"/>
+        </w:rPr>
+        <w:t>artifacts</w:t>
+      </w:r>
+      <w:proofErr w:type="gramEnd"/>
+      <w:r>
+        <w:rPr>
+          <w:bCs/>
+          <w:color w:val="000000" w:themeColor="text1"/>
+          <w:sz w:val="22"/>
+          <w:szCs w:val="22"/>
+        </w:rPr>
+        <w:t xml:space="preserve"> for example, code skeleton</w:t>
+      </w:r>
+    </w:p>
+    <w:p>
+      <w:pPr>
+        <w:rPr>
+          <w:bCs/>
+          <w:color w:val="000000" w:themeColor="text1"/>
+          <w:sz w:val="22"/>
+          <w:szCs w:val="22"/>
+        </w:rPr>
+      </w:pPr>
+    </w:p>
+    <w:p>
+      <w:pPr>
+        <w:rPr>
+          <w:b/>
+          <w:color w:val="000000" w:themeColor="text1"/>
+          <w:u w:val="single"/>
+        </w:rPr>
+      </w:pPr>
+      <w:r>
+        <w:rPr>
+          <w:b/>
+          <w:color w:val="000000" w:themeColor="text1"/>
+          <w:u w:val="single"/>
+        </w:rPr>
+        <w:t>Basic architectural elements</w:t>
+      </w:r>
+      <w:r>
+        <w:rPr>
+          <w:b/>
+          <w:color w:val="000000" w:themeColor="text1"/>
+          <w:u w:val="single"/>
+        </w:rPr>
+        <w:t>:</w:t>
+      </w:r>
+    </w:p>
+    <w:p>
+      <w:pPr>
+        <w:rPr>
+          <w:bCs/>
+          <w:color w:val="000000" w:themeColor="text1"/>
+          <w:sz w:val="22"/>
+          <w:szCs w:val="22"/>
+        </w:rPr>
+      </w:pPr>
+      <w:r>
+        <w:rPr>
+          <w:bCs/>
+          <w:color w:val="000000" w:themeColor="text1"/>
+          <w:sz w:val="22"/>
+          <w:szCs w:val="22"/>
+        </w:rPr>
+        <w:t>Components: a component is a part of the system that does a function (a package, service, class</w:t>
+      </w:r>
+      <w:r>
+        <w:rPr>
+          <w:bCs/>
+          <w:color w:val="000000" w:themeColor="text1"/>
+          <w:sz w:val="22"/>
+          <w:szCs w:val="22"/>
+        </w:rPr>
+        <w:t xml:space="preserve">, database and so </w:t>
+      </w:r>
+      <w:proofErr w:type="spellStart"/>
+      <w:r>
+        <w:rPr>
+          <w:bCs/>
+          <w:color w:val="000000" w:themeColor="text1"/>
+          <w:sz w:val="22"/>
+          <w:szCs w:val="22"/>
+        </w:rPr>
+        <w:t>weit</w:t>
+      </w:r>
+      <w:proofErr w:type="spellEnd"/>
+      <w:r>
+        <w:rPr>
+          <w:bCs/>
+          <w:color w:val="000000" w:themeColor="text1"/>
+          <w:sz w:val="22"/>
+          <w:szCs w:val="22"/>
+        </w:rPr>
+        <w:t>)</w:t>
+      </w:r>
+    </w:p>
+    <w:p>
+      <w:pPr>
+        <w:rPr>
+          <w:bCs/>
+          <w:color w:val="000000" w:themeColor="text1"/>
+          <w:sz w:val="22"/>
+          <w:szCs w:val="22"/>
+        </w:rPr>
+      </w:pPr>
+      <w:r>
+        <w:rPr>
+          <w:bCs/>
+          <w:color w:val="000000" w:themeColor="text1"/>
+          <w:sz w:val="22"/>
+          <w:szCs w:val="22"/>
+        </w:rPr>
+        <w:t xml:space="preserve">Connector </w:t>
+      </w:r>
+      <w:r>
+        <w:rPr>
+          <w:bCs/>
+          <w:color w:val="000000" w:themeColor="text1"/>
+          <w:sz w:val="22"/>
+          <w:szCs w:val="22"/>
+        </w:rPr>
+        <w:sym w:font="Wingdings" w:char="F0E0"/>
+      </w:r>
+      <w:r>
+        <w:rPr>
+          <w:bCs/>
+          <w:color w:val="000000" w:themeColor="text1"/>
+          <w:sz w:val="22"/>
+          <w:szCs w:val="22"/>
+        </w:rPr>
+        <w:t xml:space="preserve"> </w:t>
+      </w:r>
+      <w:proofErr w:type="spellStart"/>
+      <w:r>
+        <w:rPr>
+          <w:bCs/>
+          <w:color w:val="000000" w:themeColor="text1"/>
+          <w:sz w:val="22"/>
+          <w:szCs w:val="22"/>
+        </w:rPr>
+        <w:t>api</w:t>
+      </w:r>
+      <w:proofErr w:type="spellEnd"/>
+      <w:r>
+        <w:rPr>
+          <w:bCs/>
+          <w:color w:val="000000" w:themeColor="text1"/>
+          <w:sz w:val="22"/>
+          <w:szCs w:val="22"/>
+        </w:rPr>
+        <w:t xml:space="preserve"> call, http, message queue or request.</w:t>
+      </w:r>
+    </w:p>
+    <w:p>
+      <w:pPr>
+        <w:rPr>
+          <w:bCs/>
+          <w:color w:val="000000" w:themeColor="text1"/>
+          <w:sz w:val="22"/>
+          <w:szCs w:val="22"/>
+        </w:rPr>
+      </w:pPr>
+      <w:r>
+        <w:rPr>
+          <w:bCs/>
+          <w:color w:val="000000" w:themeColor="text1"/>
+          <w:sz w:val="22"/>
+          <w:szCs w:val="22"/>
+        </w:rPr>
+        <w:t xml:space="preserve">Interface: </w:t>
+      </w:r>
+      <w:r>
+        <w:rPr>
+          <w:bCs/>
+          <w:color w:val="000000" w:themeColor="text1"/>
+          <w:sz w:val="22"/>
+          <w:szCs w:val="22"/>
+        </w:rPr>
+        <w:t>An interface is the “entry point” to a component.</w:t>
+      </w:r>
+      <w:r>
+        <w:rPr>
+          <w:rFonts w:ascii="Times New Roman" w:eastAsia="Times New Roman" w:hAnsi="Symbol" w:cs="Times New Roman"/>
+          <w:kern w:val="0"/>
+          <w14:ligatures w14:val="none"/>
+        </w:rPr>
+        <w:t xml:space="preserve"> </w:t>
+      </w:r>
+      <w:r>
+        <w:rPr>
+          <w:bCs/>
+          <w:color w:val="000000" w:themeColor="text1"/>
+          <w:sz w:val="22"/>
+          <w:szCs w:val="22"/>
+        </w:rPr>
+        <w:t>REST API endpoints</w:t>
+      </w:r>
+      <w:r>
+        <w:rPr>
+          <w:bCs/>
+          <w:color w:val="000000" w:themeColor="text1"/>
+          <w:sz w:val="22"/>
+          <w:szCs w:val="22"/>
+        </w:rPr>
+        <w:t xml:space="preserve">, </w:t>
+      </w:r>
+      <w:r>
+        <w:rPr>
+          <w:bCs/>
+          <w:color w:val="000000" w:themeColor="text1"/>
+          <w:sz w:val="22"/>
+          <w:szCs w:val="22"/>
+        </w:rPr>
+        <w:t>Function signatures</w:t>
+      </w:r>
+      <w:r>
+        <w:rPr>
+          <w:bCs/>
+          <w:color w:val="000000" w:themeColor="text1"/>
+          <w:sz w:val="22"/>
+          <w:szCs w:val="22"/>
+        </w:rPr>
+        <w:t xml:space="preserve">, </w:t>
+      </w:r>
+      <w:proofErr w:type="gramStart"/>
+      <w:r>
+        <w:rPr>
+          <w:bCs/>
+          <w:color w:val="000000" w:themeColor="text1"/>
+          <w:sz w:val="22"/>
+          <w:szCs w:val="22"/>
+        </w:rPr>
+        <w:t>Public</w:t>
+      </w:r>
+      <w:proofErr w:type="gramEnd"/>
+      <w:r>
+        <w:rPr>
+          <w:bCs/>
+          <w:color w:val="000000" w:themeColor="text1"/>
+          <w:sz w:val="22"/>
+          <w:szCs w:val="22"/>
+        </w:rPr>
+        <w:t xml:space="preserve"> methods</w:t>
+      </w:r>
+      <w:r>
+        <w:rPr>
+          <w:bCs/>
+          <w:color w:val="000000" w:themeColor="text1"/>
+          <w:sz w:val="22"/>
+          <w:szCs w:val="22"/>
+        </w:rPr>
+        <w:t xml:space="preserve"> </w:t>
+      </w:r>
+    </w:p>
+    <w:p>
+      <w:pPr>
+        <w:rPr>
+          <w:bCs/>
+          <w:color w:val="000000" w:themeColor="text1"/>
+          <w:sz w:val="22"/>
+          <w:szCs w:val="22"/>
+        </w:rPr>
+      </w:pPr>
+      <w:r>
+        <w:rPr>
+          <w:bCs/>
+          <w:color w:val="000000" w:themeColor="text1"/>
+          <w:sz w:val="22"/>
+          <w:szCs w:val="22"/>
+        </w:rPr>
+        <w:t>Configuration = system structure layout</w:t>
+      </w:r>
+    </w:p>
+    <w:p>
+      <w:pPr>
+        <w:rPr>
+          <w:bCs/>
+          <w:color w:val="000000" w:themeColor="text1"/>
+          <w:sz w:val="22"/>
+          <w:szCs w:val="22"/>
+        </w:rPr>
+      </w:pPr>
+      <w:r>
+        <w:rPr>
+          <w:b/>
+          <w:bCs/>
+          <w:color w:val="000000" w:themeColor="text1"/>
+          <w:sz w:val="22"/>
+          <w:szCs w:val="22"/>
+        </w:rPr>
+        <w:t>Rationale</w:t>
+      </w:r>
+      <w:r>
+        <w:rPr>
+          <w:b/>
+          <w:bCs/>
+          <w:color w:val="000000" w:themeColor="text1"/>
+          <w:sz w:val="22"/>
+          <w:szCs w:val="22"/>
+        </w:rPr>
+        <w:t xml:space="preserve">-- &gt; </w:t>
+      </w:r>
+      <w:r>
+        <w:rPr>
+          <w:bCs/>
+          <w:color w:val="000000" w:themeColor="text1"/>
+          <w:sz w:val="22"/>
+          <w:szCs w:val="22"/>
+        </w:rPr>
+        <w:t>The reason behind architectural decisions</w:t>
+      </w:r>
+    </w:p>
+    <w:p>
+      <w:pPr>
+        <w:rPr>
+          <w:b/>
+          <w:bCs/>
+          <w:color w:val="FF0000"/>
+          <w:sz w:val="22"/>
+          <w:szCs w:val="22"/>
+        </w:rPr>
+      </w:pPr>
+      <w:r>
+        <w:rPr>
+          <w:bCs/>
+          <w:color w:val="FF0000"/>
+          <w:sz w:val="22"/>
+          <w:szCs w:val="22"/>
+        </w:rPr>
+        <w:t>A stream is the connector</w:t>
+      </w:r>
+    </w:p>
+    <w:p>
+      <w:pPr>
+        <w:rPr>
+          <w:bCs/>
+          <w:color w:val="000000" w:themeColor="text1"/>
+          <w:sz w:val="22"/>
+          <w:szCs w:val="22"/>
+        </w:rPr>
+      </w:pPr>
+    </w:p>
+    <w:p>
+      <w:pPr>
+        <w:rPr>
+          <w:b/>
+          <w:color w:val="000000" w:themeColor="text1"/>
+          <w:u w:val="single"/>
+        </w:rPr>
+      </w:pPr>
+      <w:r>
+        <w:rPr>
+          <w:b/>
+          <w:color w:val="000000" w:themeColor="text1"/>
+          <w:u w:val="single"/>
+        </w:rPr>
+        <w:t xml:space="preserve">Elements of </w:t>
+      </w:r>
+      <w:proofErr w:type="gramStart"/>
+      <w:r>
+        <w:rPr>
+          <w:b/>
+          <w:color w:val="000000" w:themeColor="text1"/>
+          <w:u w:val="single"/>
+        </w:rPr>
+        <w:t>the architectural</w:t>
+      </w:r>
+      <w:proofErr w:type="gramEnd"/>
+      <w:r>
+        <w:rPr>
+          <w:b/>
+          <w:color w:val="000000" w:themeColor="text1"/>
+          <w:u w:val="single"/>
+        </w:rPr>
+        <w:t xml:space="preserve"> style</w:t>
+      </w:r>
+      <w:r>
+        <w:rPr>
+          <w:b/>
+          <w:color w:val="000000" w:themeColor="text1"/>
+          <w:u w:val="single"/>
+        </w:rPr>
+        <w:t>:</w:t>
+      </w:r>
+    </w:p>
+    <w:p>
+      <w:pPr>
+        <w:rPr>
+          <w:bCs/>
+          <w:color w:val="000000" w:themeColor="text1"/>
+          <w:sz w:val="22"/>
+          <w:szCs w:val="22"/>
+        </w:rPr>
+      </w:pPr>
+      <w:r>
+        <w:rPr>
+          <w:bCs/>
+          <w:color w:val="000000" w:themeColor="text1"/>
+          <w:sz w:val="22"/>
+          <w:szCs w:val="22"/>
+        </w:rPr>
+        <w:t>Rules for what building blocks can exist for a system</w:t>
+      </w:r>
+    </w:p>
+    <w:p>
+      <w:pPr>
+        <w:rPr>
+          <w:bCs/>
+          <w:color w:val="000000" w:themeColor="text1"/>
+          <w:sz w:val="22"/>
+          <w:szCs w:val="22"/>
+        </w:rPr>
+      </w:pPr>
+      <w:proofErr w:type="gramStart"/>
+      <w:r>
+        <w:rPr>
+          <w:bCs/>
+          <w:color w:val="000000" w:themeColor="text1"/>
+          <w:sz w:val="22"/>
+          <w:szCs w:val="22"/>
+        </w:rPr>
+        <w:t>it</w:t>
+      </w:r>
+      <w:proofErr w:type="gramEnd"/>
+      <w:r>
+        <w:rPr>
+          <w:bCs/>
+          <w:color w:val="000000" w:themeColor="text1"/>
+          <w:sz w:val="22"/>
+          <w:szCs w:val="22"/>
+        </w:rPr>
+        <w:t xml:space="preserve"> describes what types of components are allowed, including connectors and interface.</w:t>
+      </w:r>
+    </w:p>
+    <w:p>
+      <w:pPr>
+        <w:rPr>
+          <w:bCs/>
+          <w:color w:val="000000" w:themeColor="text1"/>
+          <w:sz w:val="22"/>
+          <w:szCs w:val="22"/>
+        </w:rPr>
+      </w:pPr>
+      <w:r>
+        <w:rPr>
+          <w:bCs/>
+          <w:color w:val="000000" w:themeColor="text1"/>
+          <w:sz w:val="22"/>
+          <w:szCs w:val="22"/>
+        </w:rPr>
+        <w:t>What interactions are allowed, what constraints we have for those components, and concurrency constraints.</w:t>
+      </w:r>
+    </w:p>
+    <w:p>
+      <w:pPr>
+        <w:rPr>
+          <w:bCs/>
+          <w:color w:val="000000" w:themeColor="text1"/>
+          <w:sz w:val="22"/>
+          <w:szCs w:val="22"/>
+        </w:rPr>
+      </w:pPr>
+    </w:p>
+    <w:p>
+      <w:pPr>
+        <w:rPr>
+          <w:bCs/>
+          <w:color w:val="000000" w:themeColor="text1"/>
+          <w:sz w:val="22"/>
+          <w:szCs w:val="22"/>
+        </w:rPr>
+      </w:pPr>
+    </w:p>
+    <w:p>
+      <w:pPr>
+        <w:rPr>
+          <w:bCs/>
+          <w:color w:val="000000" w:themeColor="text1"/>
+          <w:sz w:val="22"/>
+          <w:szCs w:val="22"/>
+        </w:rPr>
+      </w:pPr>
+    </w:p>
+    <w:p>
+      <w:pPr>
+        <w:rPr>
+          <w:b/>
+          <w:color w:val="000000" w:themeColor="text1"/>
+          <w:sz w:val="22"/>
+          <w:szCs w:val="22"/>
+        </w:rPr>
+      </w:pPr>
+      <w:r>
+        <w:rPr>
+          <w:b/>
+          <w:color w:val="000000" w:themeColor="text1"/>
+          <w:sz w:val="22"/>
+          <w:szCs w:val="22"/>
+        </w:rPr>
+        <w:t>Static and dynamic aspects:</w:t>
+      </w:r>
+    </w:p>
+    <w:p>
+      <w:pPr>
+        <w:rPr>
+          <w:bCs/>
+          <w:color w:val="000000" w:themeColor="text1"/>
+          <w:sz w:val="22"/>
+          <w:szCs w:val="22"/>
+        </w:rPr>
+      </w:pPr>
+      <w:proofErr w:type="gramStart"/>
+      <w:r>
+        <w:rPr>
+          <w:b/>
+          <w:color w:val="000000" w:themeColor="text1"/>
+          <w:sz w:val="22"/>
+          <w:szCs w:val="22"/>
+        </w:rPr>
+        <w:t>Static</w:t>
+      </w:r>
+      <w:proofErr w:type="gramEnd"/>
+      <w:r>
+        <w:rPr>
+          <w:b/>
+          <w:color w:val="000000" w:themeColor="text1"/>
+          <w:sz w:val="22"/>
+          <w:szCs w:val="22"/>
+        </w:rPr>
+        <w:t xml:space="preserve">: </w:t>
+      </w:r>
+      <w:proofErr w:type="gramStart"/>
+      <w:r>
+        <w:rPr>
+          <w:bCs/>
+          <w:color w:val="000000" w:themeColor="text1"/>
+          <w:sz w:val="22"/>
+          <w:szCs w:val="22"/>
+        </w:rPr>
+        <w:t>describe</w:t>
+      </w:r>
+      <w:proofErr w:type="gramEnd"/>
+      <w:r>
+        <w:rPr>
+          <w:bCs/>
+          <w:color w:val="000000" w:themeColor="text1"/>
+          <w:sz w:val="22"/>
+          <w:szCs w:val="22"/>
+        </w:rPr>
+        <w:t xml:space="preserve"> the fixed structure of a system, including its components, connections, and deployment, which do not change at runtime.</w:t>
+      </w:r>
+    </w:p>
+    <w:p>
+      <w:pPr>
+        <w:rPr>
+          <w:bCs/>
+          <w:color w:val="000000" w:themeColor="text1"/>
+          <w:sz w:val="22"/>
+          <w:szCs w:val="22"/>
+        </w:rPr>
+      </w:pPr>
+      <w:r>
+        <w:rPr>
+          <w:bCs/>
+          <w:color w:val="000000" w:themeColor="text1"/>
+          <w:sz w:val="22"/>
+          <w:szCs w:val="22"/>
+        </w:rPr>
+        <w:t xml:space="preserve">For </w:t>
+      </w:r>
+      <w:proofErr w:type="gramStart"/>
+      <w:r>
+        <w:rPr>
+          <w:bCs/>
+          <w:color w:val="000000" w:themeColor="text1"/>
+          <w:sz w:val="22"/>
+          <w:szCs w:val="22"/>
+        </w:rPr>
+        <w:t>example</w:t>
+      </w:r>
+      <w:proofErr w:type="gramEnd"/>
+      <w:r>
+        <w:rPr>
+          <w:bCs/>
+          <w:color w:val="000000" w:themeColor="text1"/>
+          <w:sz w:val="22"/>
+          <w:szCs w:val="22"/>
+        </w:rPr>
+        <w:t xml:space="preserve"> user -&gt; service A -&gt; service B. </w:t>
+      </w:r>
+      <w:proofErr w:type="gramStart"/>
+      <w:r>
+        <w:rPr>
+          <w:bCs/>
+          <w:color w:val="000000" w:themeColor="text1"/>
+          <w:sz w:val="22"/>
+          <w:szCs w:val="22"/>
+        </w:rPr>
+        <w:t>this</w:t>
+      </w:r>
+      <w:proofErr w:type="gramEnd"/>
+      <w:r>
+        <w:rPr>
+          <w:bCs/>
+          <w:color w:val="000000" w:themeColor="text1"/>
+          <w:sz w:val="22"/>
+          <w:szCs w:val="22"/>
+        </w:rPr>
+        <w:t xml:space="preserve"> sequence never changes </w:t>
+      </w:r>
+    </w:p>
+    <w:p>
+      <w:pPr>
+        <w:rPr>
+          <w:bCs/>
+          <w:color w:val="000000" w:themeColor="text1"/>
+          <w:sz w:val="22"/>
+          <w:szCs w:val="22"/>
+        </w:rPr>
+      </w:pPr>
+      <w:r>
+        <w:rPr>
+          <w:b/>
+          <w:color w:val="000000" w:themeColor="text1"/>
+          <w:sz w:val="22"/>
+          <w:szCs w:val="22"/>
+        </w:rPr>
+        <w:t xml:space="preserve">Dynamic: </w:t>
+      </w:r>
+      <w:proofErr w:type="gramStart"/>
+      <w:r>
+        <w:rPr>
+          <w:bCs/>
+          <w:color w:val="000000" w:themeColor="text1"/>
+          <w:sz w:val="22"/>
+          <w:szCs w:val="22"/>
+        </w:rPr>
+        <w:t>describe</w:t>
+      </w:r>
+      <w:proofErr w:type="gramEnd"/>
+      <w:r>
+        <w:rPr>
+          <w:bCs/>
+          <w:color w:val="000000" w:themeColor="text1"/>
+          <w:sz w:val="22"/>
+          <w:szCs w:val="22"/>
+        </w:rPr>
+        <w:t xml:space="preserve"> how the system behaves over time in response to events or interactions. This includes changes in state of components, message flows, and execution steps such as login → authentication → session creation → access granted or failure.</w:t>
+      </w:r>
+    </w:p>
+    <w:p>
+      <w:pPr>
+        <w:rPr>
+          <w:bCs/>
+          <w:color w:val="000000" w:themeColor="text1"/>
+          <w:sz w:val="22"/>
+          <w:szCs w:val="22"/>
+        </w:rPr>
+      </w:pPr>
+      <w:r>
+        <w:rPr>
+          <w:bCs/>
+          <w:color w:val="000000" w:themeColor="text1"/>
+          <w:sz w:val="22"/>
+          <w:szCs w:val="22"/>
+        </w:rPr>
+        <w:t>Static aspects are the parts of the system that are normally stable during regular operation, but they may change during special phases like startup, reconfiguration, scaling, or failure recovery.</w:t>
+      </w:r>
+    </w:p>
+    <w:p>
+      <w:pPr>
+        <w:rPr>
+          <w:bCs/>
+          <w:color w:val="000000" w:themeColor="text1"/>
+          <w:sz w:val="22"/>
+          <w:szCs w:val="22"/>
+        </w:rPr>
+      </w:pPr>
+      <w:r>
+        <w:rPr>
+          <w:bCs/>
+          <w:color w:val="000000" w:themeColor="text1"/>
+          <w:sz w:val="22"/>
+          <w:szCs w:val="22"/>
+        </w:rPr>
+        <w:t>Models of dynamic aspects of a system (models do not change)</w:t>
+      </w:r>
+      <w:r>
+        <w:rPr>
+          <w:bCs/>
+          <w:color w:val="000000" w:themeColor="text1"/>
+          <w:sz w:val="22"/>
+          <w:szCs w:val="22"/>
+        </w:rPr>
+        <w:t xml:space="preserve"> </w:t>
+      </w:r>
+      <w:r>
+        <w:rPr>
+          <w:bCs/>
+          <w:color w:val="000000" w:themeColor="text1"/>
+          <w:sz w:val="22"/>
+          <w:szCs w:val="22"/>
+        </w:rPr>
+        <w:sym w:font="Wingdings" w:char="F0E0"/>
+      </w:r>
+      <w:r>
+        <w:rPr>
+          <w:bCs/>
+          <w:color w:val="000000" w:themeColor="text1"/>
+          <w:sz w:val="22"/>
+          <w:szCs w:val="22"/>
+        </w:rPr>
+        <w:t xml:space="preserve"> these are the common </w:t>
+      </w:r>
+      <w:proofErr w:type="gramStart"/>
+      <w:r>
+        <w:rPr>
+          <w:bCs/>
+          <w:color w:val="000000" w:themeColor="text1"/>
+          <w:sz w:val="22"/>
+          <w:szCs w:val="22"/>
+        </w:rPr>
+        <w:t>ones</w:t>
+      </w:r>
+      <w:proofErr w:type="gramEnd"/>
+      <w:r>
+        <w:rPr>
+          <w:bCs/>
+          <w:color w:val="000000" w:themeColor="text1"/>
+          <w:sz w:val="22"/>
+          <w:szCs w:val="22"/>
+        </w:rPr>
+        <w:t xml:space="preserve"> and they describe change during the system </w:t>
+      </w:r>
+      <w:proofErr w:type="gramStart"/>
+      <w:r>
+        <w:rPr>
+          <w:bCs/>
+          <w:color w:val="000000" w:themeColor="text1"/>
+          <w:sz w:val="22"/>
+          <w:szCs w:val="22"/>
+        </w:rPr>
+        <w:t>runtime</w:t>
+      </w:r>
+      <w:proofErr w:type="gramEnd"/>
+      <w:r>
+        <w:rPr>
+          <w:bCs/>
+          <w:color w:val="000000" w:themeColor="text1"/>
+          <w:sz w:val="22"/>
+          <w:szCs w:val="22"/>
+        </w:rPr>
+        <w:t xml:space="preserve"> but the diagram itself stays the same</w:t>
+      </w:r>
+    </w:p>
+    <w:p>
+      <w:pPr>
+        <w:rPr>
+          <w:bCs/>
+          <w:color w:val="000000" w:themeColor="text1"/>
+          <w:sz w:val="22"/>
+          <w:szCs w:val="22"/>
+        </w:rPr>
+      </w:pPr>
+      <w:r>
+        <w:rPr>
+          <w:bCs/>
+          <w:color w:val="000000" w:themeColor="text1"/>
+          <w:sz w:val="22"/>
+          <w:szCs w:val="22"/>
+        </w:rPr>
+        <w:t>Dynamic models (the models themselves change)</w:t>
+      </w:r>
+      <w:r>
+        <w:rPr>
+          <w:bCs/>
+          <w:color w:val="000000" w:themeColor="text1"/>
+          <w:sz w:val="22"/>
+          <w:szCs w:val="22"/>
+        </w:rPr>
+        <w:t xml:space="preserve"> </w:t>
+      </w:r>
+      <w:r>
+        <w:rPr>
+          <w:bCs/>
+          <w:color w:val="000000" w:themeColor="text1"/>
+          <w:sz w:val="22"/>
+          <w:szCs w:val="22"/>
+        </w:rPr>
+        <w:sym w:font="Wingdings" w:char="F0E0"/>
+      </w:r>
+      <w:r>
+        <w:rPr>
+          <w:bCs/>
+          <w:color w:val="000000" w:themeColor="text1"/>
+          <w:sz w:val="22"/>
+          <w:szCs w:val="22"/>
+        </w:rPr>
+        <w:t xml:space="preserve"> these models are changing and </w:t>
+      </w:r>
+      <w:proofErr w:type="spellStart"/>
+      <w:r>
+        <w:rPr>
+          <w:bCs/>
+          <w:color w:val="000000" w:themeColor="text1"/>
+          <w:sz w:val="22"/>
+          <w:szCs w:val="22"/>
+        </w:rPr>
+        <w:t>evoloving</w:t>
+      </w:r>
+      <w:proofErr w:type="spellEnd"/>
+      <w:r>
+        <w:rPr>
+          <w:bCs/>
+          <w:color w:val="000000" w:themeColor="text1"/>
+          <w:sz w:val="22"/>
+          <w:szCs w:val="22"/>
+        </w:rPr>
+        <w:t xml:space="preserve"> over time meaning that the diagram itself changes over time.</w:t>
+      </w:r>
+    </w:p>
+    <w:p>
+      <w:pPr>
+        <w:rPr>
+          <w:bCs/>
+          <w:color w:val="000000" w:themeColor="text1"/>
+          <w:sz w:val="22"/>
+          <w:szCs w:val="22"/>
+        </w:rPr>
+      </w:pPr>
+      <w:r>
+        <w:rPr>
+          <w:bCs/>
+          <w:color w:val="000000" w:themeColor="text1"/>
+          <w:sz w:val="22"/>
+          <w:szCs w:val="22"/>
+        </w:rPr>
+        <w:t>We model the functional behavior and the non-functional, for example (functional) our system prints “hallo welt” non</w:t>
+      </w:r>
+      <w:r>
+        <w:rPr>
+          <w:bCs/>
+          <w:color w:val="000000" w:themeColor="text1"/>
+          <w:sz w:val="22"/>
+          <w:szCs w:val="22"/>
+        </w:rPr>
+        <w:t>-</w:t>
+      </w:r>
+      <w:r>
+        <w:rPr>
+          <w:bCs/>
+          <w:color w:val="000000" w:themeColor="text1"/>
+          <w:sz w:val="22"/>
+          <w:szCs w:val="22"/>
+        </w:rPr>
+        <w:t>functional we model that it prints that statement in 1ms.</w:t>
+      </w:r>
+    </w:p>
+    <w:p>
+      <w:pPr>
+        <w:rPr>
+          <w:bCs/>
+          <w:color w:val="000000" w:themeColor="text1"/>
+          <w:sz w:val="22"/>
+          <w:szCs w:val="22"/>
+        </w:rPr>
+      </w:pPr>
+      <w:r>
+        <w:rPr>
+          <w:bCs/>
+          <w:color w:val="000000" w:themeColor="text1"/>
+          <w:sz w:val="22"/>
+          <w:szCs w:val="22"/>
+        </w:rPr>
+        <w:t xml:space="preserve">Most architecture diagrams show </w:t>
+      </w:r>
+      <w:r>
+        <w:rPr>
+          <w:b/>
+          <w:bCs/>
+          <w:color w:val="000000" w:themeColor="text1"/>
+          <w:sz w:val="22"/>
+          <w:szCs w:val="22"/>
+        </w:rPr>
+        <w:t>what the system does</w:t>
+      </w:r>
+      <w:r>
+        <w:rPr>
+          <w:bCs/>
+          <w:color w:val="000000" w:themeColor="text1"/>
+          <w:sz w:val="22"/>
+          <w:szCs w:val="22"/>
+        </w:rPr>
+        <w:t xml:space="preserve">, but you should also record </w:t>
+      </w:r>
+      <w:r>
+        <w:rPr>
+          <w:b/>
+          <w:bCs/>
+          <w:color w:val="000000" w:themeColor="text1"/>
+          <w:sz w:val="22"/>
+          <w:szCs w:val="22"/>
+        </w:rPr>
+        <w:t>quality decisions (like performance, security)</w:t>
+      </w:r>
+      <w:r>
+        <w:rPr>
+          <w:bCs/>
+          <w:color w:val="000000" w:themeColor="text1"/>
+          <w:sz w:val="22"/>
+          <w:szCs w:val="22"/>
+        </w:rPr>
+        <w:t xml:space="preserve"> even if you can’t easily “calculate” or prove them from the diagram.</w:t>
+      </w:r>
+    </w:p>
+    <w:p>
+      <w:pPr>
+        <w:rPr>
+          <w:bCs/>
+          <w:color w:val="000000" w:themeColor="text1"/>
+          <w:sz w:val="22"/>
+          <w:szCs w:val="22"/>
+        </w:rPr>
+      </w:pPr>
+    </w:p>
+    <w:p>
+      <w:pPr>
+        <w:jc w:val="center"/>
+        <w:rPr>
+          <w:b/>
+          <w:color w:val="000000" w:themeColor="text1"/>
+          <w:u w:val="single"/>
+        </w:rPr>
+      </w:pPr>
+      <w:r>
+        <w:rPr>
+          <w:b/>
+          <w:color w:val="000000" w:themeColor="text1"/>
+          <w:u w:val="single"/>
+        </w:rPr>
+        <w:t>Architecture Description Language (ADL)</w:t>
+      </w:r>
+    </w:p>
+    <w:p>
+      <w:pPr>
+        <w:rPr>
+          <w:bCs/>
+          <w:color w:val="000000" w:themeColor="text1"/>
+          <w:sz w:val="22"/>
+          <w:szCs w:val="22"/>
+        </w:rPr>
+      </w:pPr>
+      <w:r>
+        <w:rPr>
+          <w:bCs/>
+          <w:color w:val="000000" w:themeColor="text1"/>
+          <w:sz w:val="22"/>
+          <w:szCs w:val="22"/>
+        </w:rPr>
+        <w:t>„ A language (graphical, textual, or both) for describing a software system in terms of its architectural elements and the relationships among them.”</w:t>
+      </w:r>
+    </w:p>
+    <w:p>
+      <w:pPr>
+        <w:rPr>
+          <w:bCs/>
+          <w:color w:val="000000" w:themeColor="text1"/>
+          <w:sz w:val="22"/>
+          <w:szCs w:val="22"/>
+        </w:rPr>
+      </w:pPr>
+      <w:r>
+        <w:rPr>
+          <w:bCs/>
+          <w:color w:val="000000" w:themeColor="text1"/>
+          <w:sz w:val="22"/>
+          <w:szCs w:val="22"/>
+        </w:rPr>
+        <w:t xml:space="preserve">It can be textual or graphical, informal, like </w:t>
+      </w:r>
+      <w:proofErr w:type="spellStart"/>
+      <w:r>
+        <w:rPr>
+          <w:bCs/>
+          <w:color w:val="000000" w:themeColor="text1"/>
+          <w:sz w:val="22"/>
+          <w:szCs w:val="22"/>
+        </w:rPr>
+        <w:t>powerpoints</w:t>
+      </w:r>
+      <w:proofErr w:type="spellEnd"/>
+      <w:r>
+        <w:rPr>
+          <w:bCs/>
+          <w:color w:val="000000" w:themeColor="text1"/>
+          <w:sz w:val="22"/>
+          <w:szCs w:val="22"/>
+        </w:rPr>
+        <w:t xml:space="preserve">. Domain specific or general purpose. </w:t>
+      </w:r>
+    </w:p>
+    <w:p>
+      <w:pPr>
+        <w:rPr>
+          <w:bCs/>
+          <w:color w:val="000000" w:themeColor="text1"/>
+          <w:sz w:val="22"/>
+          <w:szCs w:val="22"/>
+        </w:rPr>
+      </w:pPr>
+      <w:r>
+        <w:rPr>
+          <w:bCs/>
+          <w:color w:val="000000" w:themeColor="text1"/>
+          <w:sz w:val="22"/>
+          <w:szCs w:val="22"/>
+        </w:rPr>
+        <w:t xml:space="preserve">The slide shows </w:t>
+      </w:r>
+      <w:r>
+        <w:rPr>
+          <w:b/>
+          <w:bCs/>
+          <w:color w:val="000000" w:themeColor="text1"/>
+          <w:sz w:val="22"/>
+          <w:szCs w:val="22"/>
+        </w:rPr>
+        <w:t>categories (or types) of architecture modeling approaches / ADLs</w:t>
+      </w:r>
+      <w:r>
+        <w:rPr>
+          <w:bCs/>
+          <w:color w:val="000000" w:themeColor="text1"/>
+          <w:sz w:val="22"/>
+          <w:szCs w:val="22"/>
+        </w:rPr>
+        <w:t>, and examples of each category.</w:t>
+      </w:r>
+    </w:p>
+    <w:p>
+      <w:pPr>
+        <w:rPr>
+          <w:bCs/>
+          <w:color w:val="000000" w:themeColor="text1"/>
+          <w:sz w:val="22"/>
+          <w:szCs w:val="22"/>
+        </w:rPr>
+      </w:pPr>
+      <w:r>
+        <w:rPr>
+          <w:b/>
+          <w:color w:val="000000" w:themeColor="text1"/>
+          <w:sz w:val="22"/>
+          <w:szCs w:val="22"/>
+        </w:rPr>
+        <w:t xml:space="preserve">Generic approaches </w:t>
+      </w:r>
+      <w:r>
+        <w:rPr>
+          <w:b/>
+          <w:color w:val="000000" w:themeColor="text1"/>
+          <w:sz w:val="22"/>
+          <w:szCs w:val="22"/>
+        </w:rPr>
+        <w:t xml:space="preserve">-&gt; </w:t>
+      </w:r>
+      <w:r>
+        <w:rPr>
+          <w:bCs/>
+          <w:color w:val="000000" w:themeColor="text1"/>
+          <w:sz w:val="22"/>
+          <w:szCs w:val="22"/>
+        </w:rPr>
+        <w:t>Natural language</w:t>
+      </w:r>
+      <w:r>
+        <w:rPr>
+          <w:bCs/>
+          <w:color w:val="000000" w:themeColor="text1"/>
+          <w:sz w:val="22"/>
+          <w:szCs w:val="22"/>
+        </w:rPr>
+        <w:t xml:space="preserve">, </w:t>
+      </w:r>
+      <w:r>
+        <w:rPr>
+          <w:bCs/>
+          <w:color w:val="000000" w:themeColor="text1"/>
+          <w:sz w:val="22"/>
+          <w:szCs w:val="22"/>
+        </w:rPr>
+        <w:t>PowerPoint-style modeling</w:t>
+      </w:r>
+      <w:r>
+        <w:rPr>
+          <w:bCs/>
+          <w:color w:val="000000" w:themeColor="text1"/>
+          <w:sz w:val="22"/>
+          <w:szCs w:val="22"/>
+        </w:rPr>
+        <w:t xml:space="preserve">, </w:t>
+      </w:r>
+      <w:r>
+        <w:rPr>
+          <w:bCs/>
+          <w:color w:val="000000" w:themeColor="text1"/>
+          <w:sz w:val="22"/>
+          <w:szCs w:val="22"/>
+        </w:rPr>
+        <w:t>UML, the Unified Modeling Language</w:t>
+      </w:r>
+      <w:r>
+        <w:rPr>
+          <w:bCs/>
+          <w:color w:val="000000" w:themeColor="text1"/>
+          <w:sz w:val="22"/>
+          <w:szCs w:val="22"/>
+        </w:rPr>
+        <w:t xml:space="preserve">, </w:t>
+      </w:r>
+      <w:proofErr w:type="spellStart"/>
+      <w:r>
+        <w:rPr>
+          <w:bCs/>
+          <w:color w:val="000000" w:themeColor="text1"/>
+          <w:sz w:val="22"/>
+          <w:szCs w:val="22"/>
+        </w:rPr>
+        <w:t>PlantUML</w:t>
+      </w:r>
+      <w:proofErr w:type="spellEnd"/>
+    </w:p>
+    <w:p>
+      <w:pPr>
+        <w:rPr>
+          <w:bCs/>
+          <w:color w:val="000000" w:themeColor="text1"/>
+          <w:sz w:val="22"/>
+          <w:szCs w:val="22"/>
+        </w:rPr>
+      </w:pPr>
+      <w:r>
+        <w:rPr>
+          <w:b/>
+          <w:color w:val="000000" w:themeColor="text1"/>
+          <w:sz w:val="22"/>
+          <w:szCs w:val="22"/>
+        </w:rPr>
+        <w:t>Early ADLs</w:t>
+      </w:r>
+      <w:r>
+        <w:rPr>
+          <w:b/>
+          <w:color w:val="000000" w:themeColor="text1"/>
+          <w:sz w:val="22"/>
+          <w:szCs w:val="22"/>
+        </w:rPr>
+        <w:t xml:space="preserve"> -&gt;</w:t>
+      </w:r>
+      <w:r>
+        <w:rPr>
+          <w:b/>
+          <w:color w:val="000000" w:themeColor="text1"/>
+          <w:sz w:val="22"/>
+          <w:szCs w:val="22"/>
+        </w:rPr>
+        <w:t xml:space="preserve"> </w:t>
+      </w:r>
+      <w:r>
+        <w:rPr>
+          <w:bCs/>
+          <w:color w:val="000000" w:themeColor="text1"/>
+          <w:sz w:val="22"/>
+          <w:szCs w:val="22"/>
+        </w:rPr>
+        <w:t>Darwin</w:t>
+      </w:r>
+      <w:r>
+        <w:rPr>
+          <w:bCs/>
+          <w:color w:val="000000" w:themeColor="text1"/>
+          <w:sz w:val="22"/>
+          <w:szCs w:val="22"/>
+        </w:rPr>
+        <w:t>,</w:t>
+      </w:r>
+      <w:r>
+        <w:rPr>
+          <w:bCs/>
+          <w:color w:val="000000" w:themeColor="text1"/>
+          <w:sz w:val="22"/>
+          <w:szCs w:val="22"/>
+        </w:rPr>
+        <w:t xml:space="preserve"> </w:t>
+      </w:r>
+      <w:proofErr w:type="spellStart"/>
+      <w:r>
+        <w:rPr>
+          <w:bCs/>
+          <w:color w:val="000000" w:themeColor="text1"/>
+          <w:sz w:val="22"/>
+          <w:szCs w:val="22"/>
+        </w:rPr>
+        <w:t>Rapide</w:t>
+      </w:r>
+      <w:proofErr w:type="spellEnd"/>
+      <w:r>
+        <w:rPr>
+          <w:bCs/>
+          <w:color w:val="000000" w:themeColor="text1"/>
+          <w:sz w:val="22"/>
+          <w:szCs w:val="22"/>
+        </w:rPr>
+        <w:t xml:space="preserve">, </w:t>
+      </w:r>
+      <w:r>
+        <w:rPr>
+          <w:bCs/>
+          <w:color w:val="000000" w:themeColor="text1"/>
+          <w:sz w:val="22"/>
+          <w:szCs w:val="22"/>
+        </w:rPr>
+        <w:t>Wright</w:t>
+      </w:r>
+    </w:p>
+    <w:p>
+      <w:pPr>
+        <w:rPr>
+          <w:bCs/>
+          <w:color w:val="000000" w:themeColor="text1"/>
+          <w:sz w:val="22"/>
+          <w:szCs w:val="22"/>
+        </w:rPr>
+      </w:pPr>
+      <w:r>
+        <w:rPr>
+          <w:b/>
+          <w:color w:val="000000" w:themeColor="text1"/>
+          <w:sz w:val="22"/>
+          <w:szCs w:val="22"/>
+        </w:rPr>
+        <w:t>Domain- and style-specific languages</w:t>
+      </w:r>
+      <w:r>
+        <w:rPr>
+          <w:b/>
+          <w:color w:val="000000" w:themeColor="text1"/>
+          <w:sz w:val="22"/>
+          <w:szCs w:val="22"/>
+        </w:rPr>
+        <w:t xml:space="preserve"> -&gt;</w:t>
+      </w:r>
+      <w:r>
+        <w:rPr>
+          <w:b/>
+          <w:color w:val="000000" w:themeColor="text1"/>
+          <w:sz w:val="22"/>
+          <w:szCs w:val="22"/>
+        </w:rPr>
+        <w:t xml:space="preserve"> </w:t>
+      </w:r>
+      <w:r>
+        <w:rPr>
+          <w:bCs/>
+          <w:color w:val="000000" w:themeColor="text1"/>
+          <w:sz w:val="22"/>
+          <w:szCs w:val="22"/>
+        </w:rPr>
+        <w:t>Koala</w:t>
+      </w:r>
+      <w:r>
+        <w:rPr>
+          <w:bCs/>
+          <w:color w:val="000000" w:themeColor="text1"/>
+          <w:sz w:val="22"/>
+          <w:szCs w:val="22"/>
+        </w:rPr>
+        <w:t xml:space="preserve">, </w:t>
+      </w:r>
+      <w:proofErr w:type="gramStart"/>
+      <w:r>
+        <w:rPr>
+          <w:bCs/>
+          <w:color w:val="000000" w:themeColor="text1"/>
+          <w:sz w:val="22"/>
+          <w:szCs w:val="22"/>
+        </w:rPr>
+        <w:t>Weaves</w:t>
+      </w:r>
+      <w:r>
+        <w:rPr>
+          <w:bCs/>
+          <w:color w:val="000000" w:themeColor="text1"/>
+          <w:sz w:val="22"/>
+          <w:szCs w:val="22"/>
+        </w:rPr>
+        <w:t xml:space="preserve"> ,</w:t>
+      </w:r>
+      <w:proofErr w:type="gramEnd"/>
+      <w:r>
+        <w:rPr>
+          <w:bCs/>
+          <w:color w:val="000000" w:themeColor="text1"/>
+          <w:sz w:val="22"/>
+          <w:szCs w:val="22"/>
+        </w:rPr>
+        <w:t xml:space="preserve"> AADL</w:t>
+      </w:r>
+      <w:r>
+        <w:rPr>
+          <w:bCs/>
+          <w:color w:val="000000" w:themeColor="text1"/>
+          <w:sz w:val="22"/>
+          <w:szCs w:val="22"/>
+        </w:rPr>
+        <w:t xml:space="preserve">, </w:t>
+      </w:r>
+      <w:r>
+        <w:rPr>
+          <w:bCs/>
+          <w:color w:val="000000" w:themeColor="text1"/>
+          <w:sz w:val="22"/>
+          <w:szCs w:val="22"/>
+        </w:rPr>
+        <w:t>Palladio</w:t>
+      </w:r>
+    </w:p>
+    <w:p>
+      <w:pPr>
+        <w:rPr>
+          <w:bCs/>
+          <w:color w:val="000000" w:themeColor="text1"/>
+          <w:sz w:val="22"/>
+          <w:szCs w:val="22"/>
+        </w:rPr>
+      </w:pPr>
+      <w:r>
+        <w:rPr>
+          <w:b/>
+          <w:color w:val="000000" w:themeColor="text1"/>
+          <w:sz w:val="22"/>
+          <w:szCs w:val="22"/>
+        </w:rPr>
+        <w:t>Extensible ADLs</w:t>
+      </w:r>
+      <w:r>
+        <w:rPr>
+          <w:b/>
+          <w:color w:val="000000" w:themeColor="text1"/>
+          <w:sz w:val="22"/>
+          <w:szCs w:val="22"/>
+        </w:rPr>
+        <w:t xml:space="preserve"> -&gt;</w:t>
+      </w:r>
+      <w:r>
+        <w:rPr>
+          <w:b/>
+          <w:color w:val="000000" w:themeColor="text1"/>
+          <w:sz w:val="22"/>
+          <w:szCs w:val="22"/>
+        </w:rPr>
+        <w:t xml:space="preserve"> </w:t>
+      </w:r>
+      <w:r>
+        <w:rPr>
+          <w:bCs/>
+          <w:color w:val="000000" w:themeColor="text1"/>
+          <w:sz w:val="22"/>
+          <w:szCs w:val="22"/>
+        </w:rPr>
+        <w:t>Acme</w:t>
+      </w:r>
+      <w:r>
+        <w:rPr>
+          <w:bCs/>
+          <w:color w:val="000000" w:themeColor="text1"/>
+          <w:sz w:val="22"/>
+          <w:szCs w:val="22"/>
+        </w:rPr>
+        <w:t>,</w:t>
+      </w:r>
+      <w:r>
+        <w:rPr>
+          <w:bCs/>
+          <w:color w:val="000000" w:themeColor="text1"/>
+          <w:sz w:val="22"/>
+          <w:szCs w:val="22"/>
+        </w:rPr>
+        <w:t xml:space="preserve"> ADML</w:t>
+      </w:r>
+      <w:r>
+        <w:rPr>
+          <w:bCs/>
+          <w:color w:val="000000" w:themeColor="text1"/>
+          <w:sz w:val="22"/>
+          <w:szCs w:val="22"/>
+        </w:rPr>
+        <w:t>,</w:t>
+      </w:r>
+      <w:r>
+        <w:rPr>
+          <w:bCs/>
+          <w:color w:val="000000" w:themeColor="text1"/>
+          <w:sz w:val="22"/>
+          <w:szCs w:val="22"/>
+        </w:rPr>
+        <w:t xml:space="preserve"> </w:t>
+      </w:r>
+      <w:proofErr w:type="spellStart"/>
+      <w:r>
+        <w:rPr>
+          <w:bCs/>
+          <w:color w:val="000000" w:themeColor="text1"/>
+          <w:sz w:val="22"/>
+          <w:szCs w:val="22"/>
+        </w:rPr>
+        <w:t>xADL</w:t>
+      </w:r>
+      <w:proofErr w:type="spellEnd"/>
+    </w:p>
+    <w:p>
+      <w:pPr>
+        <w:jc w:val="center"/>
+        <w:rPr>
+          <w:b/>
+          <w:color w:val="000000" w:themeColor="text1"/>
+          <w:u w:val="single"/>
+        </w:rPr>
+      </w:pPr>
+      <w:r>
+        <w:rPr>
+          <w:b/>
+          <w:color w:val="000000" w:themeColor="text1"/>
+          <w:u w:val="single"/>
+        </w:rPr>
+        <w:lastRenderedPageBreak/>
+        <w:t>UML – The Unified Modeling Language</w:t>
+      </w:r>
+    </w:p>
+    <w:p>
+      <w:pPr>
+        <w:rPr>
+          <w:bCs/>
+          <w:color w:val="000000" w:themeColor="text1"/>
+          <w:sz w:val="22"/>
+          <w:szCs w:val="22"/>
+        </w:rPr>
+      </w:pPr>
+      <w:r>
+        <w:rPr>
+          <w:bCs/>
+          <w:color w:val="000000" w:themeColor="text1"/>
+          <w:sz w:val="22"/>
+          <w:szCs w:val="22"/>
+        </w:rPr>
+        <w:t xml:space="preserve">Example: </w:t>
+      </w:r>
+    </w:p>
+    <w:p>
+      <w:pPr>
+        <w:rPr>
+          <w:bCs/>
+          <w:color w:val="000000" w:themeColor="text1"/>
+          <w:sz w:val="22"/>
+          <w:szCs w:val="22"/>
+        </w:rPr>
+      </w:pPr>
+      <w:r>
+        <w:rPr>
+          <w:bCs/>
+          <w:color w:val="000000" w:themeColor="text1"/>
+          <w:sz w:val="22"/>
+          <w:szCs w:val="22"/>
+        </w:rPr>
+        <w:t xml:space="preserve">Sunshine2Go </w:t>
+      </w:r>
+    </w:p>
+    <w:p>
+      <w:pPr>
+        <w:rPr>
+          <w:bCs/>
+          <w:color w:val="000000" w:themeColor="text1"/>
+          <w:sz w:val="22"/>
+          <w:szCs w:val="22"/>
+        </w:rPr>
+      </w:pPr>
+      <w:proofErr w:type="gramStart"/>
+      <w:r>
+        <w:rPr>
+          <w:bCs/>
+          <w:color w:val="000000" w:themeColor="text1"/>
+          <w:sz w:val="22"/>
+          <w:szCs w:val="22"/>
+        </w:rPr>
+        <w:t>Q</w:t>
+      </w:r>
+      <w:r>
+        <w:rPr>
+          <w:bCs/>
+          <w:color w:val="000000" w:themeColor="text1"/>
+          <w:sz w:val="22"/>
+          <w:szCs w:val="22"/>
+        </w:rPr>
+        <w:t>uerying</w:t>
+      </w:r>
+      <w:proofErr w:type="gramEnd"/>
+      <w:r>
+        <w:rPr>
+          <w:bCs/>
+          <w:color w:val="000000" w:themeColor="text1"/>
+          <w:sz w:val="22"/>
+          <w:szCs w:val="22"/>
+        </w:rPr>
+        <w:t xml:space="preserve"> the weather forecast </w:t>
+      </w:r>
+      <w:proofErr w:type="gramStart"/>
+      <w:r>
+        <w:rPr>
+          <w:bCs/>
+          <w:color w:val="000000" w:themeColor="text1"/>
+          <w:sz w:val="22"/>
+          <w:szCs w:val="22"/>
+        </w:rPr>
+        <w:t>of</w:t>
+      </w:r>
+      <w:proofErr w:type="gramEnd"/>
+      <w:r>
+        <w:rPr>
+          <w:bCs/>
+          <w:color w:val="000000" w:themeColor="text1"/>
+          <w:sz w:val="22"/>
+          <w:szCs w:val="22"/>
+        </w:rPr>
+        <w:t xml:space="preserve"> the next 7 days </w:t>
+      </w:r>
+    </w:p>
+    <w:p>
+      <w:pPr>
+        <w:rPr>
+          <w:bCs/>
+          <w:color w:val="000000" w:themeColor="text1"/>
+          <w:sz w:val="22"/>
+          <w:szCs w:val="22"/>
+        </w:rPr>
+      </w:pPr>
+      <w:proofErr w:type="gramStart"/>
+      <w:r>
+        <w:rPr>
+          <w:bCs/>
+          <w:color w:val="000000" w:themeColor="text1"/>
+          <w:sz w:val="22"/>
+          <w:szCs w:val="22"/>
+        </w:rPr>
+        <w:t>Report</w:t>
+      </w:r>
+      <w:proofErr w:type="gramEnd"/>
+      <w:r>
+        <w:rPr>
+          <w:bCs/>
+          <w:color w:val="000000" w:themeColor="text1"/>
+          <w:sz w:val="22"/>
+          <w:szCs w:val="22"/>
+        </w:rPr>
+        <w:t xml:space="preserve"> weather conditions </w:t>
+      </w:r>
+      <w:proofErr w:type="gramStart"/>
+      <w:r>
+        <w:rPr>
+          <w:bCs/>
+          <w:color w:val="000000" w:themeColor="text1"/>
+          <w:sz w:val="22"/>
+          <w:szCs w:val="22"/>
+        </w:rPr>
+        <w:t>of next</w:t>
+      </w:r>
+      <w:proofErr w:type="gramEnd"/>
+      <w:r>
+        <w:rPr>
+          <w:bCs/>
+          <w:color w:val="000000" w:themeColor="text1"/>
+          <w:sz w:val="22"/>
+          <w:szCs w:val="22"/>
+        </w:rPr>
+        <w:t xml:space="preserve"> 7 days for given location in the world</w:t>
+      </w:r>
+    </w:p>
+    <w:p>
+      <w:pPr>
+        <w:rPr>
+          <w:bCs/>
+          <w:color w:val="000000" w:themeColor="text1"/>
+          <w:sz w:val="22"/>
+          <w:szCs w:val="22"/>
+        </w:rPr>
+      </w:pPr>
+      <w:proofErr w:type="spellStart"/>
+      <w:proofErr w:type="gramStart"/>
+      <w:r>
+        <w:rPr>
+          <w:bCs/>
+          <w:color w:val="000000" w:themeColor="text1"/>
+          <w:sz w:val="22"/>
+          <w:szCs w:val="22"/>
+        </w:rPr>
+        <w:t>WolfDesk</w:t>
+      </w:r>
+      <w:proofErr w:type="spellEnd"/>
+      <w:r>
+        <w:rPr>
+          <w:bCs/>
+          <w:color w:val="000000" w:themeColor="text1"/>
+          <w:sz w:val="22"/>
+          <w:szCs w:val="22"/>
+        </w:rPr>
+        <w:t xml:space="preserve"> </w:t>
+      </w:r>
+      <w:r>
+        <w:rPr>
+          <w:bCs/>
+          <w:color w:val="000000" w:themeColor="text1"/>
+          <w:sz w:val="22"/>
+          <w:szCs w:val="22"/>
+        </w:rPr>
+        <w:t>:</w:t>
+      </w:r>
+      <w:proofErr w:type="gramEnd"/>
+      <w:r>
+        <w:rPr>
+          <w:bCs/>
+          <w:color w:val="000000" w:themeColor="text1"/>
+          <w:sz w:val="22"/>
+          <w:szCs w:val="22"/>
+        </w:rPr>
+        <w:t xml:space="preserve"> </w:t>
+      </w:r>
+    </w:p>
+    <w:p>
+      <w:pPr>
+        <w:rPr>
+          <w:bCs/>
+          <w:color w:val="000000" w:themeColor="text1"/>
+          <w:sz w:val="22"/>
+          <w:szCs w:val="22"/>
+        </w:rPr>
+      </w:pPr>
+      <w:r>
+        <w:rPr>
+          <w:bCs/>
+          <w:color w:val="000000" w:themeColor="text1"/>
+          <w:sz w:val="22"/>
+          <w:szCs w:val="22"/>
+        </w:rPr>
+        <w:t>Support ticket system</w:t>
+      </w:r>
+    </w:p>
+    <w:p>
+      <w:pPr>
+        <w:rPr>
+          <w:bCs/>
+          <w:color w:val="000000" w:themeColor="text1"/>
+          <w:sz w:val="22"/>
+          <w:szCs w:val="22"/>
+        </w:rPr>
+      </w:pPr>
+    </w:p>
+    <w:p>
+      <w:pPr>
+        <w:rPr>
+          <w:b/>
+          <w:color w:val="000000" w:themeColor="text1"/>
+          <w:sz w:val="22"/>
+          <w:szCs w:val="22"/>
+        </w:rPr>
+      </w:pPr>
+      <w:r>
+        <w:rPr>
+          <w:b/>
+          <w:color w:val="000000" w:themeColor="text1"/>
+          <w:sz w:val="22"/>
+          <w:szCs w:val="22"/>
+        </w:rPr>
+        <w:t xml:space="preserve">What is the goal of a Use Case </w:t>
+      </w:r>
+      <w:proofErr w:type="gramStart"/>
+      <w:r>
+        <w:rPr>
+          <w:b/>
+          <w:color w:val="000000" w:themeColor="text1"/>
+          <w:sz w:val="22"/>
+          <w:szCs w:val="22"/>
+        </w:rPr>
+        <w:t>Diagram?</w:t>
+      </w:r>
+      <w:r>
+        <w:rPr>
+          <w:b/>
+          <w:color w:val="000000" w:themeColor="text1"/>
+          <w:sz w:val="22"/>
+          <w:szCs w:val="22"/>
+        </w:rPr>
+        <w:t>:</w:t>
+      </w:r>
+      <w:proofErr w:type="gramEnd"/>
+    </w:p>
+    <w:p>
+      <w:pPr>
+        <w:rPr>
+          <w:bCs/>
+          <w:color w:val="000000" w:themeColor="text1"/>
+          <w:sz w:val="22"/>
+          <w:szCs w:val="22"/>
+        </w:rPr>
+      </w:pPr>
+      <w:r>
+        <w:rPr>
+          <w:bCs/>
+          <w:color w:val="000000" w:themeColor="text1"/>
+          <w:sz w:val="22"/>
+          <w:szCs w:val="22"/>
+        </w:rPr>
+        <w:t>It shows system functionality from the outside (user perspective).</w:t>
+      </w:r>
+    </w:p>
+    <w:p>
+      <w:pPr>
+        <w:rPr>
+          <w:bCs/>
+          <w:color w:val="000000" w:themeColor="text1"/>
+          <w:sz w:val="22"/>
+          <w:szCs w:val="22"/>
+        </w:rPr>
+      </w:pPr>
+    </w:p>
+    <w:p>
+      <w:pPr>
+        <w:rPr>
+          <w:b/>
+          <w:color w:val="000000" w:themeColor="text1"/>
+          <w:sz w:val="22"/>
+          <w:szCs w:val="22"/>
+        </w:rPr>
+      </w:pPr>
+      <w:r>
+        <w:rPr>
+          <w:b/>
+          <w:color w:val="000000" w:themeColor="text1"/>
+          <w:sz w:val="22"/>
+          <w:szCs w:val="22"/>
+        </w:rPr>
+        <w:t>Explaining a UML case diagram</w:t>
+      </w:r>
+    </w:p>
+    <w:p>
+      <w:pPr>
+        <w:rPr>
+          <w:bCs/>
+          <w:color w:val="000000" w:themeColor="text1"/>
+          <w:sz w:val="22"/>
+          <w:szCs w:val="22"/>
+        </w:rPr>
+      </w:pPr>
+      <w:r>
+        <w:rPr>
+          <w:bCs/>
+          <w:color w:val="000000" w:themeColor="text1"/>
+          <w:sz w:val="22"/>
+          <w:szCs w:val="22"/>
+        </w:rPr>
+        <w:t xml:space="preserve">A system, part of a system is </w:t>
+      </w:r>
+      <w:proofErr w:type="gramStart"/>
+      <w:r>
+        <w:rPr>
+          <w:bCs/>
+          <w:color w:val="000000" w:themeColor="text1"/>
+          <w:sz w:val="22"/>
+          <w:szCs w:val="22"/>
+        </w:rPr>
+        <w:t>represented  by</w:t>
+      </w:r>
+      <w:proofErr w:type="gramEnd"/>
+      <w:r>
+        <w:rPr>
+          <w:bCs/>
+          <w:color w:val="000000" w:themeColor="text1"/>
+          <w:sz w:val="22"/>
+          <w:szCs w:val="22"/>
+        </w:rPr>
+        <w:t xml:space="preserve"> a rectangle and anything inside it means </w:t>
+      </w:r>
+      <w:proofErr w:type="gramStart"/>
+      <w:r>
+        <w:rPr>
+          <w:bCs/>
+          <w:color w:val="000000" w:themeColor="text1"/>
+          <w:sz w:val="22"/>
+          <w:szCs w:val="22"/>
+        </w:rPr>
+        <w:t>its</w:t>
+      </w:r>
+      <w:proofErr w:type="gramEnd"/>
+      <w:r>
+        <w:rPr>
+          <w:bCs/>
+          <w:color w:val="000000" w:themeColor="text1"/>
+          <w:sz w:val="22"/>
+          <w:szCs w:val="22"/>
+        </w:rPr>
+        <w:t xml:space="preserve"> within its boundaries.</w:t>
+      </w:r>
+    </w:p>
+    <w:p>
+      <w:pPr>
+        <w:rPr>
+          <w:bCs/>
+          <w:color w:val="000000" w:themeColor="text1"/>
+          <w:sz w:val="22"/>
+          <w:szCs w:val="22"/>
+        </w:rPr>
+      </w:pPr>
+      <w:r>
+        <w:rPr>
+          <w:bCs/>
+          <w:color w:val="000000" w:themeColor="text1"/>
+          <w:sz w:val="22"/>
+          <w:szCs w:val="22"/>
+        </w:rPr>
+        <w:t>An actor outside the rectangle represents someone or some other system that uses our system to achieve some goal</w:t>
+      </w:r>
+    </w:p>
+    <w:p>
+      <w:pPr>
+        <w:rPr>
+          <w:bCs/>
+          <w:color w:val="000000" w:themeColor="text1"/>
+          <w:sz w:val="22"/>
+          <w:szCs w:val="22"/>
+        </w:rPr>
+      </w:pPr>
+      <w:r>
+        <w:rPr>
+          <w:bCs/>
+          <w:color w:val="000000" w:themeColor="text1"/>
+          <w:sz w:val="22"/>
+          <w:szCs w:val="22"/>
+        </w:rPr>
+        <w:t xml:space="preserve">A primary actor initiates the system while a </w:t>
+      </w:r>
+      <w:proofErr w:type="gramStart"/>
+      <w:r>
+        <w:rPr>
+          <w:bCs/>
+          <w:color w:val="000000" w:themeColor="text1"/>
+          <w:sz w:val="22"/>
+          <w:szCs w:val="22"/>
+        </w:rPr>
+        <w:t>secondary actors</w:t>
+      </w:r>
+      <w:proofErr w:type="gramEnd"/>
+      <w:r>
+        <w:rPr>
+          <w:bCs/>
+          <w:color w:val="000000" w:themeColor="text1"/>
+          <w:sz w:val="22"/>
+          <w:szCs w:val="22"/>
+        </w:rPr>
+        <w:t xml:space="preserve"> reacts to the system</w:t>
+      </w:r>
+    </w:p>
+    <w:p>
+      <w:pPr>
+        <w:rPr>
+          <w:bCs/>
+          <w:color w:val="000000" w:themeColor="text1"/>
+          <w:sz w:val="22"/>
+          <w:szCs w:val="22"/>
+        </w:rPr>
+      </w:pPr>
+      <w:proofErr w:type="gramStart"/>
+      <w:r>
+        <w:rPr>
+          <w:bCs/>
+          <w:color w:val="000000" w:themeColor="text1"/>
+          <w:sz w:val="22"/>
+          <w:szCs w:val="22"/>
+        </w:rPr>
+        <w:t>A use case the</w:t>
+      </w:r>
+      <w:proofErr w:type="gramEnd"/>
+      <w:r>
+        <w:rPr>
+          <w:bCs/>
+          <w:color w:val="000000" w:themeColor="text1"/>
+          <w:sz w:val="22"/>
+          <w:szCs w:val="22"/>
+        </w:rPr>
+        <w:t xml:space="preserve"> oval shape represents some action in our system that accomplishes some </w:t>
+      </w:r>
+      <w:proofErr w:type="gramStart"/>
+      <w:r>
+        <w:rPr>
+          <w:bCs/>
+          <w:color w:val="000000" w:themeColor="text1"/>
+          <w:sz w:val="22"/>
+          <w:szCs w:val="22"/>
+        </w:rPr>
+        <w:t>task</w:t>
+      </w:r>
+      <w:proofErr w:type="gramEnd"/>
+      <w:r>
+        <w:rPr>
+          <w:bCs/>
+          <w:color w:val="000000" w:themeColor="text1"/>
+          <w:sz w:val="22"/>
+          <w:szCs w:val="22"/>
+        </w:rPr>
+        <w:t xml:space="preserve"> within the system</w:t>
+      </w:r>
+    </w:p>
+    <w:p>
+      <w:pPr>
+        <w:rPr>
+          <w:bCs/>
+          <w:color w:val="000000" w:themeColor="text1"/>
+          <w:sz w:val="22"/>
+          <w:szCs w:val="22"/>
+        </w:rPr>
+      </w:pPr>
+      <w:r>
+        <w:rPr>
+          <w:bCs/>
+          <w:color w:val="000000" w:themeColor="text1"/>
+          <w:sz w:val="22"/>
+          <w:szCs w:val="22"/>
+        </w:rPr>
+        <w:t xml:space="preserve">Association is the normal line from the actor or the use </w:t>
+      </w:r>
+      <w:proofErr w:type="gramStart"/>
+      <w:r>
+        <w:rPr>
+          <w:bCs/>
+          <w:color w:val="000000" w:themeColor="text1"/>
+          <w:sz w:val="22"/>
+          <w:szCs w:val="22"/>
+        </w:rPr>
+        <w:t>case to another</w:t>
+      </w:r>
+      <w:proofErr w:type="gramEnd"/>
+      <w:r>
+        <w:rPr>
+          <w:bCs/>
+          <w:color w:val="000000" w:themeColor="text1"/>
+          <w:sz w:val="22"/>
+          <w:szCs w:val="22"/>
+        </w:rPr>
+        <w:t xml:space="preserve"> to make it work or happen</w:t>
+      </w:r>
+    </w:p>
+    <w:p>
+      <w:pPr>
+        <w:rPr>
+          <w:bCs/>
+          <w:color w:val="000000" w:themeColor="text1"/>
+          <w:sz w:val="22"/>
+          <w:szCs w:val="22"/>
+        </w:rPr>
+      </w:pPr>
+      <w:r>
+        <w:rPr>
+          <w:bCs/>
+          <w:color w:val="000000" w:themeColor="text1"/>
+          <w:sz w:val="22"/>
+          <w:szCs w:val="22"/>
+        </w:rPr>
+        <w:t xml:space="preserve">An </w:t>
+      </w:r>
+      <w:proofErr w:type="gramStart"/>
+      <w:r>
+        <w:rPr>
+          <w:bCs/>
+          <w:color w:val="000000" w:themeColor="text1"/>
+          <w:sz w:val="22"/>
+          <w:szCs w:val="22"/>
+        </w:rPr>
+        <w:t>include</w:t>
+      </w:r>
+      <w:proofErr w:type="gramEnd"/>
+      <w:r>
+        <w:rPr>
+          <w:bCs/>
+          <w:color w:val="000000" w:themeColor="text1"/>
+          <w:sz w:val="22"/>
+          <w:szCs w:val="22"/>
+        </w:rPr>
+        <w:t xml:space="preserve"> relationship </w:t>
+      </w:r>
+      <w:proofErr w:type="gramStart"/>
+      <w:r>
+        <w:rPr>
+          <w:bCs/>
+          <w:color w:val="000000" w:themeColor="text1"/>
+          <w:sz w:val="22"/>
+          <w:szCs w:val="22"/>
+        </w:rPr>
+        <w:t>show</w:t>
+      </w:r>
+      <w:proofErr w:type="gramEnd"/>
+      <w:r>
+        <w:rPr>
+          <w:bCs/>
+          <w:color w:val="000000" w:themeColor="text1"/>
+          <w:sz w:val="22"/>
+          <w:szCs w:val="22"/>
+        </w:rPr>
+        <w:t xml:space="preserve"> dependency between use cases </w:t>
+      </w:r>
+      <w:proofErr w:type="spellStart"/>
+      <w:proofErr w:type="gramStart"/>
+      <w:r>
+        <w:rPr>
+          <w:bCs/>
+          <w:color w:val="000000" w:themeColor="text1"/>
+          <w:sz w:val="22"/>
+          <w:szCs w:val="22"/>
+        </w:rPr>
+        <w:t>everytime</w:t>
+      </w:r>
+      <w:proofErr w:type="spellEnd"/>
+      <w:proofErr w:type="gramEnd"/>
+      <w:r>
+        <w:rPr>
+          <w:bCs/>
+          <w:color w:val="000000" w:themeColor="text1"/>
+          <w:sz w:val="22"/>
+          <w:szCs w:val="22"/>
+        </w:rPr>
+        <w:t xml:space="preserve"> the base use cases </w:t>
+      </w:r>
+      <w:proofErr w:type="gramStart"/>
+      <w:r>
+        <w:rPr>
+          <w:bCs/>
+          <w:color w:val="000000" w:themeColor="text1"/>
+          <w:sz w:val="22"/>
+          <w:szCs w:val="22"/>
+        </w:rPr>
+        <w:t>is</w:t>
+      </w:r>
+      <w:proofErr w:type="gramEnd"/>
+      <w:r>
+        <w:rPr>
+          <w:bCs/>
+          <w:color w:val="000000" w:themeColor="text1"/>
+          <w:sz w:val="22"/>
+          <w:szCs w:val="22"/>
+        </w:rPr>
+        <w:t xml:space="preserve"> executed the included is executed as well</w:t>
+      </w:r>
+    </w:p>
+    <w:p>
+      <w:pPr>
+        <w:rPr>
+          <w:bCs/>
+          <w:color w:val="000000" w:themeColor="text1"/>
+          <w:sz w:val="22"/>
+          <w:szCs w:val="22"/>
+        </w:rPr>
+      </w:pPr>
+      <w:r>
+        <w:rPr>
+          <w:bCs/>
+          <w:color w:val="000000" w:themeColor="text1"/>
+          <w:sz w:val="22"/>
+          <w:szCs w:val="22"/>
+        </w:rPr>
+        <w:t xml:space="preserve">The </w:t>
+      </w:r>
+      <w:proofErr w:type="gramStart"/>
+      <w:r>
+        <w:rPr>
+          <w:bCs/>
+          <w:color w:val="000000" w:themeColor="text1"/>
+          <w:sz w:val="22"/>
+          <w:szCs w:val="22"/>
+        </w:rPr>
+        <w:t>extend</w:t>
+      </w:r>
+      <w:proofErr w:type="gramEnd"/>
+      <w:r>
+        <w:rPr>
+          <w:bCs/>
+          <w:color w:val="000000" w:themeColor="text1"/>
+          <w:sz w:val="22"/>
+          <w:szCs w:val="22"/>
+        </w:rPr>
+        <w:t xml:space="preserve"> happens when certain criteria </w:t>
+      </w:r>
+      <w:proofErr w:type="gramStart"/>
+      <w:r>
+        <w:rPr>
+          <w:bCs/>
+          <w:color w:val="000000" w:themeColor="text1"/>
+          <w:sz w:val="22"/>
+          <w:szCs w:val="22"/>
+        </w:rPr>
+        <w:t>is</w:t>
+      </w:r>
+      <w:proofErr w:type="gramEnd"/>
+      <w:r>
+        <w:rPr>
+          <w:bCs/>
+          <w:color w:val="000000" w:themeColor="text1"/>
+          <w:sz w:val="22"/>
+          <w:szCs w:val="22"/>
+        </w:rPr>
+        <w:t xml:space="preserve"> met </w:t>
+      </w:r>
+      <w:proofErr w:type="gramStart"/>
+      <w:r>
+        <w:rPr>
+          <w:bCs/>
+          <w:color w:val="000000" w:themeColor="text1"/>
+          <w:sz w:val="22"/>
+          <w:szCs w:val="22"/>
+        </w:rPr>
+        <w:t>its</w:t>
+      </w:r>
+      <w:proofErr w:type="gramEnd"/>
+      <w:r>
+        <w:rPr>
+          <w:bCs/>
+          <w:color w:val="000000" w:themeColor="text1"/>
+          <w:sz w:val="22"/>
+          <w:szCs w:val="22"/>
+        </w:rPr>
+        <w:t xml:space="preserve"> also between a </w:t>
+      </w:r>
+      <w:r>
+        <w:rPr>
+          <w:bCs/>
+          <w:color w:val="000000" w:themeColor="text1"/>
+          <w:sz w:val="22"/>
+          <w:szCs w:val="22"/>
+        </w:rPr>
+        <w:t xml:space="preserve">base use case and a dependency use case. But the arrow goes from </w:t>
+      </w:r>
+      <w:proofErr w:type="gramStart"/>
+      <w:r>
+        <w:rPr>
+          <w:bCs/>
+          <w:color w:val="000000" w:themeColor="text1"/>
+          <w:sz w:val="22"/>
+          <w:szCs w:val="22"/>
+        </w:rPr>
+        <w:t>the dependency</w:t>
+      </w:r>
+      <w:proofErr w:type="gramEnd"/>
+      <w:r>
+        <w:rPr>
+          <w:bCs/>
+          <w:color w:val="000000" w:themeColor="text1"/>
+          <w:sz w:val="22"/>
+          <w:szCs w:val="22"/>
+        </w:rPr>
+        <w:t xml:space="preserve"> to the dependent or the base </w:t>
+      </w:r>
+    </w:p>
+    <w:p>
+      <w:pPr>
+        <w:rPr>
+          <w:bCs/>
+          <w:color w:val="000000" w:themeColor="text1"/>
+          <w:sz w:val="22"/>
+          <w:szCs w:val="22"/>
+        </w:rPr>
+      </w:pPr>
+      <w:r>
+        <w:rPr>
+          <w:bCs/>
+          <w:color w:val="000000" w:themeColor="text1"/>
+          <w:sz w:val="22"/>
+          <w:szCs w:val="22"/>
+        </w:rPr>
+        <w:t xml:space="preserve">Generalization aka inheritance </w:t>
+      </w:r>
+      <w:r>
+        <w:rPr>
+          <w:bCs/>
+          <w:color w:val="000000" w:themeColor="text1"/>
+          <w:sz w:val="22"/>
+          <w:szCs w:val="22"/>
+        </w:rPr>
+        <w:sym w:font="Wingdings" w:char="F0E0"/>
+      </w:r>
+      <w:r>
+        <w:rPr>
+          <w:bCs/>
+          <w:color w:val="000000" w:themeColor="text1"/>
+          <w:sz w:val="22"/>
+          <w:szCs w:val="22"/>
+        </w:rPr>
+        <w:t xml:space="preserve"> we draw a normal line from the child to the parent</w:t>
+      </w:r>
+    </w:p>
+    <w:p>
+      <w:pPr>
+        <w:rPr>
+          <w:bCs/>
+          <w:color w:val="000000" w:themeColor="text1"/>
+          <w:sz w:val="22"/>
+          <w:szCs w:val="22"/>
+        </w:rPr>
+      </w:pPr>
+    </w:p>
+    <w:p>
+      <w:pPr>
+        <w:rPr>
+          <w:bCs/>
+          <w:color w:val="000000" w:themeColor="text1"/>
+          <w:sz w:val="22"/>
+          <w:szCs w:val="22"/>
+        </w:rPr>
+      </w:pPr>
+    </w:p>
+    <w:p>
+      <w:pPr>
+        <w:rPr>
+          <w:bCs/>
+          <w:color w:val="000000" w:themeColor="text1"/>
+          <w:sz w:val="22"/>
+          <w:szCs w:val="22"/>
+        </w:rPr>
+      </w:pPr>
+    </w:p>
+    <w:p>
+      <w:pPr>
+        <w:rPr>
+          <w:b/>
+          <w:color w:val="000000" w:themeColor="text1"/>
+          <w:sz w:val="22"/>
+          <w:szCs w:val="22"/>
+        </w:rPr>
+      </w:pPr>
+      <w:r>
+        <w:rPr>
+          <w:b/>
+          <w:color w:val="000000" w:themeColor="text1"/>
+          <w:sz w:val="22"/>
+          <w:szCs w:val="22"/>
+        </w:rPr>
+        <w:lastRenderedPageBreak/>
+        <w:t xml:space="preserve">What is the goal of a Class </w:t>
+      </w:r>
+      <w:proofErr w:type="gramStart"/>
+      <w:r>
+        <w:rPr>
+          <w:b/>
+          <w:color w:val="000000" w:themeColor="text1"/>
+          <w:sz w:val="22"/>
+          <w:szCs w:val="22"/>
+        </w:rPr>
+        <w:t>Diagram?</w:t>
+      </w:r>
+      <w:r>
+        <w:rPr>
+          <w:b/>
+          <w:color w:val="000000" w:themeColor="text1"/>
+          <w:sz w:val="22"/>
+          <w:szCs w:val="22"/>
+        </w:rPr>
+        <w:t>:</w:t>
+      </w:r>
+      <w:proofErr w:type="gramEnd"/>
+    </w:p>
+    <w:p>
+      <w:pPr>
+        <w:rPr>
+          <w:bCs/>
+          <w:color w:val="000000" w:themeColor="text1"/>
+          <w:sz w:val="22"/>
+          <w:szCs w:val="22"/>
+        </w:rPr>
+      </w:pPr>
+      <w:r>
+        <w:rPr>
+          <w:bCs/>
+          <w:color w:val="000000" w:themeColor="text1"/>
+          <w:sz w:val="22"/>
+          <w:szCs w:val="22"/>
+        </w:rPr>
+        <w:t>A Class Diagram shows the structure of a system in terms of classes and their relationships.</w:t>
+      </w:r>
+    </w:p>
+    <w:p>
+      <w:pPr>
+        <w:rPr>
+          <w:bCs/>
+          <w:color w:val="000000" w:themeColor="text1"/>
+          <w:sz w:val="22"/>
+          <w:szCs w:val="22"/>
+        </w:rPr>
+      </w:pPr>
+    </w:p>
+    <w:p>
+      <w:pPr>
+        <w:rPr>
+          <w:b/>
+          <w:color w:val="000000" w:themeColor="text1"/>
+          <w:sz w:val="22"/>
+          <w:szCs w:val="22"/>
+          <w:u w:val="single"/>
+        </w:rPr>
+      </w:pPr>
+      <w:r>
+        <w:rPr>
+          <w:b/>
+          <w:color w:val="000000" w:themeColor="text1"/>
+          <w:sz w:val="22"/>
+          <w:szCs w:val="22"/>
+          <w:u w:val="single"/>
+        </w:rPr>
+        <w:t xml:space="preserve">What are some common pitfalls with the UML Class </w:t>
+      </w:r>
+      <w:proofErr w:type="gramStart"/>
+      <w:r>
+        <w:rPr>
+          <w:b/>
+          <w:color w:val="000000" w:themeColor="text1"/>
+          <w:sz w:val="22"/>
+          <w:szCs w:val="22"/>
+          <w:u w:val="single"/>
+        </w:rPr>
+        <w:t>Diagram?</w:t>
+      </w:r>
+      <w:r>
+        <w:rPr>
+          <w:b/>
+          <w:color w:val="000000" w:themeColor="text1"/>
+          <w:sz w:val="22"/>
+          <w:szCs w:val="22"/>
+          <w:u w:val="single"/>
+        </w:rPr>
+        <w:t>:</w:t>
+      </w:r>
+      <w:proofErr w:type="gramEnd"/>
+    </w:p>
+    <w:p>
+      <w:pPr>
+        <w:rPr>
+          <w:bCs/>
+          <w:color w:val="000000" w:themeColor="text1"/>
+          <w:sz w:val="22"/>
+          <w:szCs w:val="22"/>
+        </w:rPr>
+      </w:pPr>
     </w:p>
     <w:sectPr>
       <w:pgSz w:w="12240" w:h="15840"/>
@@ -427,6 +5306,256 @@
     </w:sectPr>
   </w:body>
 </w:document>
+</file>
+
+<file path=word/numbering.xml><?xml version="1.0" encoding="utf-8"?>
+<w:numbering xmlns:wpc="http://schemas.microsoft.com/office/word/2010/wordprocessingCanvas" xmlns:cx="http://schemas.microsoft.com/office/drawing/2014/chartex" xmlns:cx1="http://schemas.microsoft.com/office/drawing/2015/9/8/chartex" xmlns:cx2="http://schemas.microsoft.com/office/drawing/2015/10/21/chartex" xmlns:cx3="http://schemas.microsoft.com/office/drawing/2016/5/9/chartex" xmlns:cx4="http://schemas.microsoft.com/office/drawing/2016/5/10/chartex" xmlns:cx5="http://schemas.microsoft.com/office/drawing/2016/5/11/chartex" xmlns:cx6="http://schemas.microsoft.com/office/drawing/2016/5/12/chartex" xmlns:cx7="http://schemas.microsoft.com/office/drawing/2016/5/13/chartex" xmlns:cx8="http://schemas.microsoft.com/office/drawing/2016/5/14/chartex" xmlns:mc="http://schemas.openxmlformats.org/markup-compatibility/2006" xmlns:aink="http://schemas.microsoft.com/office/drawing/2016/ink" xmlns:am3d="http://schemas.microsoft.com/office/drawing/2017/model3d" xmlns:o="urn:schemas-microsoft-com:office:office" xmlns:oel="http://schemas.microsoft.com/office/2019/extlst" xmlns:r="http://schemas.openxmlformats.org/officeDocument/2006/relationships" xmlns:m="http://schemas.openxmlformats.org/officeDocument/2006/math" xmlns:v="urn:schemas-microsoft-com:vml" xmlns:wp14="http://schemas.microsoft.com/office/word/2010/wordprocessingDrawing" xmlns:wp="http://schemas.openxmlformats.org/drawingml/2006/wordprocessingDrawing" xmlns:w10="urn:schemas-microsoft-com:office:word" xmlns:w="http://schemas.openxmlformats.org/wordprocessingml/2006/main" xmlns:w14="http://schemas.microsoft.com/office/word/2010/wordml" xmlns:w15="http://schemas.microsoft.com/office/word/2012/wordml" xmlns:w16cex="http://schemas.microsoft.com/office/word/2018/wordml/cex" xmlns:w16cid="http://schemas.microsoft.com/office/word/2016/wordml/cid" xmlns:w16="http://schemas.microsoft.com/office/word/2018/wordml" xmlns:w16du="http://schemas.microsoft.com/office/word/2023/wordml/word16du" xmlns:w16sdtdh="http://schemas.microsoft.com/office/word/2020/wordml/sdtdatahash" xmlns:w16sdtfl="http://schemas.microsoft.com/office/word/2024/wordml/sdtformatlock" xmlns:w16se="http://schemas.microsoft.com/office/word/2015/wordml/symex" xmlns:wpg="http://schemas.microsoft.com/office/word/2010/wordprocessingGroup" xmlns:wpi="http://schemas.microsoft.com/office/word/2010/wordprocessingInk" xmlns:wne="http://schemas.microsoft.com/office/word/2006/wordml" xmlns:wps="http://schemas.microsoft.com/office/word/2010/wordprocessingShape" mc:Ignorable="w14 w15 w16se w16cid w16 w16cex w16sdtdh w16sdtfl w16du wp14">
+  <w:abstractNum w:abstractNumId="0" w15:restartNumberingAfterBreak="0">
+    <w:nsid w:val="1605709A"/>
+    <w:multiLevelType w:val="multilevel"/>
+    <w:tmpl w:val="26C0E55E"/>
+    <w:lvl w:ilvl="0">
+      <w:start w:val="1"/>
+      <w:numFmt w:val="bullet"/>
+      <w:lvlText w:val=""/>
+      <w:lvlJc w:val="left"/>
+      <w:pPr>
+        <w:tabs>
+          <w:tab w:val="num" w:pos="720"/>
+        </w:tabs>
+        <w:ind w:left="720" w:hanging="360"/>
+      </w:pPr>
+      <w:rPr>
+        <w:rFonts w:ascii="Symbol" w:hAnsi="Symbol" w:hint="default"/>
+        <w:sz w:val="20"/>
+      </w:rPr>
+    </w:lvl>
+    <w:lvl w:ilvl="1">
+      <w:start w:val="1"/>
+      <w:numFmt w:val="bullet"/>
+      <w:lvlText w:val="o"/>
+      <w:lvlJc w:val="left"/>
+      <w:pPr>
+        <w:tabs>
+          <w:tab w:val="num" w:pos="1440"/>
+        </w:tabs>
+        <w:ind w:left="1440" w:hanging="360"/>
+      </w:pPr>
+      <w:rPr>
+        <w:rFonts w:ascii="Courier New" w:hAnsi="Courier New" w:hint="default"/>
+        <w:sz w:val="20"/>
+      </w:rPr>
+    </w:lvl>
+    <w:lvl w:ilvl="2" w:tentative="1">
+      <w:start w:val="1"/>
+      <w:numFmt w:val="bullet"/>
+      <w:lvlText w:val=""/>
+      <w:lvlJc w:val="left"/>
+      <w:pPr>
+        <w:tabs>
+          <w:tab w:val="num" w:pos="2160"/>
+        </w:tabs>
+        <w:ind w:left="2160" w:hanging="360"/>
+      </w:pPr>
+      <w:rPr>
+        <w:rFonts w:ascii="Wingdings" w:hAnsi="Wingdings" w:hint="default"/>
+        <w:sz w:val="20"/>
+      </w:rPr>
+    </w:lvl>
+    <w:lvl w:ilvl="3" w:tentative="1">
+      <w:start w:val="1"/>
+      <w:numFmt w:val="bullet"/>
+      <w:lvlText w:val=""/>
+      <w:lvlJc w:val="left"/>
+      <w:pPr>
+        <w:tabs>
+          <w:tab w:val="num" w:pos="2880"/>
+        </w:tabs>
+        <w:ind w:left="2880" w:hanging="360"/>
+      </w:pPr>
+      <w:rPr>
+        <w:rFonts w:ascii="Wingdings" w:hAnsi="Wingdings" w:hint="default"/>
+        <w:sz w:val="20"/>
+      </w:rPr>
+    </w:lvl>
+    <w:lvl w:ilvl="4" w:tentative="1">
+      <w:start w:val="1"/>
+      <w:numFmt w:val="bullet"/>
+      <w:lvlText w:val=""/>
+      <w:lvlJc w:val="left"/>
+      <w:pPr>
+        <w:tabs>
+          <w:tab w:val="num" w:pos="3600"/>
+        </w:tabs>
+        <w:ind w:left="3600" w:hanging="360"/>
+      </w:pPr>
+      <w:rPr>
+        <w:rFonts w:ascii="Wingdings" w:hAnsi="Wingdings" w:hint="default"/>
+        <w:sz w:val="20"/>
+      </w:rPr>
+    </w:lvl>
+    <w:lvl w:ilvl="5" w:tentative="1">
+      <w:start w:val="1"/>
+      <w:numFmt w:val="bullet"/>
+      <w:lvlText w:val=""/>
+      <w:lvlJc w:val="left"/>
+      <w:pPr>
+        <w:tabs>
+          <w:tab w:val="num" w:pos="4320"/>
+        </w:tabs>
+        <w:ind w:left="4320" w:hanging="360"/>
+      </w:pPr>
+      <w:rPr>
+        <w:rFonts w:ascii="Wingdings" w:hAnsi="Wingdings" w:hint="default"/>
+        <w:sz w:val="20"/>
+      </w:rPr>
+    </w:lvl>
+    <w:lvl w:ilvl="6" w:tentative="1">
+      <w:start w:val="1"/>
+      <w:numFmt w:val="bullet"/>
+      <w:lvlText w:val=""/>
+      <w:lvlJc w:val="left"/>
+      <w:pPr>
+        <w:tabs>
+          <w:tab w:val="num" w:pos="5040"/>
+        </w:tabs>
+        <w:ind w:left="5040" w:hanging="360"/>
+      </w:pPr>
+      <w:rPr>
+        <w:rFonts w:ascii="Wingdings" w:hAnsi="Wingdings" w:hint="default"/>
+        <w:sz w:val="20"/>
+      </w:rPr>
+    </w:lvl>
+    <w:lvl w:ilvl="7" w:tentative="1">
+      <w:start w:val="1"/>
+      <w:numFmt w:val="bullet"/>
+      <w:lvlText w:val=""/>
+      <w:lvlJc w:val="left"/>
+      <w:pPr>
+        <w:tabs>
+          <w:tab w:val="num" w:pos="5760"/>
+        </w:tabs>
+        <w:ind w:left="5760" w:hanging="360"/>
+      </w:pPr>
+      <w:rPr>
+        <w:rFonts w:ascii="Wingdings" w:hAnsi="Wingdings" w:hint="default"/>
+        <w:sz w:val="20"/>
+      </w:rPr>
+    </w:lvl>
+    <w:lvl w:ilvl="8" w:tentative="1">
+      <w:start w:val="1"/>
+      <w:numFmt w:val="bullet"/>
+      <w:lvlText w:val=""/>
+      <w:lvlJc w:val="left"/>
+      <w:pPr>
+        <w:tabs>
+          <w:tab w:val="num" w:pos="6480"/>
+        </w:tabs>
+        <w:ind w:left="6480" w:hanging="360"/>
+      </w:pPr>
+      <w:rPr>
+        <w:rFonts w:ascii="Wingdings" w:hAnsi="Wingdings" w:hint="default"/>
+        <w:sz w:val="20"/>
+      </w:rPr>
+    </w:lvl>
+  </w:abstractNum>
+  <w:abstractNum w:abstractNumId="1" w15:restartNumberingAfterBreak="0">
+    <w:nsid w:val="44302650"/>
+    <w:multiLevelType w:val="hybridMultilevel"/>
+    <w:tmpl w:val="90CA1B0E"/>
+    <w:lvl w:ilvl="0" w:tplc="3F3E7F8C">
+      <w:start w:val="4"/>
+      <w:numFmt w:val="decimal"/>
+      <w:lvlText w:val="%1"/>
+      <w:lvlJc w:val="left"/>
+      <w:pPr>
+        <w:ind w:left="720" w:hanging="360"/>
+      </w:pPr>
+      <w:rPr>
+        <w:rFonts w:hint="default"/>
+        <w:b/>
+      </w:rPr>
+    </w:lvl>
+    <w:lvl w:ilvl="1" w:tplc="04090019" w:tentative="1">
+      <w:start w:val="1"/>
+      <w:numFmt w:val="lowerLetter"/>
+      <w:lvlText w:val="%2."/>
+      <w:lvlJc w:val="left"/>
+      <w:pPr>
+        <w:ind w:left="1440" w:hanging="360"/>
+      </w:pPr>
+    </w:lvl>
+    <w:lvl w:ilvl="2" w:tplc="0409001B" w:tentative="1">
+      <w:start w:val="1"/>
+      <w:numFmt w:val="lowerRoman"/>
+      <w:lvlText w:val="%3."/>
+      <w:lvlJc w:val="right"/>
+      <w:pPr>
+        <w:ind w:left="2160" w:hanging="180"/>
+      </w:pPr>
+    </w:lvl>
+    <w:lvl w:ilvl="3" w:tplc="0409000F" w:tentative="1">
+      <w:start w:val="1"/>
+      <w:numFmt w:val="decimal"/>
+      <w:lvlText w:val="%4."/>
+      <w:lvlJc w:val="left"/>
+      <w:pPr>
+        <w:ind w:left="2880" w:hanging="360"/>
+      </w:pPr>
+    </w:lvl>
+    <w:lvl w:ilvl="4" w:tplc="04090019" w:tentative="1">
+      <w:start w:val="1"/>
+      <w:numFmt w:val="lowerLetter"/>
+      <w:lvlText w:val="%5."/>
+      <w:lvlJc w:val="left"/>
+      <w:pPr>
+        <w:ind w:left="3600" w:hanging="360"/>
+      </w:pPr>
+    </w:lvl>
+    <w:lvl w:ilvl="5" w:tplc="0409001B" w:tentative="1">
+      <w:start w:val="1"/>
+      <w:numFmt w:val="lowerRoman"/>
+      <w:lvlText w:val="%6."/>
+      <w:lvlJc w:val="right"/>
+      <w:pPr>
+        <w:ind w:left="4320" w:hanging="180"/>
+      </w:pPr>
+    </w:lvl>
+    <w:lvl w:ilvl="6" w:tplc="0409000F" w:tentative="1">
+      <w:start w:val="1"/>
+      <w:numFmt w:val="decimal"/>
+      <w:lvlText w:val="%7."/>
+      <w:lvlJc w:val="left"/>
+      <w:pPr>
+        <w:ind w:left="5040" w:hanging="360"/>
+      </w:pPr>
+    </w:lvl>
+    <w:lvl w:ilvl="7" w:tplc="04090019" w:tentative="1">
+      <w:start w:val="1"/>
+      <w:numFmt w:val="lowerLetter"/>
+      <w:lvlText w:val="%8."/>
+      <w:lvlJc w:val="left"/>
+      <w:pPr>
+        <w:ind w:left="5760" w:hanging="360"/>
+      </w:pPr>
+    </w:lvl>
+    <w:lvl w:ilvl="8" w:tplc="0409001B" w:tentative="1">
+      <w:start w:val="1"/>
+      <w:numFmt w:val="lowerRoman"/>
+      <w:lvlText w:val="%9."/>
+      <w:lvlJc w:val="right"/>
+      <w:pPr>
+        <w:ind w:left="6480" w:hanging="180"/>
+      </w:pPr>
+    </w:lvl>
+  </w:abstractNum>
+  <w:num w:numId="1" w16cid:durableId="1692679621">
+    <w:abstractNumId w:val="0"/>
+  </w:num>
+  <w:num w:numId="2" w16cid:durableId="622073951">
+    <w:abstractNumId w:val="1"/>
+  </w:num>
+</w:numbering>
 </file>
 
 <file path=word/styles.xml><?xml version="1.0" encoding="utf-8"?>

--- a/SWARD/Lectures/Lecture 4 (AutoRecovered).docx
+++ b/SWARD/Lectures/Lecture 4 (AutoRecovered).docx
@@ -166,7 +166,25 @@
           <w:sz w:val="22"/>
           <w:szCs w:val="22"/>
         </w:rPr>
-        <w:t xml:space="preserve"> also without those quality requirements we cannot weight the decision affect on the design.</w:t>
+        <w:t xml:space="preserve"> also without those quality requirements we cannot weight the decision </w:t>
+      </w:r>
+      <w:proofErr w:type="spellStart"/>
+      <w:r>
+        <w:rPr>
+          <w:color w:val="000000" w:themeColor="text1"/>
+          <w:sz w:val="22"/>
+          <w:szCs w:val="22"/>
+        </w:rPr>
+        <w:t>affect</w:t>
+      </w:r>
+      <w:proofErr w:type="spellEnd"/>
+      <w:r>
+        <w:rPr>
+          <w:color w:val="000000" w:themeColor="text1"/>
+          <w:sz w:val="22"/>
+          <w:szCs w:val="22"/>
+        </w:rPr>
+        <w:t xml:space="preserve"> on the design.</w:t>
       </w:r>
     </w:p>
     <w:p>
@@ -232,13 +250,41 @@
         </w:rPr>
         <w:t xml:space="preserve">Architecture meaning: </w:t>
       </w:r>
-      <w:r>
-        <w:rPr>
-          <w:color w:val="000000" w:themeColor="text1"/>
-          <w:sz w:val="22"/>
-          <w:szCs w:val="22"/>
-        </w:rPr>
-        <w:t>its the major technical decision of a system, regarding the stack, the components and how they communicate, the environment and more solid system decisions that we cant easily change later</w:t>
+      <w:proofErr w:type="spellStart"/>
+      <w:r>
+        <w:rPr>
+          <w:color w:val="000000" w:themeColor="text1"/>
+          <w:sz w:val="22"/>
+          <w:szCs w:val="22"/>
+        </w:rPr>
+        <w:t>its</w:t>
+      </w:r>
+      <w:proofErr w:type="spellEnd"/>
+      <w:r>
+        <w:rPr>
+          <w:color w:val="000000" w:themeColor="text1"/>
+          <w:sz w:val="22"/>
+          <w:szCs w:val="22"/>
+        </w:rPr>
+        <w:t xml:space="preserve"> the major technical decision of a system, regarding the stack, the components and how they communicate, the environment and more solid system decisions that we </w:t>
+      </w:r>
+      <w:proofErr w:type="spellStart"/>
+      <w:r>
+        <w:rPr>
+          <w:color w:val="000000" w:themeColor="text1"/>
+          <w:sz w:val="22"/>
+          <w:szCs w:val="22"/>
+        </w:rPr>
+        <w:t>cant</w:t>
+      </w:r>
+      <w:proofErr w:type="spellEnd"/>
+      <w:r>
+        <w:rPr>
+          <w:color w:val="000000" w:themeColor="text1"/>
+          <w:sz w:val="22"/>
+          <w:szCs w:val="22"/>
+        </w:rPr>
+        <w:t xml:space="preserve"> easily change later</w:t>
       </w:r>
     </w:p>
     <w:p>
@@ -920,7 +966,25 @@
           <w:sz w:val="22"/>
           <w:szCs w:val="22"/>
         </w:rPr>
-        <w:t>A general rule of thumb if its something in general like; security, usability, performance it’s a viewpoint</w:t>
+        <w:t xml:space="preserve">A general rule of thumb if </w:t>
+      </w:r>
+      <w:proofErr w:type="spellStart"/>
+      <w:r>
+        <w:rPr>
+          <w:color w:val="000000" w:themeColor="text1"/>
+          <w:sz w:val="22"/>
+          <w:szCs w:val="22"/>
+        </w:rPr>
+        <w:t>its</w:t>
+      </w:r>
+      <w:proofErr w:type="spellEnd"/>
+      <w:r>
+        <w:rPr>
+          <w:color w:val="000000" w:themeColor="text1"/>
+          <w:sz w:val="22"/>
+          <w:szCs w:val="22"/>
+        </w:rPr>
+        <w:t xml:space="preserve"> something in general like; security, usability, performance it’s a viewpoint</w:t>
       </w:r>
     </w:p>
     <w:p>
@@ -1008,7 +1072,27 @@
           <w:color w:val="000000" w:themeColor="text1"/>
           <w:u w:val="single"/>
         </w:rPr>
-        <w:t>Architecture Description (Len Bass et al.) Viewtype ≈ IEEE Viewpoint:</w:t>
+        <w:t xml:space="preserve">Architecture Description (Len Bass et al.) </w:t>
+      </w:r>
+      <w:proofErr w:type="spellStart"/>
+      <w:r>
+        <w:rPr>
+          <w:b/>
+          <w:bCs/>
+          <w:color w:val="000000" w:themeColor="text1"/>
+          <w:u w:val="single"/>
+        </w:rPr>
+        <w:t>Viewtype</w:t>
+      </w:r>
+      <w:proofErr w:type="spellEnd"/>
+      <w:r>
+        <w:rPr>
+          <w:b/>
+          <w:bCs/>
+          <w:color w:val="000000" w:themeColor="text1"/>
+          <w:u w:val="single"/>
+        </w:rPr>
+        <w:t xml:space="preserve"> ≈ IEEE Viewpoint:</w:t>
       </w:r>
     </w:p>
     <w:p>
@@ -1061,7 +1145,29 @@
           <w:sz w:val="22"/>
           <w:szCs w:val="22"/>
         </w:rPr>
-        <w:t>Module Viewtype:</w:t>
+        <w:t xml:space="preserve">Module </w:t>
+      </w:r>
+      <w:proofErr w:type="spellStart"/>
+      <w:r>
+        <w:rPr>
+          <w:b/>
+          <w:bCs/>
+          <w:color w:val="000000" w:themeColor="text1"/>
+          <w:sz w:val="22"/>
+          <w:szCs w:val="22"/>
+        </w:rPr>
+        <w:t>Viewtype</w:t>
+      </w:r>
+      <w:proofErr w:type="spellEnd"/>
+      <w:r>
+        <w:rPr>
+          <w:b/>
+          <w:bCs/>
+          <w:color w:val="000000" w:themeColor="text1"/>
+          <w:sz w:val="22"/>
+          <w:szCs w:val="22"/>
+        </w:rPr>
+        <w:t>:</w:t>
       </w:r>
       <w:r>
         <w:rPr>
@@ -1104,7 +1210,25 @@
           <w:sz w:val="22"/>
           <w:szCs w:val="22"/>
         </w:rPr>
-        <w:t>In a Module Viewtype, a module can represent an implementation unit such as a package, subsystem, library, component, or sometimes even a class (depending on the level of detail).</w:t>
+        <w:t xml:space="preserve">In a Module </w:t>
+      </w:r>
+      <w:proofErr w:type="spellStart"/>
+      <w:r>
+        <w:rPr>
+          <w:color w:val="000000" w:themeColor="text1"/>
+          <w:sz w:val="22"/>
+          <w:szCs w:val="22"/>
+        </w:rPr>
+        <w:t>Viewtype</w:t>
+      </w:r>
+      <w:proofErr w:type="spellEnd"/>
+      <w:r>
+        <w:rPr>
+          <w:color w:val="000000" w:themeColor="text1"/>
+          <w:sz w:val="22"/>
+          <w:szCs w:val="22"/>
+        </w:rPr>
+        <w:t>, a module can represent an implementation unit such as a package, subsystem, library, component, or sometimes even a class (depending on the level of detail).</w:t>
       </w:r>
     </w:p>
     <w:p>
@@ -1149,7 +1273,29 @@
           <w:sz w:val="22"/>
           <w:szCs w:val="22"/>
         </w:rPr>
-        <w:t>Component-and-Connector Viewtype:</w:t>
+        <w:t xml:space="preserve">Component-and-Connector </w:t>
+      </w:r>
+      <w:proofErr w:type="spellStart"/>
+      <w:r>
+        <w:rPr>
+          <w:b/>
+          <w:bCs/>
+          <w:color w:val="000000" w:themeColor="text1"/>
+          <w:sz w:val="22"/>
+          <w:szCs w:val="22"/>
+        </w:rPr>
+        <w:t>Viewtype</w:t>
+      </w:r>
+      <w:proofErr w:type="spellEnd"/>
+      <w:r>
+        <w:rPr>
+          <w:b/>
+          <w:bCs/>
+          <w:color w:val="000000" w:themeColor="text1"/>
+          <w:sz w:val="22"/>
+          <w:szCs w:val="22"/>
+        </w:rPr>
+        <w:t>:</w:t>
       </w:r>
       <w:r>
         <w:rPr>
@@ -1262,8 +1408,20 @@
           <w:sz w:val="22"/>
           <w:szCs w:val="22"/>
         </w:rPr>
-        <w:t>Allocation Viewtype</w:t>
-      </w:r>
+        <w:t xml:space="preserve">Allocation </w:t>
+      </w:r>
+      <w:proofErr w:type="spellStart"/>
+      <w:r>
+        <w:rPr>
+          <w:b/>
+          <w:bCs/>
+          <w:color w:val="000000" w:themeColor="text1"/>
+          <w:sz w:val="22"/>
+          <w:szCs w:val="22"/>
+        </w:rPr>
+        <w:t>Viewtype</w:t>
+      </w:r>
+      <w:proofErr w:type="spellEnd"/>
       <w:r>
         <w:rPr>
           <w:color w:val="000000" w:themeColor="text1"/>
@@ -1744,7 +1902,17 @@
           <w:sz w:val="22"/>
           <w:szCs w:val="22"/>
         </w:rPr>
-        <w:t>Deployment view → servers, cloud Component-and-Connector → API calls</w:t>
+        <w:t xml:space="preserve">Deployment view → servers, cloud Component-and-Connector → API </w:t>
+      </w:r>
+      <w:proofErr w:type="spellStart"/>
+      <w:r>
+        <w:rPr>
+          <w:bCs/>
+          <w:color w:val="000000" w:themeColor="text1"/>
+          <w:sz w:val="22"/>
+          <w:szCs w:val="22"/>
+        </w:rPr>
+        <w:t>calls</w:t>
       </w:r>
       <w:r>
         <w:rPr>
@@ -1762,7 +1930,17 @@
           <w:sz w:val="22"/>
           <w:szCs w:val="22"/>
         </w:rPr>
-        <w:t>Module view → code structure</w:t>
+        <w:t>Module</w:t>
+      </w:r>
+      <w:proofErr w:type="spellEnd"/>
+      <w:r>
+        <w:rPr>
+          <w:bCs/>
+          <w:color w:val="000000" w:themeColor="text1"/>
+          <w:sz w:val="22"/>
+          <w:szCs w:val="22"/>
+        </w:rPr>
+        <w:t xml:space="preserve"> view → code structure</w:t>
       </w:r>
       <w:r>
         <w:rPr>
@@ -2011,8 +2189,19 @@
           <w:sz w:val="22"/>
           <w:szCs w:val="22"/>
         </w:rPr>
-        <w:t xml:space="preserve"> when we detect early we fix early and we avoid loss and we can change flexibily</w:t>
-      </w:r>
+        <w:t xml:space="preserve"> when we detect early we fix early and we avoid loss and we can change </w:t>
+      </w:r>
+      <w:proofErr w:type="spellStart"/>
+      <w:r>
+        <w:rPr>
+          <w:bCs/>
+          <w:color w:val="000000" w:themeColor="text1"/>
+          <w:sz w:val="22"/>
+          <w:szCs w:val="22"/>
+        </w:rPr>
+        <w:t>flexibily</w:t>
+      </w:r>
+      <w:proofErr w:type="spellEnd"/>
     </w:p>
     <w:p>
       <w:pPr>
@@ -2085,8 +2274,19 @@
           <w:sz w:val="22"/>
           <w:szCs w:val="22"/>
         </w:rPr>
-        <w:t>, database and so weit</w:t>
-      </w:r>
+        <w:t xml:space="preserve">, database and so </w:t>
+      </w:r>
+      <w:proofErr w:type="spellStart"/>
+      <w:r>
+        <w:rPr>
+          <w:bCs/>
+          <w:color w:val="000000" w:themeColor="text1"/>
+          <w:sz w:val="22"/>
+          <w:szCs w:val="22"/>
+        </w:rPr>
+        <w:t>weit</w:t>
+      </w:r>
+      <w:proofErr w:type="spellEnd"/>
       <w:r>
         <w:rPr>
           <w:bCs/>
@@ -2131,7 +2331,27 @@
           <w:sz w:val="22"/>
           <w:szCs w:val="22"/>
         </w:rPr>
-        <w:t xml:space="preserve"> api call, http, message queue or request.</w:t>
+        <w:t xml:space="preserve"> </w:t>
+      </w:r>
+      <w:proofErr w:type="spellStart"/>
+      <w:r>
+        <w:rPr>
+          <w:bCs/>
+          <w:color w:val="000000" w:themeColor="text1"/>
+          <w:sz w:val="22"/>
+          <w:szCs w:val="22"/>
+        </w:rPr>
+        <w:t>api</w:t>
+      </w:r>
+      <w:proofErr w:type="spellEnd"/>
+      <w:r>
+        <w:rPr>
+          <w:bCs/>
+          <w:color w:val="000000" w:themeColor="text1"/>
+          <w:sz w:val="22"/>
+          <w:szCs w:val="22"/>
+        </w:rPr>
+        <w:t xml:space="preserve"> call, http, message queue or request.</w:t>
       </w:r>
     </w:p>
     <w:p>
@@ -2626,7 +2846,25 @@
           <w:sz w:val="22"/>
           <w:szCs w:val="22"/>
         </w:rPr>
-        <w:t xml:space="preserve"> these models are changing and evoloving over time meaning that the diagram itself changes over time.</w:t>
+        <w:t xml:space="preserve"> these models are changing and </w:t>
+      </w:r>
+      <w:r>
+        <w:rPr>
+          <w:bCs/>
+          <w:color w:val="000000" w:themeColor="text1"/>
+          <w:sz w:val="22"/>
+          <w:szCs w:val="22"/>
+        </w:rPr>
+        <w:t>evolving</w:t>
+      </w:r>
+      <w:r>
+        <w:rPr>
+          <w:bCs/>
+          <w:color w:val="000000" w:themeColor="text1"/>
+          <w:sz w:val="22"/>
+          <w:szCs w:val="22"/>
+        </w:rPr>
+        <w:t xml:space="preserve"> over time meaning that the diagram itself changes over time.</w:t>
       </w:r>
     </w:p>
     <w:p>
@@ -2786,7 +3024,27 @@
           <w:sz w:val="22"/>
           <w:szCs w:val="22"/>
         </w:rPr>
-        <w:t xml:space="preserve">It can be textual or graphical, informal, like powerpoints. Domain specific or general purpose. </w:t>
+        <w:t xml:space="preserve">It can be textual or graphical, informal, like </w:t>
+      </w:r>
+      <w:proofErr w:type="spellStart"/>
+      <w:r>
+        <w:rPr>
+          <w:bCs/>
+          <w:color w:val="000000" w:themeColor="text1"/>
+          <w:sz w:val="22"/>
+          <w:szCs w:val="22"/>
+        </w:rPr>
+        <w:t>powerpoints</w:t>
+      </w:r>
+      <w:proofErr w:type="spellEnd"/>
+      <w:r>
+        <w:rPr>
+          <w:bCs/>
+          <w:color w:val="000000" w:themeColor="text1"/>
+          <w:sz w:val="22"/>
+          <w:szCs w:val="22"/>
+        </w:rPr>
+        <w:t xml:space="preserve">. Domain specific or general purpose. </w:t>
       </w:r>
     </w:p>
     <w:p>
@@ -2908,6 +3166,7 @@
         </w:rPr>
         <w:t xml:space="preserve">, </w:t>
       </w:r>
+      <w:proofErr w:type="spellStart"/>
       <w:r>
         <w:rPr>
           <w:bCs/>
@@ -2917,6 +3176,7 @@
         </w:rPr>
         <w:t>PlantUML</w:t>
       </w:r>
+      <w:proofErr w:type="spellEnd"/>
     </w:p>
     <w:p>
       <w:pPr>
@@ -2961,7 +3221,27 @@
           <w:sz w:val="22"/>
           <w:szCs w:val="22"/>
         </w:rPr>
-        <w:t>Darwin, Rapide, Wright</w:t>
+        <w:t xml:space="preserve">Darwin, </w:t>
+      </w:r>
+      <w:proofErr w:type="spellStart"/>
+      <w:r>
+        <w:rPr>
+          <w:bCs/>
+          <w:color w:val="000000" w:themeColor="text1"/>
+          <w:sz w:val="22"/>
+          <w:szCs w:val="22"/>
+        </w:rPr>
+        <w:t>Rapide</w:t>
+      </w:r>
+      <w:proofErr w:type="spellEnd"/>
+      <w:r>
+        <w:rPr>
+          <w:bCs/>
+          <w:color w:val="000000" w:themeColor="text1"/>
+          <w:sz w:val="22"/>
+          <w:szCs w:val="22"/>
+        </w:rPr>
+        <w:t>, Wright</w:t>
       </w:r>
     </w:p>
     <w:p>
@@ -3107,8 +3387,19 @@
           <w:sz w:val="22"/>
           <w:szCs w:val="22"/>
         </w:rPr>
-        <w:t>Acme, ADML, xADL</w:t>
-      </w:r>
+        <w:t xml:space="preserve">Acme, ADML, </w:t>
+      </w:r>
+      <w:proofErr w:type="spellStart"/>
+      <w:r>
+        <w:rPr>
+          <w:bCs/>
+          <w:color w:val="000000" w:themeColor="text1"/>
+          <w:sz w:val="22"/>
+          <w:szCs w:val="22"/>
+        </w:rPr>
+        <w:t>xADL</w:t>
+      </w:r>
+      <w:proofErr w:type="spellEnd"/>
     </w:p>
     <w:p>
       <w:pPr>
@@ -3232,14 +3523,25 @@
           <w:szCs w:val="22"/>
         </w:rPr>
       </w:pPr>
-      <w:r>
-        <w:rPr>
-          <w:bCs/>
-          <w:color w:val="000000" w:themeColor="text1"/>
-          <w:sz w:val="22"/>
-          <w:szCs w:val="22"/>
-        </w:rPr>
-        <w:t xml:space="preserve">WolfDesk </w:t>
+      <w:proofErr w:type="spellStart"/>
+      <w:r>
+        <w:rPr>
+          <w:bCs/>
+          <w:color w:val="000000" w:themeColor="text1"/>
+          <w:sz w:val="22"/>
+          <w:szCs w:val="22"/>
+        </w:rPr>
+        <w:t>WolfDesk</w:t>
+      </w:r>
+      <w:proofErr w:type="spellEnd"/>
+      <w:r>
+        <w:rPr>
+          <w:bCs/>
+          <w:color w:val="000000" w:themeColor="text1"/>
+          <w:sz w:val="22"/>
+          <w:szCs w:val="22"/>
+        </w:rPr>
+        <w:t xml:space="preserve"> </w:t>
       </w:r>
       <w:r>
         <w:rPr>
@@ -3353,7 +3655,25 @@
           <w:sz w:val="22"/>
           <w:szCs w:val="22"/>
         </w:rPr>
-        <w:t>Explaining a UML case diagram</w:t>
+        <w:t xml:space="preserve">Explaining a </w:t>
+      </w:r>
+      <w:r>
+        <w:rPr>
+          <w:b/>
+          <w:color w:val="000000" w:themeColor="text1"/>
+          <w:sz w:val="22"/>
+          <w:szCs w:val="22"/>
+        </w:rPr>
+        <w:t>use</w:t>
+      </w:r>
+      <w:r>
+        <w:rPr>
+          <w:b/>
+          <w:color w:val="000000" w:themeColor="text1"/>
+          <w:sz w:val="22"/>
+          <w:szCs w:val="22"/>
+        </w:rPr>
+        <w:t xml:space="preserve"> case diagram</w:t>
       </w:r>
     </w:p>
     <w:p>
@@ -3467,7 +3787,27 @@
           <w:sz w:val="22"/>
           <w:szCs w:val="22"/>
         </w:rPr>
-        <w:t>An include relationship show dependency between use cases everytime the base use cases is executed the included is executed as well</w:t>
+        <w:t xml:space="preserve">An include relationship show dependency between use cases </w:t>
+      </w:r>
+      <w:proofErr w:type="spellStart"/>
+      <w:r>
+        <w:rPr>
+          <w:bCs/>
+          <w:color w:val="000000" w:themeColor="text1"/>
+          <w:sz w:val="22"/>
+          <w:szCs w:val="22"/>
+        </w:rPr>
+        <w:t>everytime</w:t>
+      </w:r>
+      <w:proofErr w:type="spellEnd"/>
+      <w:r>
+        <w:rPr>
+          <w:bCs/>
+          <w:color w:val="000000" w:themeColor="text1"/>
+          <w:sz w:val="22"/>
+          <w:szCs w:val="22"/>
+        </w:rPr>
+        <w:t xml:space="preserve"> the base use cases is executed the included is executed as well</w:t>
       </w:r>
     </w:p>
     <w:p>
@@ -3688,144 +4028,173 @@
           <w:color w:val="000000" w:themeColor="text1"/>
           <w:u w:val="single"/>
         </w:rPr>
-        <w:t>UML Sequence Diagram</w:t>
-      </w:r>
-      <w:r>
+        <w:t>UML Sequence Diagram:</w:t>
+      </w:r>
+    </w:p>
+    <w:p>
+      <w:pPr>
+        <w:rPr>
+          <w:bCs/>
+          <w:color w:val="000000" w:themeColor="text1"/>
+          <w:sz w:val="22"/>
+          <w:szCs w:val="22"/>
+        </w:rPr>
+      </w:pPr>
+      <w:r>
+        <w:rPr>
+          <w:bCs/>
+          <w:color w:val="000000" w:themeColor="text1"/>
+          <w:sz w:val="22"/>
+          <w:szCs w:val="22"/>
+        </w:rPr>
+        <w:t xml:space="preserve">A vertical line represents the time a dashed line represents the time its idle, </w:t>
+      </w:r>
+      <w:r>
+        <w:rPr>
+          <w:bCs/>
+          <w:color w:val="000000" w:themeColor="text1"/>
+          <w:sz w:val="22"/>
+          <w:szCs w:val="22"/>
+        </w:rPr>
+        <w:t xml:space="preserve">and when its active we have an X when its life cycle ends and each object or component of the system is represented by a square. </w:t>
+      </w:r>
+    </w:p>
+    <w:p>
+      <w:pPr>
+        <w:rPr>
+          <w:bCs/>
+          <w:color w:val="000000" w:themeColor="text1"/>
+          <w:sz w:val="22"/>
+          <w:szCs w:val="22"/>
+        </w:rPr>
+      </w:pPr>
+      <w:r>
+        <w:rPr>
+          <w:bCs/>
+          <w:color w:val="000000" w:themeColor="text1"/>
+          <w:sz w:val="22"/>
+          <w:szCs w:val="22"/>
+        </w:rPr>
+        <w:t>synchronous is represented by a filled arrow, and means that when they communicate the actor trigger waits for a response so it carries on</w:t>
+      </w:r>
+    </w:p>
+    <w:p>
+      <w:pPr>
+        <w:rPr>
+          <w:bCs/>
+          <w:color w:val="000000" w:themeColor="text1"/>
+          <w:sz w:val="22"/>
+          <w:szCs w:val="22"/>
+        </w:rPr>
+      </w:pPr>
+      <w:r>
+        <w:rPr>
+          <w:bCs/>
+          <w:color w:val="000000" w:themeColor="text1"/>
+          <w:sz w:val="22"/>
+          <w:szCs w:val="22"/>
+        </w:rPr>
+        <w:t xml:space="preserve">the asynchronous </w:t>
+      </w:r>
+      <w:r>
+        <w:rPr>
+          <w:bCs/>
+          <w:color w:val="000000" w:themeColor="text1"/>
+          <w:sz w:val="22"/>
+          <w:szCs w:val="22"/>
+        </w:rPr>
+        <w:t>is represented by unfilled one</w:t>
+      </w:r>
+    </w:p>
+    <w:p>
+      <w:pPr>
+        <w:rPr>
+          <w:bCs/>
+          <w:color w:val="000000" w:themeColor="text1"/>
+          <w:sz w:val="22"/>
+          <w:szCs w:val="22"/>
+        </w:rPr>
+      </w:pPr>
+    </w:p>
+    <w:p>
+      <w:pPr>
         <w:rPr>
           <w:b/>
           <w:color w:val="000000" w:themeColor="text1"/>
           <w:u w:val="single"/>
         </w:rPr>
-        <w:t>:</w:t>
-      </w:r>
-    </w:p>
-    <w:p>
-      <w:pPr>
-        <w:rPr>
-          <w:bCs/>
-          <w:color w:val="000000" w:themeColor="text1"/>
-          <w:sz w:val="22"/>
-          <w:szCs w:val="22"/>
-        </w:rPr>
-      </w:pPr>
-      <w:r>
-        <w:rPr>
-          <w:bCs/>
-          <w:color w:val="000000" w:themeColor="text1"/>
-          <w:sz w:val="22"/>
-          <w:szCs w:val="22"/>
-        </w:rPr>
-        <w:t xml:space="preserve">A vertical line represents the time a dashed line represents the time its idle, </w:t>
-      </w:r>
-      <w:r>
-        <w:rPr>
-          <w:bCs/>
-          <w:color w:val="000000" w:themeColor="text1"/>
-          <w:sz w:val="22"/>
-          <w:szCs w:val="22"/>
-        </w:rPr>
-        <w:t xml:space="preserve">and when its active we have an X when its life cycle ends and each object or component of the system is represented by a square. </w:t>
-      </w:r>
-    </w:p>
-    <w:p>
-      <w:pPr>
-        <w:rPr>
-          <w:bCs/>
-          <w:color w:val="000000" w:themeColor="text1"/>
-          <w:sz w:val="22"/>
-          <w:szCs w:val="22"/>
-        </w:rPr>
-      </w:pPr>
-      <w:r>
-        <w:rPr>
-          <w:bCs/>
-          <w:color w:val="000000" w:themeColor="text1"/>
-          <w:sz w:val="22"/>
-          <w:szCs w:val="22"/>
-        </w:rPr>
-        <w:t>synchronous is represented by a filled arrow, and means that when they communicate the actor trigger waits for a response so it carries on</w:t>
-      </w:r>
-    </w:p>
-    <w:p>
-      <w:pPr>
-        <w:rPr>
-          <w:bCs/>
-          <w:color w:val="000000" w:themeColor="text1"/>
-          <w:sz w:val="22"/>
-          <w:szCs w:val="22"/>
-        </w:rPr>
-      </w:pPr>
-      <w:r>
-        <w:rPr>
-          <w:bCs/>
-          <w:color w:val="000000" w:themeColor="text1"/>
-          <w:sz w:val="22"/>
-          <w:szCs w:val="22"/>
-        </w:rPr>
-        <w:t xml:space="preserve">the asynchronous </w:t>
-      </w:r>
-      <w:r>
-        <w:rPr>
-          <w:bCs/>
-          <w:color w:val="000000" w:themeColor="text1"/>
-          <w:sz w:val="22"/>
-          <w:szCs w:val="22"/>
-        </w:rPr>
-        <w:t>is represented by unfilled one</w:t>
-      </w:r>
-    </w:p>
-    <w:p>
-      <w:pPr>
-        <w:rPr>
-          <w:bCs/>
-          <w:color w:val="000000" w:themeColor="text1"/>
-          <w:sz w:val="22"/>
-          <w:szCs w:val="22"/>
-        </w:rPr>
-      </w:pPr>
-    </w:p>
-    <w:p>
-      <w:pPr>
+      </w:pPr>
+      <w:r>
         <w:rPr>
           <w:b/>
           <w:color w:val="000000" w:themeColor="text1"/>
           <w:u w:val="single"/>
         </w:rPr>
-      </w:pPr>
-      <w:r>
-        <w:rPr>
-          <w:b/>
-          <w:color w:val="000000" w:themeColor="text1"/>
-          <w:u w:val="single"/>
-        </w:rPr>
-        <w:t>UML Component Diagram</w:t>
-      </w:r>
-      <w:r>
-        <w:rPr>
-          <w:b/>
-          <w:color w:val="000000" w:themeColor="text1"/>
-          <w:u w:val="single"/>
-        </w:rPr>
-        <w:t>:</w:t>
-      </w:r>
-    </w:p>
-    <w:p>
-      <w:pPr>
-        <w:rPr>
-          <w:bCs/>
-          <w:color w:val="000000" w:themeColor="text1"/>
-          <w:sz w:val="22"/>
-          <w:szCs w:val="22"/>
-        </w:rPr>
-      </w:pPr>
-      <w:r>
-        <w:rPr>
-          <w:bCs/>
-          <w:color w:val="000000" w:themeColor="text1"/>
-          <w:sz w:val="22"/>
-          <w:szCs w:val="22"/>
-        </w:rPr>
-        <w:t>It represents each component in the system by a box, each box can have a semi circle which represents the  interface required and a full circle for the one needed</w:t>
+        <w:t>UML Component Diagram:</w:t>
+      </w:r>
+    </w:p>
+    <w:p>
+      <w:pPr>
+        <w:rPr>
+          <w:bCs/>
+          <w:color w:val="000000" w:themeColor="text1"/>
+          <w:sz w:val="22"/>
+          <w:szCs w:val="22"/>
+        </w:rPr>
+      </w:pPr>
+      <w:r>
+        <w:rPr>
+          <w:bCs/>
+          <w:color w:val="000000" w:themeColor="text1"/>
+          <w:sz w:val="22"/>
+          <w:szCs w:val="22"/>
+        </w:rPr>
+        <w:t xml:space="preserve">It represents each component in the system by a box, each box can have a </w:t>
+      </w:r>
+      <w:r>
+        <w:rPr>
+          <w:bCs/>
+          <w:color w:val="000000" w:themeColor="text1"/>
+          <w:sz w:val="22"/>
+          <w:szCs w:val="22"/>
+        </w:rPr>
+        <w:t>semi-circle</w:t>
+      </w:r>
+      <w:r>
+        <w:rPr>
+          <w:bCs/>
+          <w:color w:val="000000" w:themeColor="text1"/>
+          <w:sz w:val="22"/>
+          <w:szCs w:val="22"/>
+        </w:rPr>
+        <w:t xml:space="preserve"> which represents the interface </w:t>
+      </w:r>
+      <w:r>
+        <w:rPr>
+          <w:bCs/>
+          <w:color w:val="000000" w:themeColor="text1"/>
+          <w:sz w:val="22"/>
+          <w:szCs w:val="22"/>
+        </w:rPr>
+        <w:t>needed</w:t>
+      </w:r>
+      <w:r>
+        <w:rPr>
+          <w:bCs/>
+          <w:color w:val="000000" w:themeColor="text1"/>
+          <w:sz w:val="22"/>
+          <w:szCs w:val="22"/>
+        </w:rPr>
+        <w:t xml:space="preserve"> and a full circle for the one </w:t>
+      </w:r>
+      <w:r>
+        <w:rPr>
+          <w:bCs/>
+          <w:color w:val="000000" w:themeColor="text1"/>
+          <w:sz w:val="22"/>
+          <w:szCs w:val="22"/>
+        </w:rPr>
+        <w:t>provided</w:t>
       </w:r>
     </w:p>
     <w:p>
@@ -3993,15 +4362,7 @@
           <w:color w:val="000000" w:themeColor="text1"/>
           <w:u w:val="single"/>
         </w:rPr>
-        <w:t>What is a “Domain Model”?</w:t>
-      </w:r>
-      <w:r>
-        <w:rPr>
-          <w:b/>
-          <w:color w:val="000000" w:themeColor="text1"/>
-          <w:u w:val="single"/>
-        </w:rPr>
-        <w:t>:</w:t>
+        <w:t>What is a “Domain Model”?:</w:t>
       </w:r>
     </w:p>
     <w:p>
@@ -4099,14 +4460,25 @@
         </w:rPr>
         <w:t xml:space="preserve"> is a domain model but not a </w:t>
       </w:r>
-      <w:r>
-        <w:rPr>
-          <w:bCs/>
-          <w:color w:val="000000" w:themeColor="text1"/>
-          <w:sz w:val="22"/>
-          <w:szCs w:val="22"/>
-        </w:rPr>
-        <w:t>A class diagram for our POS software architecture</w:t>
+      <w:proofErr w:type="spellStart"/>
+      <w:r>
+        <w:rPr>
+          <w:bCs/>
+          <w:color w:val="000000" w:themeColor="text1"/>
+          <w:sz w:val="22"/>
+          <w:szCs w:val="22"/>
+        </w:rPr>
+        <w:t>A</w:t>
+      </w:r>
+      <w:proofErr w:type="spellEnd"/>
+      <w:r>
+        <w:rPr>
+          <w:bCs/>
+          <w:color w:val="000000" w:themeColor="text1"/>
+          <w:sz w:val="22"/>
+          <w:szCs w:val="22"/>
+        </w:rPr>
+        <w:t xml:space="preserve"> class diagram for our POS software architecture</w:t>
       </w:r>
     </w:p>
     <w:p>
@@ -5180,6 +5552,7 @@
   <w:style w:type="character" w:default="1" w:styleId="DefaultParagraphFont">
     <w:name w:val="Default Paragraph Font"/>
     <w:uiPriority w:val="1"/>
+    <w:semiHidden/>
     <w:unhideWhenUsed/>
   </w:style>
   <w:style w:type="table" w:default="1" w:styleId="TableNormal">

--- a/SWARD/Lectures/Lecture 4 (AutoRecovered).docx
+++ b/SWARD/Lectures/Lecture 4 (AutoRecovered).docx
@@ -65,32 +65,73 @@
           <w:szCs w:val="22"/>
           <w:u w:val="single"/>
         </w:rPr>
-        <w:t>What is an ADR?:</w:t>
-      </w:r>
-    </w:p>
-    <w:p>
-      <w:pPr>
-        <w:rPr>
-          <w:color w:val="000000" w:themeColor="text1"/>
-          <w:sz w:val="22"/>
-          <w:szCs w:val="22"/>
-        </w:rPr>
-      </w:pPr>
-      <w:r>
-        <w:rPr>
-          <w:color w:val="000000" w:themeColor="text1"/>
-          <w:sz w:val="22"/>
-          <w:szCs w:val="22"/>
-        </w:rPr>
-        <w:t>an ADR is a structured, versioned, lightweight document that captures the "why" behind a software architecture decision.</w:t>
-      </w:r>
-      <w:r>
-        <w:rPr>
-          <w:color w:val="000000" w:themeColor="text1"/>
-          <w:sz w:val="22"/>
-          <w:szCs w:val="22"/>
-        </w:rPr>
-        <w:t xml:space="preserve"> in accordance to the ASR</w:t>
+        <w:t xml:space="preserve">What is an </w:t>
+      </w:r>
+      <w:proofErr w:type="gramStart"/>
+      <w:r>
+        <w:rPr>
+          <w:b/>
+          <w:bCs/>
+          <w:color w:val="000000" w:themeColor="text1"/>
+          <w:sz w:val="22"/>
+          <w:szCs w:val="22"/>
+          <w:u w:val="single"/>
+        </w:rPr>
+        <w:t>ADR?:</w:t>
+      </w:r>
+      <w:proofErr w:type="gramEnd"/>
+    </w:p>
+    <w:p>
+      <w:pPr>
+        <w:rPr>
+          <w:color w:val="000000" w:themeColor="text1"/>
+          <w:sz w:val="22"/>
+          <w:szCs w:val="22"/>
+        </w:rPr>
+      </w:pPr>
+      <w:proofErr w:type="gramStart"/>
+      <w:r>
+        <w:rPr>
+          <w:color w:val="000000" w:themeColor="text1"/>
+          <w:sz w:val="22"/>
+          <w:szCs w:val="22"/>
+        </w:rPr>
+        <w:t>an</w:t>
+      </w:r>
+      <w:proofErr w:type="gramEnd"/>
+      <w:r>
+        <w:rPr>
+          <w:color w:val="000000" w:themeColor="text1"/>
+          <w:sz w:val="22"/>
+          <w:szCs w:val="22"/>
+        </w:rPr>
+        <w:t xml:space="preserve"> ADR is a structured, versioned, lightweight document that captures the "why" behind a software architecture decision.</w:t>
+      </w:r>
+      <w:r>
+        <w:rPr>
+          <w:color w:val="000000" w:themeColor="text1"/>
+          <w:sz w:val="22"/>
+          <w:szCs w:val="22"/>
+        </w:rPr>
+        <w:t xml:space="preserve"> in accordance </w:t>
+      </w:r>
+      <w:proofErr w:type="gramStart"/>
+      <w:r>
+        <w:rPr>
+          <w:color w:val="000000" w:themeColor="text1"/>
+          <w:sz w:val="22"/>
+          <w:szCs w:val="22"/>
+        </w:rPr>
+        <w:t>to</w:t>
+      </w:r>
+      <w:proofErr w:type="gramEnd"/>
+      <w:r>
+        <w:rPr>
+          <w:color w:val="000000" w:themeColor="text1"/>
+          <w:sz w:val="22"/>
+          <w:szCs w:val="22"/>
+        </w:rPr>
+        <w:t xml:space="preserve"> the ASR</w:t>
       </w:r>
       <w:r>
         <w:rPr>
@@ -130,8 +171,9 @@
           <w:szCs w:val="22"/>
           <w:u w:val="single"/>
         </w:rPr>
-        <w:t>What role do quality requirements play in ADR?</w:t>
-      </w:r>
+        <w:t xml:space="preserve">What role do quality requirements play in </w:t>
+      </w:r>
+      <w:proofErr w:type="gramStart"/>
       <w:r>
         <w:rPr>
           <w:b/>
@@ -141,8 +183,20 @@
           <w:szCs w:val="22"/>
           <w:u w:val="single"/>
         </w:rPr>
+        <w:t>ADR?</w:t>
+      </w:r>
+      <w:r>
+        <w:rPr>
+          <w:b/>
+          <w:bCs/>
+          <w:color w:val="000000" w:themeColor="text1"/>
+          <w:sz w:val="22"/>
+          <w:szCs w:val="22"/>
+          <w:u w:val="single"/>
+        </w:rPr>
         <w:t>:</w:t>
       </w:r>
+      <w:proofErr w:type="gramEnd"/>
     </w:p>
     <w:p>
       <w:pPr>
@@ -166,9 +220,46 @@
           <w:sz w:val="22"/>
           <w:szCs w:val="22"/>
         </w:rPr>
-        <w:t xml:space="preserve"> also without those quality requirements we cannot weight the decision </w:t>
+        <w:t xml:space="preserve"> </w:t>
+      </w:r>
+      <w:proofErr w:type="gramStart"/>
+      <w:r>
+        <w:rPr>
+          <w:color w:val="000000" w:themeColor="text1"/>
+          <w:sz w:val="22"/>
+          <w:szCs w:val="22"/>
+        </w:rPr>
+        <w:t>also</w:t>
+      </w:r>
+      <w:proofErr w:type="gramEnd"/>
+      <w:r>
+        <w:rPr>
+          <w:color w:val="000000" w:themeColor="text1"/>
+          <w:sz w:val="22"/>
+          <w:szCs w:val="22"/>
+        </w:rPr>
+        <w:t xml:space="preserve"> without those quality requirements we cannot </w:t>
+      </w:r>
+      <w:proofErr w:type="gramStart"/>
+      <w:r>
+        <w:rPr>
+          <w:color w:val="000000" w:themeColor="text1"/>
+          <w:sz w:val="22"/>
+          <w:szCs w:val="22"/>
+        </w:rPr>
+        <w:t>weight</w:t>
+      </w:r>
+      <w:proofErr w:type="gramEnd"/>
+      <w:r>
+        <w:rPr>
+          <w:color w:val="000000" w:themeColor="text1"/>
+          <w:sz w:val="22"/>
+          <w:szCs w:val="22"/>
+        </w:rPr>
+        <w:t xml:space="preserve"> the decision </w:t>
       </w:r>
       <w:proofErr w:type="spellStart"/>
+      <w:proofErr w:type="gramStart"/>
       <w:r>
         <w:rPr>
           <w:color w:val="000000" w:themeColor="text1"/>
@@ -184,7 +275,16 @@
           <w:sz w:val="22"/>
           <w:szCs w:val="22"/>
         </w:rPr>
-        <w:t xml:space="preserve"> on the design.</w:t>
+        <w:t xml:space="preserve"> on</w:t>
+      </w:r>
+      <w:proofErr w:type="gramEnd"/>
+      <w:r>
+        <w:rPr>
+          <w:color w:val="000000" w:themeColor="text1"/>
+          <w:sz w:val="22"/>
+          <w:szCs w:val="22"/>
+        </w:rPr>
+        <w:t xml:space="preserve"> the design.</w:t>
       </w:r>
     </w:p>
     <w:p>
@@ -229,7 +329,25 @@
           <w:sz w:val="22"/>
           <w:szCs w:val="22"/>
         </w:rPr>
-        <w:t>A system has an architecture and this architecture is expressed by Architecture Description.</w:t>
+        <w:t xml:space="preserve">A system has an </w:t>
+      </w:r>
+      <w:proofErr w:type="gramStart"/>
+      <w:r>
+        <w:rPr>
+          <w:color w:val="000000" w:themeColor="text1"/>
+          <w:sz w:val="22"/>
+          <w:szCs w:val="22"/>
+        </w:rPr>
+        <w:t>architecture</w:t>
+      </w:r>
+      <w:proofErr w:type="gramEnd"/>
+      <w:r>
+        <w:rPr>
+          <w:color w:val="000000" w:themeColor="text1"/>
+          <w:sz w:val="22"/>
+          <w:szCs w:val="22"/>
+        </w:rPr>
+        <w:t xml:space="preserve"> and this architecture is expressed by Architecture Description.</w:t>
       </w:r>
     </w:p>
     <w:p>
@@ -251,6 +369,7 @@
         <w:t xml:space="preserve">Architecture meaning: </w:t>
       </w:r>
       <w:proofErr w:type="spellStart"/>
+      <w:proofErr w:type="gramStart"/>
       <w:r>
         <w:rPr>
           <w:color w:val="000000" w:themeColor="text1"/>
@@ -260,6 +379,7 @@
         <w:t>its</w:t>
       </w:r>
       <w:proofErr w:type="spellEnd"/>
+      <w:proofErr w:type="gramEnd"/>
       <w:r>
         <w:rPr>
           <w:color w:val="000000" w:themeColor="text1"/>
@@ -269,6 +389,7 @@
         <w:t xml:space="preserve"> the major technical decision of a system, regarding the stack, the components and how they communicate, the environment and more solid system decisions that we </w:t>
       </w:r>
       <w:proofErr w:type="spellStart"/>
+      <w:proofErr w:type="gramStart"/>
       <w:r>
         <w:rPr>
           <w:color w:val="000000" w:themeColor="text1"/>
@@ -278,6 +399,7 @@
         <w:t>cant</w:t>
       </w:r>
       <w:proofErr w:type="spellEnd"/>
+      <w:proofErr w:type="gramEnd"/>
       <w:r>
         <w:rPr>
           <w:color w:val="000000" w:themeColor="text1"/>
@@ -315,32 +437,53 @@
         </w:rPr>
         <w:t xml:space="preserve"> </w:t>
       </w:r>
-      <w:r>
-        <w:rPr>
-          <w:color w:val="000000" w:themeColor="text1"/>
-          <w:sz w:val="22"/>
-          <w:szCs w:val="22"/>
-        </w:rPr>
-        <w:t>so the architecture is that we will use REST API and we will use spring boot, and other dependencies, the database, how they will be connected how they will communicate how we will package them and so on.</w:t>
-      </w:r>
-    </w:p>
-    <w:p>
-      <w:pPr>
-        <w:rPr>
-          <w:color w:val="000000" w:themeColor="text1"/>
-          <w:sz w:val="22"/>
-          <w:szCs w:val="22"/>
-        </w:rPr>
-      </w:pPr>
-      <w:r>
-        <w:rPr>
-          <w:b/>
-          <w:bCs/>
-          <w:color w:val="000000" w:themeColor="text1"/>
-          <w:sz w:val="22"/>
-          <w:szCs w:val="22"/>
-        </w:rPr>
-        <w:t xml:space="preserve">Architecture Description: </w:t>
+      <w:proofErr w:type="gramStart"/>
+      <w:r>
+        <w:rPr>
+          <w:color w:val="000000" w:themeColor="text1"/>
+          <w:sz w:val="22"/>
+          <w:szCs w:val="22"/>
+        </w:rPr>
+        <w:t>so</w:t>
+      </w:r>
+      <w:proofErr w:type="gramEnd"/>
+      <w:r>
+        <w:rPr>
+          <w:color w:val="000000" w:themeColor="text1"/>
+          <w:sz w:val="22"/>
+          <w:szCs w:val="22"/>
+        </w:rPr>
+        <w:t xml:space="preserve"> the architecture is that we will use REST API and we will use spring boot, and other dependencies, the database, how they will be connected how they will communicate how we will package them and so on.</w:t>
+      </w:r>
+    </w:p>
+    <w:p>
+      <w:pPr>
+        <w:rPr>
+          <w:color w:val="000000" w:themeColor="text1"/>
+          <w:sz w:val="22"/>
+          <w:szCs w:val="22"/>
+        </w:rPr>
+      </w:pPr>
+      <w:r>
+        <w:rPr>
+          <w:b/>
+          <w:bCs/>
+          <w:color w:val="000000" w:themeColor="text1"/>
+          <w:sz w:val="22"/>
+          <w:szCs w:val="22"/>
+        </w:rPr>
+        <w:t>Architecture Description</w:t>
+      </w:r>
+      <w:proofErr w:type="gramStart"/>
+      <w:r>
+        <w:rPr>
+          <w:b/>
+          <w:bCs/>
+          <w:color w:val="000000" w:themeColor="text1"/>
+          <w:sz w:val="22"/>
+          <w:szCs w:val="22"/>
+        </w:rPr>
+        <w:t xml:space="preserve">: </w:t>
       </w:r>
       <w:r>
         <w:rPr>
@@ -358,7 +501,16 @@
           <w:sz w:val="22"/>
           <w:szCs w:val="22"/>
         </w:rPr>
-        <w:t xml:space="preserve">It's </w:t>
+        <w:t>It's</w:t>
+      </w:r>
+      <w:proofErr w:type="gramEnd"/>
+      <w:r>
+        <w:rPr>
+          <w:color w:val="000000" w:themeColor="text1"/>
+          <w:sz w:val="22"/>
+          <w:szCs w:val="22"/>
+        </w:rPr>
+        <w:t xml:space="preserve"> </w:t>
       </w:r>
       <w:r>
         <w:rPr>
@@ -436,32 +588,122 @@
           <w:sz w:val="22"/>
           <w:szCs w:val="22"/>
         </w:rPr>
-        <w:t>Architecture Description expresses the architecture, a system has an architecture and</w:t>
-      </w:r>
-      <w:r>
-        <w:rPr>
-          <w:color w:val="000000" w:themeColor="text1"/>
-          <w:sz w:val="22"/>
-          <w:szCs w:val="22"/>
-        </w:rPr>
-        <w:t xml:space="preserve"> the system is interacting with a real world environment that affects it and we cannot control. an aspect is a feature (quality) of a system</w:t>
-      </w:r>
-    </w:p>
-    <w:p>
-      <w:pPr>
-        <w:rPr>
-          <w:color w:val="000000" w:themeColor="text1"/>
-          <w:sz w:val="22"/>
-          <w:szCs w:val="22"/>
-        </w:rPr>
-      </w:pPr>
-      <w:r>
-        <w:rPr>
-          <w:color w:val="000000" w:themeColor="text1"/>
-          <w:sz w:val="22"/>
-          <w:szCs w:val="22"/>
-        </w:rPr>
-        <w:t xml:space="preserve">Each stakeholder have a perspective based on their role in the system, so for example the cyber security engineer will have perspectives different from the ones that the user has, each stakeholder perspective result in one or more concerns, so a stakeholder can have one or more perspectives, and each perspective will result in one or more concern. But each concern will only focus on one quality aspect. </w:t>
+        <w:t xml:space="preserve">Architecture Description expresses the architecture, a system has an </w:t>
+      </w:r>
+      <w:proofErr w:type="gramStart"/>
+      <w:r>
+        <w:rPr>
+          <w:color w:val="000000" w:themeColor="text1"/>
+          <w:sz w:val="22"/>
+          <w:szCs w:val="22"/>
+        </w:rPr>
+        <w:t>architecture</w:t>
+      </w:r>
+      <w:proofErr w:type="gramEnd"/>
+      <w:r>
+        <w:rPr>
+          <w:color w:val="000000" w:themeColor="text1"/>
+          <w:sz w:val="22"/>
+          <w:szCs w:val="22"/>
+        </w:rPr>
+        <w:t xml:space="preserve"> and</w:t>
+      </w:r>
+      <w:r>
+        <w:rPr>
+          <w:color w:val="000000" w:themeColor="text1"/>
+          <w:sz w:val="22"/>
+          <w:szCs w:val="22"/>
+        </w:rPr>
+        <w:t xml:space="preserve"> the system is interacting with a </w:t>
+      </w:r>
+      <w:proofErr w:type="gramStart"/>
+      <w:r>
+        <w:rPr>
+          <w:color w:val="000000" w:themeColor="text1"/>
+          <w:sz w:val="22"/>
+          <w:szCs w:val="22"/>
+        </w:rPr>
+        <w:t>real world</w:t>
+      </w:r>
+      <w:proofErr w:type="gramEnd"/>
+      <w:r>
+        <w:rPr>
+          <w:color w:val="000000" w:themeColor="text1"/>
+          <w:sz w:val="22"/>
+          <w:szCs w:val="22"/>
+        </w:rPr>
+        <w:t xml:space="preserve"> environment that affects it and we cannot control. an aspect is a feature (quality) of a system</w:t>
+      </w:r>
+    </w:p>
+    <w:p>
+      <w:pPr>
+        <w:rPr>
+          <w:color w:val="000000" w:themeColor="text1"/>
+          <w:sz w:val="22"/>
+          <w:szCs w:val="22"/>
+        </w:rPr>
+      </w:pPr>
+      <w:r>
+        <w:rPr>
+          <w:color w:val="000000" w:themeColor="text1"/>
+          <w:sz w:val="22"/>
+          <w:szCs w:val="22"/>
+        </w:rPr>
+        <w:t xml:space="preserve">Each stakeholder </w:t>
+      </w:r>
+      <w:proofErr w:type="gramStart"/>
+      <w:r>
+        <w:rPr>
+          <w:color w:val="000000" w:themeColor="text1"/>
+          <w:sz w:val="22"/>
+          <w:szCs w:val="22"/>
+        </w:rPr>
+        <w:t>have</w:t>
+      </w:r>
+      <w:proofErr w:type="gramEnd"/>
+      <w:r>
+        <w:rPr>
+          <w:color w:val="000000" w:themeColor="text1"/>
+          <w:sz w:val="22"/>
+          <w:szCs w:val="22"/>
+        </w:rPr>
+        <w:t xml:space="preserve"> a perspective based on their role in the system, so for example the cyber security engineer will have perspectives different from the ones that the user has, each stakeholder perspective </w:t>
+      </w:r>
+      <w:proofErr w:type="gramStart"/>
+      <w:r>
+        <w:rPr>
+          <w:color w:val="000000" w:themeColor="text1"/>
+          <w:sz w:val="22"/>
+          <w:szCs w:val="22"/>
+        </w:rPr>
+        <w:t>result</w:t>
+      </w:r>
+      <w:proofErr w:type="gramEnd"/>
+      <w:r>
+        <w:rPr>
+          <w:color w:val="000000" w:themeColor="text1"/>
+          <w:sz w:val="22"/>
+          <w:szCs w:val="22"/>
+        </w:rPr>
+        <w:t xml:space="preserve"> in one or more concerns, so a stakeholder can have one or more perspectives, and each perspective will result in one or more </w:t>
+      </w:r>
+      <w:proofErr w:type="gramStart"/>
+      <w:r>
+        <w:rPr>
+          <w:color w:val="000000" w:themeColor="text1"/>
+          <w:sz w:val="22"/>
+          <w:szCs w:val="22"/>
+        </w:rPr>
+        <w:t>concern</w:t>
+      </w:r>
+      <w:proofErr w:type="gramEnd"/>
+      <w:r>
+        <w:rPr>
+          <w:color w:val="000000" w:themeColor="text1"/>
+          <w:sz w:val="22"/>
+          <w:szCs w:val="22"/>
+        </w:rPr>
+        <w:t xml:space="preserve">. But each concern will only focus on one quality aspect. </w:t>
       </w:r>
     </w:p>
     <w:p>
@@ -479,7 +721,25 @@
           <w:szCs w:val="22"/>
         </w:rPr>
         <w:lastRenderedPageBreak/>
-        <w:t>An architecture viewpoint is a blueprint or set of rules that defines how to create an architecture view. An architecture view is the actual representation (such as a diagram, model, or document) that describes specific aspects of the system and addresses particular stakeholder concerns.</w:t>
+        <w:t xml:space="preserve">An architecture viewpoint is a blueprint or set of rules that defines how to create an architecture view. An architecture view is the actual representation (such as a diagram, model, or document) that describes specific aspects of the system and addresses </w:t>
+      </w:r>
+      <w:proofErr w:type="gramStart"/>
+      <w:r>
+        <w:rPr>
+          <w:color w:val="000000" w:themeColor="text1"/>
+          <w:sz w:val="22"/>
+          <w:szCs w:val="22"/>
+        </w:rPr>
+        <w:t>particular stakeholder</w:t>
+      </w:r>
+      <w:proofErr w:type="gramEnd"/>
+      <w:r>
+        <w:rPr>
+          <w:color w:val="000000" w:themeColor="text1"/>
+          <w:sz w:val="22"/>
+          <w:szCs w:val="22"/>
+        </w:rPr>
+        <w:t xml:space="preserve"> concerns.</w:t>
       </w:r>
     </w:p>
     <w:p>
@@ -521,7 +781,25 @@
           <w:sz w:val="22"/>
           <w:szCs w:val="22"/>
         </w:rPr>
-        <w:t>When we say the architecture viewpoint governs the architecture view. It simply means, that the architecture view follows the rules in the architecture viewpoint.</w:t>
+        <w:t xml:space="preserve">When we say the architecture viewpoint governs the architecture view. It simply </w:t>
+      </w:r>
+      <w:proofErr w:type="gramStart"/>
+      <w:r>
+        <w:rPr>
+          <w:color w:val="000000" w:themeColor="text1"/>
+          <w:sz w:val="22"/>
+          <w:szCs w:val="22"/>
+        </w:rPr>
+        <w:t>means,</w:t>
+      </w:r>
+      <w:proofErr w:type="gramEnd"/>
+      <w:r>
+        <w:rPr>
+          <w:color w:val="000000" w:themeColor="text1"/>
+          <w:sz w:val="22"/>
+          <w:szCs w:val="22"/>
+        </w:rPr>
+        <w:t xml:space="preserve"> that the architecture view follows the rules in the architecture viewpoint.</w:t>
       </w:r>
     </w:p>
     <w:p>
@@ -592,13 +870,23 @@
           <w:szCs w:val="22"/>
         </w:rPr>
       </w:pPr>
-      <w:r>
-        <w:rPr>
-          <w:color w:val="000000" w:themeColor="text1"/>
-          <w:sz w:val="22"/>
-          <w:szCs w:val="22"/>
-        </w:rPr>
-        <w:t>architecture description language, is a way to describe (create and understand) an architecture</w:t>
+      <w:proofErr w:type="gramStart"/>
+      <w:r>
+        <w:rPr>
+          <w:color w:val="000000" w:themeColor="text1"/>
+          <w:sz w:val="22"/>
+          <w:szCs w:val="22"/>
+        </w:rPr>
+        <w:t>architecture</w:t>
+      </w:r>
+      <w:proofErr w:type="gramEnd"/>
+      <w:r>
+        <w:rPr>
+          <w:color w:val="000000" w:themeColor="text1"/>
+          <w:sz w:val="22"/>
+          <w:szCs w:val="22"/>
+        </w:rPr>
+        <w:t xml:space="preserve"> description language, is a way to describe (create and understand) an architecture</w:t>
       </w:r>
       <w:r>
         <w:rPr>
@@ -688,7 +976,16 @@
           <w:sz w:val="22"/>
           <w:szCs w:val="22"/>
         </w:rPr>
-        <w:t>Order Service (Component element)</w:t>
+        <w:t>Order Service (Component element</w:t>
+      </w:r>
+      <w:proofErr w:type="gramStart"/>
+      <w:r>
+        <w:rPr>
+          <w:color w:val="000000" w:themeColor="text1"/>
+          <w:sz w:val="22"/>
+          <w:szCs w:val="22"/>
+        </w:rPr>
+        <w:t>)</w:t>
       </w:r>
       <w:r>
         <w:rPr>
@@ -704,7 +1001,16 @@
           <w:sz w:val="22"/>
           <w:szCs w:val="22"/>
         </w:rPr>
-        <w:t>Database (Data store element)</w:t>
+        <w:t>Database</w:t>
+      </w:r>
+      <w:proofErr w:type="gramEnd"/>
+      <w:r>
+        <w:rPr>
+          <w:color w:val="000000" w:themeColor="text1"/>
+          <w:sz w:val="22"/>
+          <w:szCs w:val="22"/>
+        </w:rPr>
+        <w:t xml:space="preserve"> (Data store element)</w:t>
       </w:r>
     </w:p>
     <w:p>
@@ -732,13 +1038,41 @@
           <w:szCs w:val="22"/>
         </w:rPr>
       </w:pPr>
-      <w:r>
-        <w:rPr>
-          <w:color w:val="000000" w:themeColor="text1"/>
-          <w:sz w:val="22"/>
-          <w:szCs w:val="22"/>
-        </w:rPr>
-        <w:t xml:space="preserve">the architecture viewpoint which is the blue print </w:t>
+      <w:proofErr w:type="gramStart"/>
+      <w:r>
+        <w:rPr>
+          <w:color w:val="000000" w:themeColor="text1"/>
+          <w:sz w:val="22"/>
+          <w:szCs w:val="22"/>
+        </w:rPr>
+        <w:t>the</w:t>
+      </w:r>
+      <w:proofErr w:type="gramEnd"/>
+      <w:r>
+        <w:rPr>
+          <w:color w:val="000000" w:themeColor="text1"/>
+          <w:sz w:val="22"/>
+          <w:szCs w:val="22"/>
+        </w:rPr>
+        <w:t xml:space="preserve"> architecture viewpoint which is the </w:t>
+      </w:r>
+      <w:proofErr w:type="gramStart"/>
+      <w:r>
+        <w:rPr>
+          <w:color w:val="000000" w:themeColor="text1"/>
+          <w:sz w:val="22"/>
+          <w:szCs w:val="22"/>
+        </w:rPr>
+        <w:t>blue print</w:t>
+      </w:r>
+      <w:proofErr w:type="gramEnd"/>
+      <w:r>
+        <w:rPr>
+          <w:color w:val="000000" w:themeColor="text1"/>
+          <w:sz w:val="22"/>
+          <w:szCs w:val="22"/>
+        </w:rPr>
+        <w:t xml:space="preserve"> </w:t>
       </w:r>
       <w:r>
         <w:rPr>
@@ -806,7 +1140,25 @@
           <w:sz w:val="22"/>
           <w:szCs w:val="22"/>
         </w:rPr>
-        <w:t>The model kind governs (specify) what kind of architecture model we will have so for example for security model we might have authentication components but for deployment we will have servers and no auth components, each system can have multiple different architecture model based on the perspective.</w:t>
+        <w:t xml:space="preserve">The </w:t>
+      </w:r>
+      <w:proofErr w:type="gramStart"/>
+      <w:r>
+        <w:rPr>
+          <w:color w:val="000000" w:themeColor="text1"/>
+          <w:sz w:val="22"/>
+          <w:szCs w:val="22"/>
+        </w:rPr>
+        <w:t>model kind</w:t>
+      </w:r>
+      <w:proofErr w:type="gramEnd"/>
+      <w:r>
+        <w:rPr>
+          <w:color w:val="000000" w:themeColor="text1"/>
+          <w:sz w:val="22"/>
+          <w:szCs w:val="22"/>
+        </w:rPr>
+        <w:t xml:space="preserve"> governs (specify) what kind of architecture model we will have so for example for security model we might have authentication components but for deployment we will have servers and no auth components, each system can have multiple different architecture model based on the perspective.</w:t>
       </w:r>
     </w:p>
     <w:p>
@@ -825,6 +1177,14 @@
         </w:rPr>
         <w:t>An architecture view is composed of architecture models because it is formed by organizing and presenting one or more models to address a stakeholder concern</w:t>
       </w:r>
+      <w:r>
+        <w:rPr>
+          <w:color w:val="000000" w:themeColor="text1"/>
+          <w:sz w:val="22"/>
+          <w:szCs w:val="22"/>
+        </w:rPr>
+        <w:t>.</w:t>
+      </w:r>
     </w:p>
     <w:p>
       <w:pPr>
@@ -969,6 +1329,7 @@
         <w:t xml:space="preserve">A general rule of thumb if </w:t>
       </w:r>
       <w:proofErr w:type="spellStart"/>
+      <w:proofErr w:type="gramStart"/>
       <w:r>
         <w:rPr>
           <w:color w:val="000000" w:themeColor="text1"/>
@@ -978,6 +1339,7 @@
         <w:t>its</w:t>
       </w:r>
       <w:proofErr w:type="spellEnd"/>
+      <w:proofErr w:type="gramEnd"/>
       <w:r>
         <w:rPr>
           <w:color w:val="000000" w:themeColor="text1"/>
@@ -1043,7 +1405,43 @@
           <w:sz w:val="22"/>
           <w:szCs w:val="22"/>
         </w:rPr>
-        <w:t>both diagrams represents 2 different views or diagram implementations of the same  viewpoint (deployment) for 2 totally different systems</w:t>
+        <w:t xml:space="preserve">both diagrams </w:t>
+      </w:r>
+      <w:proofErr w:type="gramStart"/>
+      <w:r>
+        <w:rPr>
+          <w:color w:val="000000" w:themeColor="text1"/>
+          <w:sz w:val="22"/>
+          <w:szCs w:val="22"/>
+        </w:rPr>
+        <w:t>represents</w:t>
+      </w:r>
+      <w:proofErr w:type="gramEnd"/>
+      <w:r>
+        <w:rPr>
+          <w:color w:val="000000" w:themeColor="text1"/>
+          <w:sz w:val="22"/>
+          <w:szCs w:val="22"/>
+        </w:rPr>
+        <w:t xml:space="preserve"> 2 different views or diagram implementations of the </w:t>
+      </w:r>
+      <w:proofErr w:type="gramStart"/>
+      <w:r>
+        <w:rPr>
+          <w:color w:val="000000" w:themeColor="text1"/>
+          <w:sz w:val="22"/>
+          <w:szCs w:val="22"/>
+        </w:rPr>
+        <w:t>same  viewpoint</w:t>
+      </w:r>
+      <w:proofErr w:type="gramEnd"/>
+      <w:r>
+        <w:rPr>
+          <w:color w:val="000000" w:themeColor="text1"/>
+          <w:sz w:val="22"/>
+          <w:szCs w:val="22"/>
+        </w:rPr>
+        <w:t xml:space="preserve"> (deployment) for 2 totally different systems</w:t>
       </w:r>
     </w:p>
     <w:p>
@@ -1245,7 +1643,43 @@
           <w:sz w:val="22"/>
           <w:szCs w:val="22"/>
         </w:rPr>
-        <w:t>We then are trying to answer, what are the functions of this module, what other modules does It use. And what other modules does it depend on?</w:t>
+        <w:t xml:space="preserve">We then are trying to answer, what are the functions of this module, what other modules does It use. And what other modules </w:t>
+      </w:r>
+      <w:proofErr w:type="gramStart"/>
+      <w:r>
+        <w:rPr>
+          <w:color w:val="000000" w:themeColor="text1"/>
+          <w:sz w:val="22"/>
+          <w:szCs w:val="22"/>
+        </w:rPr>
+        <w:t>does</w:t>
+      </w:r>
+      <w:proofErr w:type="gramEnd"/>
+      <w:r>
+        <w:rPr>
+          <w:color w:val="000000" w:themeColor="text1"/>
+          <w:sz w:val="22"/>
+          <w:szCs w:val="22"/>
+        </w:rPr>
+        <w:t xml:space="preserve"> </w:t>
+      </w:r>
+      <w:proofErr w:type="gramStart"/>
+      <w:r>
+        <w:rPr>
+          <w:color w:val="000000" w:themeColor="text1"/>
+          <w:sz w:val="22"/>
+          <w:szCs w:val="22"/>
+        </w:rPr>
+        <w:t>it</w:t>
+      </w:r>
+      <w:proofErr w:type="gramEnd"/>
+      <w:r>
+        <w:rPr>
+          <w:color w:val="000000" w:themeColor="text1"/>
+          <w:sz w:val="22"/>
+          <w:szCs w:val="22"/>
+        </w:rPr>
+        <w:t xml:space="preserve"> depend on?</w:t>
       </w:r>
     </w:p>
     <w:p>
@@ -1313,7 +1747,61 @@
           <w:sz w:val="22"/>
           <w:szCs w:val="22"/>
         </w:rPr>
-        <w:t>this mean describe the communication between modules</w:t>
+        <w:t xml:space="preserve">this </w:t>
+      </w:r>
+      <w:proofErr w:type="gramStart"/>
+      <w:r>
+        <w:rPr>
+          <w:color w:val="000000" w:themeColor="text1"/>
+          <w:sz w:val="22"/>
+          <w:szCs w:val="22"/>
+        </w:rPr>
+        <w:t>mean</w:t>
+      </w:r>
+      <w:proofErr w:type="gramEnd"/>
+      <w:r>
+        <w:rPr>
+          <w:color w:val="000000" w:themeColor="text1"/>
+          <w:sz w:val="22"/>
+          <w:szCs w:val="22"/>
+        </w:rPr>
+        <w:t xml:space="preserve"> </w:t>
+      </w:r>
+      <w:proofErr w:type="gramStart"/>
+      <w:r>
+        <w:rPr>
+          <w:color w:val="000000" w:themeColor="text1"/>
+          <w:sz w:val="22"/>
+          <w:szCs w:val="22"/>
+        </w:rPr>
+        <w:t>describe</w:t>
+      </w:r>
+      <w:proofErr w:type="gramEnd"/>
+      <w:r>
+        <w:rPr>
+          <w:color w:val="000000" w:themeColor="text1"/>
+          <w:sz w:val="22"/>
+          <w:szCs w:val="22"/>
+        </w:rPr>
+        <w:t xml:space="preserve"> </w:t>
+      </w:r>
+      <w:proofErr w:type="gramStart"/>
+      <w:r>
+        <w:rPr>
+          <w:color w:val="000000" w:themeColor="text1"/>
+          <w:sz w:val="22"/>
+          <w:szCs w:val="22"/>
+        </w:rPr>
+        <w:t>the communication</w:t>
+      </w:r>
+      <w:proofErr w:type="gramEnd"/>
+      <w:r>
+        <w:rPr>
+          <w:color w:val="000000" w:themeColor="text1"/>
+          <w:sz w:val="22"/>
+          <w:szCs w:val="22"/>
+        </w:rPr>
+        <w:t xml:space="preserve"> between modules</w:t>
       </w:r>
       <w:r>
         <w:rPr>
@@ -1338,32 +1826,68 @@
           <w:sz w:val="22"/>
           <w:szCs w:val="22"/>
         </w:rPr>
-        <w:t>Can the system change its runtime structure automatically?</w:t>
-      </w:r>
-      <w:r>
-        <w:rPr>
-          <w:color w:val="000000" w:themeColor="text1"/>
-          <w:sz w:val="22"/>
-          <w:szCs w:val="22"/>
-        </w:rPr>
-        <w:t xml:space="preserve">; example, if the system gets a lot of traffic can the system create more web server communications by itself, if the server crashes can the system. </w:t>
-      </w:r>
-    </w:p>
-    <w:p>
-      <w:pPr>
-        <w:rPr>
-          <w:color w:val="000000" w:themeColor="text1"/>
-          <w:sz w:val="22"/>
-          <w:szCs w:val="22"/>
-        </w:rPr>
-      </w:pPr>
-      <w:r>
-        <w:rPr>
-          <w:color w:val="000000" w:themeColor="text1"/>
-          <w:sz w:val="22"/>
-          <w:szCs w:val="22"/>
-        </w:rPr>
-        <w:t>What parts of the system actually run, and how do they communicate?</w:t>
+        <w:t xml:space="preserve">Can the system change its runtime structure </w:t>
+      </w:r>
+      <w:proofErr w:type="gramStart"/>
+      <w:r>
+        <w:rPr>
+          <w:color w:val="000000" w:themeColor="text1"/>
+          <w:sz w:val="22"/>
+          <w:szCs w:val="22"/>
+        </w:rPr>
+        <w:t>automatically?</w:t>
+      </w:r>
+      <w:r>
+        <w:rPr>
+          <w:color w:val="000000" w:themeColor="text1"/>
+          <w:sz w:val="22"/>
+          <w:szCs w:val="22"/>
+        </w:rPr>
+        <w:t>;</w:t>
+      </w:r>
+      <w:proofErr w:type="gramEnd"/>
+      <w:r>
+        <w:rPr>
+          <w:color w:val="000000" w:themeColor="text1"/>
+          <w:sz w:val="22"/>
+          <w:szCs w:val="22"/>
+        </w:rPr>
+        <w:t xml:space="preserve"> example, if the system gets a lot of traffic can the system create more web server communications by itself, if the server crashes can the system. </w:t>
+      </w:r>
+    </w:p>
+    <w:p>
+      <w:pPr>
+        <w:rPr>
+          <w:color w:val="000000" w:themeColor="text1"/>
+          <w:sz w:val="22"/>
+          <w:szCs w:val="22"/>
+        </w:rPr>
+      </w:pPr>
+      <w:r>
+        <w:rPr>
+          <w:color w:val="000000" w:themeColor="text1"/>
+          <w:sz w:val="22"/>
+          <w:szCs w:val="22"/>
+        </w:rPr>
+        <w:t xml:space="preserve">What parts of the system </w:t>
+      </w:r>
+      <w:proofErr w:type="gramStart"/>
+      <w:r>
+        <w:rPr>
+          <w:color w:val="000000" w:themeColor="text1"/>
+          <w:sz w:val="22"/>
+          <w:szCs w:val="22"/>
+        </w:rPr>
+        <w:t>actually run</w:t>
+      </w:r>
+      <w:proofErr w:type="gramEnd"/>
+      <w:r>
+        <w:rPr>
+          <w:color w:val="000000" w:themeColor="text1"/>
+          <w:sz w:val="22"/>
+          <w:szCs w:val="22"/>
+        </w:rPr>
+        <w:t>, and how do they communicate?</w:t>
       </w:r>
     </w:p>
     <w:p>
@@ -1483,6 +2007,7 @@
           <w:u w:val="single"/>
         </w:rPr>
       </w:pPr>
+      <w:proofErr w:type="gramStart"/>
       <w:r>
         <w:rPr>
           <w:b/>
@@ -1490,8 +2015,9 @@
           <w:color w:val="000000" w:themeColor="text1"/>
           <w:u w:val="single"/>
         </w:rPr>
-        <w:t>Commonly-Used Architectural Viewpoints</w:t>
-      </w:r>
+        <w:t>Commonly-Used</w:t>
+      </w:r>
+      <w:proofErr w:type="gramEnd"/>
       <w:r>
         <w:rPr>
           <w:b/>
@@ -1499,7 +2025,7 @@
           <w:color w:val="000000" w:themeColor="text1"/>
           <w:u w:val="single"/>
         </w:rPr>
-        <w:t xml:space="preserve"> equivalent to the min. 3</w:t>
+        <w:t xml:space="preserve"> Architectural Viewpoints</w:t>
       </w:r>
       <w:r>
         <w:rPr>
@@ -1508,6 +2034,35 @@
           <w:color w:val="000000" w:themeColor="text1"/>
           <w:u w:val="single"/>
         </w:rPr>
+        <w:t xml:space="preserve"> equivalent to </w:t>
+      </w:r>
+      <w:proofErr w:type="gramStart"/>
+      <w:r>
+        <w:rPr>
+          <w:b/>
+          <w:bCs/>
+          <w:color w:val="000000" w:themeColor="text1"/>
+          <w:u w:val="single"/>
+        </w:rPr>
+        <w:t>the min</w:t>
+      </w:r>
+      <w:proofErr w:type="gramEnd"/>
+      <w:r>
+        <w:rPr>
+          <w:b/>
+          <w:bCs/>
+          <w:color w:val="000000" w:themeColor="text1"/>
+          <w:u w:val="single"/>
+        </w:rPr>
+        <w:t>. 3</w:t>
+      </w:r>
+      <w:r>
+        <w:rPr>
+          <w:b/>
+          <w:bCs/>
+          <w:color w:val="000000" w:themeColor="text1"/>
+          <w:u w:val="single"/>
+        </w:rPr>
         <w:t>:</w:t>
       </w:r>
     </w:p>
@@ -1519,23 +2074,71 @@
           <w:szCs w:val="22"/>
         </w:rPr>
       </w:pPr>
-      <w:r>
-        <w:rPr>
-          <w:b/>
-          <w:bCs/>
-          <w:color w:val="000000" w:themeColor="text1"/>
-          <w:sz w:val="22"/>
-          <w:szCs w:val="22"/>
-        </w:rPr>
-        <w:t xml:space="preserve">The Logical: </w:t>
-      </w:r>
-      <w:r>
-        <w:rPr>
-          <w:color w:val="000000" w:themeColor="text1"/>
-          <w:sz w:val="22"/>
-          <w:szCs w:val="22"/>
-        </w:rPr>
-        <w:t>it’s the equivalent of the module, we answer the same questions. What modules we have and how do they relate to one another.</w:t>
+      <w:proofErr w:type="gramStart"/>
+      <w:r>
+        <w:rPr>
+          <w:b/>
+          <w:bCs/>
+          <w:color w:val="000000" w:themeColor="text1"/>
+          <w:sz w:val="22"/>
+          <w:szCs w:val="22"/>
+        </w:rPr>
+        <w:t>The Logical</w:t>
+      </w:r>
+      <w:proofErr w:type="gramEnd"/>
+      <w:r>
+        <w:rPr>
+          <w:b/>
+          <w:bCs/>
+          <w:color w:val="000000" w:themeColor="text1"/>
+          <w:sz w:val="22"/>
+          <w:szCs w:val="22"/>
+        </w:rPr>
+        <w:t xml:space="preserve">: </w:t>
+      </w:r>
+      <w:r>
+        <w:rPr>
+          <w:color w:val="000000" w:themeColor="text1"/>
+          <w:sz w:val="22"/>
+          <w:szCs w:val="22"/>
+        </w:rPr>
+        <w:t xml:space="preserve">it’s the equivalent of the </w:t>
+      </w:r>
+      <w:proofErr w:type="gramStart"/>
+      <w:r>
+        <w:rPr>
+          <w:color w:val="000000" w:themeColor="text1"/>
+          <w:sz w:val="22"/>
+          <w:szCs w:val="22"/>
+        </w:rPr>
+        <w:t>module,</w:t>
+      </w:r>
+      <w:proofErr w:type="gramEnd"/>
+      <w:r>
+        <w:rPr>
+          <w:color w:val="000000" w:themeColor="text1"/>
+          <w:sz w:val="22"/>
+          <w:szCs w:val="22"/>
+        </w:rPr>
+        <w:t xml:space="preserve"> we answer the same questions. What modules </w:t>
+      </w:r>
+      <w:proofErr w:type="gramStart"/>
+      <w:r>
+        <w:rPr>
+          <w:color w:val="000000" w:themeColor="text1"/>
+          <w:sz w:val="22"/>
+          <w:szCs w:val="22"/>
+        </w:rPr>
+        <w:t>we</w:t>
+      </w:r>
+      <w:proofErr w:type="gramEnd"/>
+      <w:r>
+        <w:rPr>
+          <w:color w:val="000000" w:themeColor="text1"/>
+          <w:sz w:val="22"/>
+          <w:szCs w:val="22"/>
+        </w:rPr>
+        <w:t xml:space="preserve"> have and how do they relate to one another.</w:t>
       </w:r>
     </w:p>
     <w:p>
@@ -1607,6 +2210,7 @@
         </w:rPr>
         <w:t>Deployment Viewpoint</w:t>
       </w:r>
+      <w:proofErr w:type="gramStart"/>
       <w:r>
         <w:rPr>
           <w:b/>
@@ -1623,7 +2227,16 @@
           <w:sz w:val="22"/>
           <w:szCs w:val="22"/>
         </w:rPr>
-        <w:t xml:space="preserve"> describes how software elements are assigned to physical hardware nodes, showing where each part of the system is executed.</w:t>
+        <w:t xml:space="preserve"> describes</w:t>
+      </w:r>
+      <w:proofErr w:type="gramEnd"/>
+      <w:r>
+        <w:rPr>
+          <w:color w:val="000000" w:themeColor="text1"/>
+          <w:sz w:val="22"/>
+          <w:szCs w:val="22"/>
+        </w:rPr>
+        <w:t xml:space="preserve"> how software elements are assigned to physical hardware nodes, showing where each part of the system is executed.</w:t>
       </w:r>
     </w:p>
     <w:p>
@@ -1809,45 +2422,116 @@
           <w:color w:val="000000" w:themeColor="text1"/>
           <w:u w:val="single"/>
         </w:rPr>
-        <w:t>Which Architectural Views (of Which Viewpoints) are Relevant?:</w:t>
-      </w:r>
-    </w:p>
-    <w:p>
-      <w:pPr>
-        <w:rPr>
-          <w:bCs/>
-          <w:color w:val="000000" w:themeColor="text1"/>
-          <w:sz w:val="22"/>
-          <w:szCs w:val="22"/>
-        </w:rPr>
-      </w:pPr>
-      <w:r>
-        <w:rPr>
-          <w:bCs/>
-          <w:color w:val="000000" w:themeColor="text1"/>
-          <w:sz w:val="22"/>
-          <w:szCs w:val="22"/>
-        </w:rPr>
-        <w:t>The key message is that there is no setoff architecture viewpoints that are the best or are the default it depends on what system we have and what we need to communicate.</w:t>
-      </w:r>
-    </w:p>
-    <w:p>
-      <w:pPr>
-        <w:rPr>
-          <w:bCs/>
-          <w:color w:val="000000" w:themeColor="text1"/>
-          <w:sz w:val="22"/>
-          <w:szCs w:val="22"/>
-        </w:rPr>
-      </w:pPr>
-      <w:r>
-        <w:rPr>
-          <w:bCs/>
-          <w:color w:val="000000" w:themeColor="text1"/>
-          <w:sz w:val="22"/>
-          <w:szCs w:val="22"/>
-        </w:rPr>
-        <w:t xml:space="preserve">A challenge that we meet is, consistency among the views; </w:t>
+        <w:t xml:space="preserve">Which Architectural Views (of Which Viewpoints) are </w:t>
+      </w:r>
+      <w:proofErr w:type="gramStart"/>
+      <w:r>
+        <w:rPr>
+          <w:b/>
+          <w:bCs/>
+          <w:color w:val="000000" w:themeColor="text1"/>
+          <w:u w:val="single"/>
+        </w:rPr>
+        <w:t>Relevant?:</w:t>
+      </w:r>
+      <w:proofErr w:type="gramEnd"/>
+    </w:p>
+    <w:p>
+      <w:pPr>
+        <w:rPr>
+          <w:bCs/>
+          <w:color w:val="000000" w:themeColor="text1"/>
+          <w:sz w:val="22"/>
+          <w:szCs w:val="22"/>
+        </w:rPr>
+      </w:pPr>
+      <w:r>
+        <w:rPr>
+          <w:bCs/>
+          <w:color w:val="000000" w:themeColor="text1"/>
+          <w:sz w:val="22"/>
+          <w:szCs w:val="22"/>
+        </w:rPr>
+        <w:t xml:space="preserve">The key message is that there </w:t>
+      </w:r>
+      <w:proofErr w:type="gramStart"/>
+      <w:r>
+        <w:rPr>
+          <w:bCs/>
+          <w:color w:val="000000" w:themeColor="text1"/>
+          <w:sz w:val="22"/>
+          <w:szCs w:val="22"/>
+        </w:rPr>
+        <w:t>is</w:t>
+      </w:r>
+      <w:proofErr w:type="gramEnd"/>
+      <w:r>
+        <w:rPr>
+          <w:bCs/>
+          <w:color w:val="000000" w:themeColor="text1"/>
+          <w:sz w:val="22"/>
+          <w:szCs w:val="22"/>
+        </w:rPr>
+        <w:t xml:space="preserve"> no setoff architecture viewpoints that are the best or are the </w:t>
+      </w:r>
+      <w:proofErr w:type="gramStart"/>
+      <w:r>
+        <w:rPr>
+          <w:bCs/>
+          <w:color w:val="000000" w:themeColor="text1"/>
+          <w:sz w:val="22"/>
+          <w:szCs w:val="22"/>
+        </w:rPr>
+        <w:t>default</w:t>
+      </w:r>
+      <w:proofErr w:type="gramEnd"/>
+      <w:r>
+        <w:rPr>
+          <w:bCs/>
+          <w:color w:val="000000" w:themeColor="text1"/>
+          <w:sz w:val="22"/>
+          <w:szCs w:val="22"/>
+        </w:rPr>
+        <w:t xml:space="preserve"> it depends on what system we have and what we need to communicate.</w:t>
+      </w:r>
+    </w:p>
+    <w:p>
+      <w:pPr>
+        <w:rPr>
+          <w:bCs/>
+          <w:color w:val="000000" w:themeColor="text1"/>
+          <w:sz w:val="22"/>
+          <w:szCs w:val="22"/>
+        </w:rPr>
+      </w:pPr>
+      <w:r>
+        <w:rPr>
+          <w:bCs/>
+          <w:color w:val="000000" w:themeColor="text1"/>
+          <w:sz w:val="22"/>
+          <w:szCs w:val="22"/>
+        </w:rPr>
+        <w:t xml:space="preserve">A challenge that we meet </w:t>
+      </w:r>
+      <w:proofErr w:type="gramStart"/>
+      <w:r>
+        <w:rPr>
+          <w:bCs/>
+          <w:color w:val="000000" w:themeColor="text1"/>
+          <w:sz w:val="22"/>
+          <w:szCs w:val="22"/>
+        </w:rPr>
+        <w:t>is,</w:t>
+      </w:r>
+      <w:proofErr w:type="gramEnd"/>
+      <w:r>
+        <w:rPr>
+          <w:bCs/>
+          <w:color w:val="000000" w:themeColor="text1"/>
+          <w:sz w:val="22"/>
+          <w:szCs w:val="22"/>
+        </w:rPr>
+        <w:t xml:space="preserve"> consistency among the views; </w:t>
       </w:r>
       <w:r>
         <w:rPr>
@@ -2032,8 +2716,18 @@
           <w:color w:val="000000" w:themeColor="text1"/>
           <w:u w:val="single"/>
         </w:rPr>
-        <w:t>Why do we need a model?:</w:t>
-      </w:r>
+        <w:t xml:space="preserve">Why do we need a </w:t>
+      </w:r>
+      <w:proofErr w:type="gramStart"/>
+      <w:r>
+        <w:rPr>
+          <w:b/>
+          <w:color w:val="000000" w:themeColor="text1"/>
+          <w:u w:val="single"/>
+        </w:rPr>
+        <w:t>model?:</w:t>
+      </w:r>
+      <w:proofErr w:type="gramEnd"/>
     </w:p>
     <w:p>
       <w:pPr>
@@ -2115,7 +2809,27 @@
           <w:sz w:val="22"/>
           <w:szCs w:val="22"/>
         </w:rPr>
-        <w:t xml:space="preserve"> models serve as an official documentation so people can still understand the system even years later. It describes structure behavior and deployment.</w:t>
+        <w:t xml:space="preserve"> models serve as </w:t>
+      </w:r>
+      <w:proofErr w:type="gramStart"/>
+      <w:r>
+        <w:rPr>
+          <w:bCs/>
+          <w:color w:val="000000" w:themeColor="text1"/>
+          <w:sz w:val="22"/>
+          <w:szCs w:val="22"/>
+        </w:rPr>
+        <w:t>an official</w:t>
+      </w:r>
+      <w:proofErr w:type="gramEnd"/>
+      <w:r>
+        <w:rPr>
+          <w:bCs/>
+          <w:color w:val="000000" w:themeColor="text1"/>
+          <w:sz w:val="22"/>
+          <w:szCs w:val="22"/>
+        </w:rPr>
+        <w:t xml:space="preserve"> documentation so people can still understand the system even years later. It describes structure behavior and deployment.</w:t>
       </w:r>
     </w:p>
     <w:p>
@@ -2189,7 +2903,27 @@
           <w:sz w:val="22"/>
           <w:szCs w:val="22"/>
         </w:rPr>
-        <w:t xml:space="preserve"> when we detect early we fix early and we avoid loss and we can change </w:t>
+        <w:t xml:space="preserve"> when we detect </w:t>
+      </w:r>
+      <w:proofErr w:type="gramStart"/>
+      <w:r>
+        <w:rPr>
+          <w:bCs/>
+          <w:color w:val="000000" w:themeColor="text1"/>
+          <w:sz w:val="22"/>
+          <w:szCs w:val="22"/>
+        </w:rPr>
+        <w:t>early</w:t>
+      </w:r>
+      <w:proofErr w:type="gramEnd"/>
+      <w:r>
+        <w:rPr>
+          <w:bCs/>
+          <w:color w:val="000000" w:themeColor="text1"/>
+          <w:sz w:val="22"/>
+          <w:szCs w:val="22"/>
+        </w:rPr>
+        <w:t xml:space="preserve"> we fix early and we avoid loss and we can change </w:t>
       </w:r>
       <w:proofErr w:type="spellStart"/>
       <w:r>
@@ -2219,7 +2953,27 @@
           <w:sz w:val="22"/>
           <w:szCs w:val="22"/>
         </w:rPr>
-        <w:t>From these documented models we can generate other artifacts for example, code skeleton</w:t>
+        <w:t xml:space="preserve">From these documented models we can generate other </w:t>
+      </w:r>
+      <w:proofErr w:type="gramStart"/>
+      <w:r>
+        <w:rPr>
+          <w:bCs/>
+          <w:color w:val="000000" w:themeColor="text1"/>
+          <w:sz w:val="22"/>
+          <w:szCs w:val="22"/>
+        </w:rPr>
+        <w:t>artifacts</w:t>
+      </w:r>
+      <w:proofErr w:type="gramEnd"/>
+      <w:r>
+        <w:rPr>
+          <w:bCs/>
+          <w:color w:val="000000" w:themeColor="text1"/>
+          <w:sz w:val="22"/>
+          <w:szCs w:val="22"/>
+        </w:rPr>
+        <w:t xml:space="preserve"> for example, code skeleton</w:t>
       </w:r>
     </w:p>
     <w:p>
@@ -2425,14 +3179,25 @@
         </w:rPr>
         <w:t xml:space="preserve">, </w:t>
       </w:r>
-      <w:r>
-        <w:rPr>
-          <w:bCs/>
-          <w:color w:val="000000" w:themeColor="text1"/>
-          <w:sz w:val="22"/>
-          <w:szCs w:val="22"/>
-        </w:rPr>
-        <w:t>Public methods</w:t>
+      <w:proofErr w:type="gramStart"/>
+      <w:r>
+        <w:rPr>
+          <w:bCs/>
+          <w:color w:val="000000" w:themeColor="text1"/>
+          <w:sz w:val="22"/>
+          <w:szCs w:val="22"/>
+        </w:rPr>
+        <w:t>Public</w:t>
+      </w:r>
+      <w:proofErr w:type="gramEnd"/>
+      <w:r>
+        <w:rPr>
+          <w:bCs/>
+          <w:color w:val="000000" w:themeColor="text1"/>
+          <w:sz w:val="22"/>
+          <w:szCs w:val="22"/>
+        </w:rPr>
+        <w:t xml:space="preserve"> methods</w:t>
       </w:r>
       <w:r>
         <w:rPr>
@@ -2546,14 +3311,32 @@
           <w:color w:val="000000" w:themeColor="text1"/>
           <w:u w:val="single"/>
         </w:rPr>
-        <w:t>Elements of the architectural style</w:t>
-      </w:r>
+        <w:t xml:space="preserve">Elements of </w:t>
+      </w:r>
+      <w:proofErr w:type="gramStart"/>
       <w:r>
         <w:rPr>
           <w:b/>
           <w:color w:val="000000" w:themeColor="text1"/>
           <w:u w:val="single"/>
         </w:rPr>
+        <w:t>the architectural</w:t>
+      </w:r>
+      <w:proofErr w:type="gramEnd"/>
+      <w:r>
+        <w:rPr>
+          <w:b/>
+          <w:color w:val="000000" w:themeColor="text1"/>
+          <w:u w:val="single"/>
+        </w:rPr>
+        <w:t xml:space="preserve"> style</w:t>
+      </w:r>
+      <w:r>
+        <w:rPr>
+          <w:b/>
+          <w:color w:val="000000" w:themeColor="text1"/>
+          <w:u w:val="single"/>
+        </w:rPr>
         <w:t>:</w:t>
       </w:r>
     </w:p>
@@ -2585,14 +3368,25 @@
           <w:szCs w:val="22"/>
         </w:rPr>
       </w:pPr>
-      <w:r>
-        <w:rPr>
-          <w:bCs/>
-          <w:color w:val="000000" w:themeColor="text1"/>
-          <w:sz w:val="22"/>
-          <w:szCs w:val="22"/>
-        </w:rPr>
-        <w:t>it describes what types of components are allowed, including connectors and interface.</w:t>
+      <w:proofErr w:type="gramStart"/>
+      <w:r>
+        <w:rPr>
+          <w:bCs/>
+          <w:color w:val="000000" w:themeColor="text1"/>
+          <w:sz w:val="22"/>
+          <w:szCs w:val="22"/>
+        </w:rPr>
+        <w:t>it</w:t>
+      </w:r>
+      <w:proofErr w:type="gramEnd"/>
+      <w:r>
+        <w:rPr>
+          <w:bCs/>
+          <w:color w:val="000000" w:themeColor="text1"/>
+          <w:sz w:val="22"/>
+          <w:szCs w:val="22"/>
+        </w:rPr>
+        <w:t xml:space="preserve"> describes what types of components are allowed, including connectors and interface.</w:t>
       </w:r>
     </w:p>
     <w:p>
@@ -2672,42 +3466,104 @@
           <w:szCs w:val="22"/>
         </w:rPr>
       </w:pPr>
-      <w:r>
-        <w:rPr>
-          <w:b/>
-          <w:color w:val="000000" w:themeColor="text1"/>
-          <w:sz w:val="22"/>
-          <w:szCs w:val="22"/>
-        </w:rPr>
-        <w:t xml:space="preserve">Static: </w:t>
-      </w:r>
-      <w:r>
-        <w:rPr>
-          <w:bCs/>
-          <w:color w:val="000000" w:themeColor="text1"/>
-          <w:sz w:val="22"/>
-          <w:szCs w:val="22"/>
-        </w:rPr>
-        <w:t>describe the fixed structure of a system, including its components, connections, and deployment, which do not change at runtime.</w:t>
-      </w:r>
-    </w:p>
-    <w:p>
-      <w:pPr>
-        <w:rPr>
-          <w:bCs/>
-          <w:color w:val="000000" w:themeColor="text1"/>
-          <w:sz w:val="22"/>
-          <w:szCs w:val="22"/>
-        </w:rPr>
-      </w:pPr>
-      <w:r>
-        <w:rPr>
-          <w:bCs/>
-          <w:color w:val="000000" w:themeColor="text1"/>
-          <w:sz w:val="22"/>
-          <w:szCs w:val="22"/>
-        </w:rPr>
-        <w:t xml:space="preserve">For example user -&gt; service A -&gt; service B. this sequence never changes </w:t>
+      <w:proofErr w:type="gramStart"/>
+      <w:r>
+        <w:rPr>
+          <w:b/>
+          <w:color w:val="000000" w:themeColor="text1"/>
+          <w:sz w:val="22"/>
+          <w:szCs w:val="22"/>
+        </w:rPr>
+        <w:t>Static</w:t>
+      </w:r>
+      <w:proofErr w:type="gramEnd"/>
+      <w:r>
+        <w:rPr>
+          <w:b/>
+          <w:color w:val="000000" w:themeColor="text1"/>
+          <w:sz w:val="22"/>
+          <w:szCs w:val="22"/>
+        </w:rPr>
+        <w:t xml:space="preserve">: </w:t>
+      </w:r>
+      <w:proofErr w:type="gramStart"/>
+      <w:r>
+        <w:rPr>
+          <w:bCs/>
+          <w:color w:val="000000" w:themeColor="text1"/>
+          <w:sz w:val="22"/>
+          <w:szCs w:val="22"/>
+        </w:rPr>
+        <w:t>describe</w:t>
+      </w:r>
+      <w:proofErr w:type="gramEnd"/>
+      <w:r>
+        <w:rPr>
+          <w:bCs/>
+          <w:color w:val="000000" w:themeColor="text1"/>
+          <w:sz w:val="22"/>
+          <w:szCs w:val="22"/>
+        </w:rPr>
+        <w:t xml:space="preserve"> the fixed structure of a system, including its components, connections, and deployment, which do not change at runtime.</w:t>
+      </w:r>
+    </w:p>
+    <w:p>
+      <w:pPr>
+        <w:rPr>
+          <w:bCs/>
+          <w:color w:val="000000" w:themeColor="text1"/>
+          <w:sz w:val="22"/>
+          <w:szCs w:val="22"/>
+        </w:rPr>
+      </w:pPr>
+      <w:r>
+        <w:rPr>
+          <w:bCs/>
+          <w:color w:val="000000" w:themeColor="text1"/>
+          <w:sz w:val="22"/>
+          <w:szCs w:val="22"/>
+        </w:rPr>
+        <w:t xml:space="preserve">For </w:t>
+      </w:r>
+      <w:proofErr w:type="gramStart"/>
+      <w:r>
+        <w:rPr>
+          <w:bCs/>
+          <w:color w:val="000000" w:themeColor="text1"/>
+          <w:sz w:val="22"/>
+          <w:szCs w:val="22"/>
+        </w:rPr>
+        <w:t>example</w:t>
+      </w:r>
+      <w:proofErr w:type="gramEnd"/>
+      <w:r>
+        <w:rPr>
+          <w:bCs/>
+          <w:color w:val="000000" w:themeColor="text1"/>
+          <w:sz w:val="22"/>
+          <w:szCs w:val="22"/>
+        </w:rPr>
+        <w:t xml:space="preserve"> user -&gt; service A -&gt; service B. </w:t>
+      </w:r>
+      <w:proofErr w:type="gramStart"/>
+      <w:r>
+        <w:rPr>
+          <w:bCs/>
+          <w:color w:val="000000" w:themeColor="text1"/>
+          <w:sz w:val="22"/>
+          <w:szCs w:val="22"/>
+        </w:rPr>
+        <w:t>this</w:t>
+      </w:r>
+      <w:proofErr w:type="gramEnd"/>
+      <w:r>
+        <w:rPr>
+          <w:bCs/>
+          <w:color w:val="000000" w:themeColor="text1"/>
+          <w:sz w:val="22"/>
+          <w:szCs w:val="22"/>
+        </w:rPr>
+        <w:t xml:space="preserve"> sequence never changes </w:t>
       </w:r>
     </w:p>
     <w:p>
@@ -2728,14 +3584,25 @@
         </w:rPr>
         <w:t xml:space="preserve">Dynamic: </w:t>
       </w:r>
-      <w:r>
-        <w:rPr>
-          <w:bCs/>
-          <w:color w:val="000000" w:themeColor="text1"/>
-          <w:sz w:val="22"/>
-          <w:szCs w:val="22"/>
-        </w:rPr>
-        <w:t>describe how the system behaves over time in response to events or interactions. This includes changes in state of components, message flows, and execution steps such as login → authentication → session creation → access granted or failure.</w:t>
+      <w:proofErr w:type="gramStart"/>
+      <w:r>
+        <w:rPr>
+          <w:bCs/>
+          <w:color w:val="000000" w:themeColor="text1"/>
+          <w:sz w:val="22"/>
+          <w:szCs w:val="22"/>
+        </w:rPr>
+        <w:t>describe</w:t>
+      </w:r>
+      <w:proofErr w:type="gramEnd"/>
+      <w:r>
+        <w:rPr>
+          <w:bCs/>
+          <w:color w:val="000000" w:themeColor="text1"/>
+          <w:sz w:val="22"/>
+          <w:szCs w:val="22"/>
+        </w:rPr>
+        <w:t xml:space="preserve"> how the system behaves over time in response to events or interactions. This includes changes in state of components, message flows, and execution steps such as login → authentication → session creation → access granted or failure.</w:t>
       </w:r>
     </w:p>
     <w:p>
@@ -2800,7 +3667,47 @@
           <w:sz w:val="22"/>
           <w:szCs w:val="22"/>
         </w:rPr>
-        <w:t xml:space="preserve"> these are the common ones and they describe change during the system runtime but the diagram itself stays the same</w:t>
+        <w:t xml:space="preserve"> these are the common </w:t>
+      </w:r>
+      <w:proofErr w:type="gramStart"/>
+      <w:r>
+        <w:rPr>
+          <w:bCs/>
+          <w:color w:val="000000" w:themeColor="text1"/>
+          <w:sz w:val="22"/>
+          <w:szCs w:val="22"/>
+        </w:rPr>
+        <w:t>ones</w:t>
+      </w:r>
+      <w:proofErr w:type="gramEnd"/>
+      <w:r>
+        <w:rPr>
+          <w:bCs/>
+          <w:color w:val="000000" w:themeColor="text1"/>
+          <w:sz w:val="22"/>
+          <w:szCs w:val="22"/>
+        </w:rPr>
+        <w:t xml:space="preserve"> and they describe change during the system </w:t>
+      </w:r>
+      <w:proofErr w:type="gramStart"/>
+      <w:r>
+        <w:rPr>
+          <w:bCs/>
+          <w:color w:val="000000" w:themeColor="text1"/>
+          <w:sz w:val="22"/>
+          <w:szCs w:val="22"/>
+        </w:rPr>
+        <w:t>runtime</w:t>
+      </w:r>
+      <w:proofErr w:type="gramEnd"/>
+      <w:r>
+        <w:rPr>
+          <w:bCs/>
+          <w:color w:val="000000" w:themeColor="text1"/>
+          <w:sz w:val="22"/>
+          <w:szCs w:val="22"/>
+        </w:rPr>
+        <w:t xml:space="preserve"> but the diagram itself stays the same</w:t>
       </w:r>
     </w:p>
     <w:p>
@@ -3298,6 +4205,7 @@
         </w:rPr>
         <w:t xml:space="preserve">, </w:t>
       </w:r>
+      <w:proofErr w:type="gramStart"/>
       <w:r>
         <w:rPr>
           <w:bCs/>
@@ -3316,6 +4224,7 @@
         </w:rPr>
         <w:t xml:space="preserve"> ,</w:t>
       </w:r>
+      <w:proofErr w:type="gramEnd"/>
       <w:r>
         <w:rPr>
           <w:bCs/>
@@ -3467,6 +4376,7 @@
           <w:szCs w:val="22"/>
         </w:rPr>
       </w:pPr>
+      <w:proofErr w:type="gramStart"/>
       <w:r>
         <w:rPr>
           <w:bCs/>
@@ -3483,18 +4393,49 @@
           <w:sz w:val="22"/>
           <w:szCs w:val="22"/>
         </w:rPr>
-        <w:t xml:space="preserve">uerying the weather forecast of the next 7 days </w:t>
-      </w:r>
-    </w:p>
-    <w:p>
-      <w:pPr>
-        <w:rPr>
-          <w:bCs/>
-          <w:color w:val="000000" w:themeColor="text1"/>
-          <w:sz w:val="22"/>
-          <w:szCs w:val="22"/>
-        </w:rPr>
-      </w:pPr>
+        <w:t>uerying</w:t>
+      </w:r>
+      <w:proofErr w:type="gramEnd"/>
+      <w:r>
+        <w:rPr>
+          <w:bCs/>
+          <w:color w:val="000000" w:themeColor="text1"/>
+          <w:sz w:val="22"/>
+          <w:szCs w:val="22"/>
+        </w:rPr>
+        <w:t xml:space="preserve"> the weather forecast </w:t>
+      </w:r>
+      <w:proofErr w:type="gramStart"/>
+      <w:r>
+        <w:rPr>
+          <w:bCs/>
+          <w:color w:val="000000" w:themeColor="text1"/>
+          <w:sz w:val="22"/>
+          <w:szCs w:val="22"/>
+        </w:rPr>
+        <w:t>of</w:t>
+      </w:r>
+      <w:proofErr w:type="gramEnd"/>
+      <w:r>
+        <w:rPr>
+          <w:bCs/>
+          <w:color w:val="000000" w:themeColor="text1"/>
+          <w:sz w:val="22"/>
+          <w:szCs w:val="22"/>
+        </w:rPr>
+        <w:t xml:space="preserve"> the next 7 days </w:t>
+      </w:r>
+    </w:p>
+    <w:p>
+      <w:pPr>
+        <w:rPr>
+          <w:bCs/>
+          <w:color w:val="000000" w:themeColor="text1"/>
+          <w:sz w:val="22"/>
+          <w:szCs w:val="22"/>
+        </w:rPr>
+      </w:pPr>
+      <w:proofErr w:type="gramStart"/>
       <w:r>
         <w:rPr>
           <w:bCs/>
@@ -3504,14 +4445,35 @@
         </w:rPr>
         <w:t>Report</w:t>
       </w:r>
-      <w:r>
-        <w:rPr>
-          <w:bCs/>
-          <w:color w:val="000000" w:themeColor="text1"/>
-          <w:sz w:val="22"/>
-          <w:szCs w:val="22"/>
-        </w:rPr>
-        <w:t xml:space="preserve"> weather conditions of next 7 days for given location in the world</w:t>
+      <w:proofErr w:type="gramEnd"/>
+      <w:r>
+        <w:rPr>
+          <w:bCs/>
+          <w:color w:val="000000" w:themeColor="text1"/>
+          <w:sz w:val="22"/>
+          <w:szCs w:val="22"/>
+        </w:rPr>
+        <w:t xml:space="preserve"> weather conditions </w:t>
+      </w:r>
+      <w:proofErr w:type="gramStart"/>
+      <w:r>
+        <w:rPr>
+          <w:bCs/>
+          <w:color w:val="000000" w:themeColor="text1"/>
+          <w:sz w:val="22"/>
+          <w:szCs w:val="22"/>
+        </w:rPr>
+        <w:t>of next</w:t>
+      </w:r>
+      <w:proofErr w:type="gramEnd"/>
+      <w:r>
+        <w:rPr>
+          <w:bCs/>
+          <w:color w:val="000000" w:themeColor="text1"/>
+          <w:sz w:val="22"/>
+          <w:szCs w:val="22"/>
+        </w:rPr>
+        <w:t xml:space="preserve"> 7 days for given location in the world</w:t>
       </w:r>
     </w:p>
     <w:p>
@@ -3524,6 +4486,7 @@
         </w:rPr>
       </w:pPr>
       <w:proofErr w:type="spellStart"/>
+      <w:proofErr w:type="gramStart"/>
       <w:r>
         <w:rPr>
           <w:bCs/>
@@ -3552,6 +4515,7 @@
         </w:rPr>
         <w:t>:</w:t>
       </w:r>
+      <w:proofErr w:type="gramEnd"/>
       <w:r>
         <w:rPr>
           <w:bCs/>
@@ -3607,8 +4571,19 @@
           <w:sz w:val="22"/>
           <w:szCs w:val="22"/>
         </w:rPr>
-        <w:t>What is the goal of a Use Case Diagram?:</w:t>
-      </w:r>
+        <w:t xml:space="preserve">What is the goal of a Use Case </w:t>
+      </w:r>
+      <w:proofErr w:type="gramStart"/>
+      <w:r>
+        <w:rPr>
+          <w:b/>
+          <w:color w:val="000000" w:themeColor="text1"/>
+          <w:sz w:val="22"/>
+          <w:szCs w:val="22"/>
+        </w:rPr>
+        <w:t>Diagram?:</w:t>
+      </w:r>
+      <w:proofErr w:type="gramEnd"/>
     </w:p>
     <w:p>
       <w:pPr>
@@ -3692,7 +4667,47 @@
           <w:sz w:val="22"/>
           <w:szCs w:val="22"/>
         </w:rPr>
-        <w:t>A system, part of a system is represented  by a rectangle and anything inside it means its within its boundaries.</w:t>
+        <w:t xml:space="preserve">A system, part of a system is </w:t>
+      </w:r>
+      <w:proofErr w:type="gramStart"/>
+      <w:r>
+        <w:rPr>
+          <w:bCs/>
+          <w:color w:val="000000" w:themeColor="text1"/>
+          <w:sz w:val="22"/>
+          <w:szCs w:val="22"/>
+        </w:rPr>
+        <w:t>represented  by</w:t>
+      </w:r>
+      <w:proofErr w:type="gramEnd"/>
+      <w:r>
+        <w:rPr>
+          <w:bCs/>
+          <w:color w:val="000000" w:themeColor="text1"/>
+          <w:sz w:val="22"/>
+          <w:szCs w:val="22"/>
+        </w:rPr>
+        <w:t xml:space="preserve"> a rectangle and anything inside it means </w:t>
+      </w:r>
+      <w:proofErr w:type="gramStart"/>
+      <w:r>
+        <w:rPr>
+          <w:bCs/>
+          <w:color w:val="000000" w:themeColor="text1"/>
+          <w:sz w:val="22"/>
+          <w:szCs w:val="22"/>
+        </w:rPr>
+        <w:t>its</w:t>
+      </w:r>
+      <w:proofErr w:type="gramEnd"/>
+      <w:r>
+        <w:rPr>
+          <w:bCs/>
+          <w:color w:val="000000" w:themeColor="text1"/>
+          <w:sz w:val="22"/>
+          <w:szCs w:val="22"/>
+        </w:rPr>
+        <w:t xml:space="preserve"> within its boundaries.</w:t>
       </w:r>
     </w:p>
     <w:p>
@@ -3730,66 +4745,178 @@
           <w:sz w:val="22"/>
           <w:szCs w:val="22"/>
         </w:rPr>
-        <w:t>A primary actor initiates the system while a secondary actors reacts to the system</w:t>
-      </w:r>
-    </w:p>
-    <w:p>
-      <w:pPr>
-        <w:rPr>
-          <w:bCs/>
-          <w:color w:val="000000" w:themeColor="text1"/>
-          <w:sz w:val="22"/>
-          <w:szCs w:val="22"/>
-        </w:rPr>
-      </w:pPr>
-      <w:r>
-        <w:rPr>
-          <w:bCs/>
-          <w:color w:val="000000" w:themeColor="text1"/>
-          <w:sz w:val="22"/>
-          <w:szCs w:val="22"/>
-        </w:rPr>
-        <w:t>A use case the oval shape represents some action in our system that accomplishes some task within the system</w:t>
-      </w:r>
-    </w:p>
-    <w:p>
-      <w:pPr>
-        <w:rPr>
-          <w:bCs/>
-          <w:color w:val="000000" w:themeColor="text1"/>
-          <w:sz w:val="22"/>
-          <w:szCs w:val="22"/>
-        </w:rPr>
-      </w:pPr>
-      <w:r>
-        <w:rPr>
-          <w:bCs/>
-          <w:color w:val="000000" w:themeColor="text1"/>
-          <w:sz w:val="22"/>
-          <w:szCs w:val="22"/>
-        </w:rPr>
-        <w:t>Association is the normal line from the actor or the use case to another to make it work or happen</w:t>
-      </w:r>
-    </w:p>
-    <w:p>
-      <w:pPr>
-        <w:rPr>
-          <w:bCs/>
-          <w:color w:val="000000" w:themeColor="text1"/>
-          <w:sz w:val="22"/>
-          <w:szCs w:val="22"/>
-        </w:rPr>
-      </w:pPr>
-      <w:r>
-        <w:rPr>
-          <w:bCs/>
-          <w:color w:val="000000" w:themeColor="text1"/>
-          <w:sz w:val="22"/>
-          <w:szCs w:val="22"/>
-        </w:rPr>
-        <w:t xml:space="preserve">An include relationship show dependency between use cases </w:t>
+        <w:t xml:space="preserve">A primary actor initiates the system while a </w:t>
+      </w:r>
+      <w:proofErr w:type="gramStart"/>
+      <w:r>
+        <w:rPr>
+          <w:bCs/>
+          <w:color w:val="000000" w:themeColor="text1"/>
+          <w:sz w:val="22"/>
+          <w:szCs w:val="22"/>
+        </w:rPr>
+        <w:t>secondary actors</w:t>
+      </w:r>
+      <w:proofErr w:type="gramEnd"/>
+      <w:r>
+        <w:rPr>
+          <w:bCs/>
+          <w:color w:val="000000" w:themeColor="text1"/>
+          <w:sz w:val="22"/>
+          <w:szCs w:val="22"/>
+        </w:rPr>
+        <w:t xml:space="preserve"> reacts to the system</w:t>
+      </w:r>
+    </w:p>
+    <w:p>
+      <w:pPr>
+        <w:rPr>
+          <w:bCs/>
+          <w:color w:val="000000" w:themeColor="text1"/>
+          <w:sz w:val="22"/>
+          <w:szCs w:val="22"/>
+        </w:rPr>
+      </w:pPr>
+      <w:proofErr w:type="gramStart"/>
+      <w:r>
+        <w:rPr>
+          <w:bCs/>
+          <w:color w:val="000000" w:themeColor="text1"/>
+          <w:sz w:val="22"/>
+          <w:szCs w:val="22"/>
+        </w:rPr>
+        <w:t>A use case the</w:t>
+      </w:r>
+      <w:proofErr w:type="gramEnd"/>
+      <w:r>
+        <w:rPr>
+          <w:bCs/>
+          <w:color w:val="000000" w:themeColor="text1"/>
+          <w:sz w:val="22"/>
+          <w:szCs w:val="22"/>
+        </w:rPr>
+        <w:t xml:space="preserve"> oval shape represents some action in our system that accomplishes some </w:t>
+      </w:r>
+      <w:proofErr w:type="gramStart"/>
+      <w:r>
+        <w:rPr>
+          <w:bCs/>
+          <w:color w:val="000000" w:themeColor="text1"/>
+          <w:sz w:val="22"/>
+          <w:szCs w:val="22"/>
+        </w:rPr>
+        <w:t>task</w:t>
+      </w:r>
+      <w:proofErr w:type="gramEnd"/>
+      <w:r>
+        <w:rPr>
+          <w:bCs/>
+          <w:color w:val="000000" w:themeColor="text1"/>
+          <w:sz w:val="22"/>
+          <w:szCs w:val="22"/>
+        </w:rPr>
+        <w:t xml:space="preserve"> within the system</w:t>
+      </w:r>
+    </w:p>
+    <w:p>
+      <w:pPr>
+        <w:rPr>
+          <w:bCs/>
+          <w:color w:val="000000" w:themeColor="text1"/>
+          <w:sz w:val="22"/>
+          <w:szCs w:val="22"/>
+        </w:rPr>
+      </w:pPr>
+      <w:r>
+        <w:rPr>
+          <w:bCs/>
+          <w:color w:val="000000" w:themeColor="text1"/>
+          <w:sz w:val="22"/>
+          <w:szCs w:val="22"/>
+        </w:rPr>
+        <w:t xml:space="preserve">Association is the normal line from the actor or the use </w:t>
+      </w:r>
+      <w:proofErr w:type="gramStart"/>
+      <w:r>
+        <w:rPr>
+          <w:bCs/>
+          <w:color w:val="000000" w:themeColor="text1"/>
+          <w:sz w:val="22"/>
+          <w:szCs w:val="22"/>
+        </w:rPr>
+        <w:t>case to another</w:t>
+      </w:r>
+      <w:proofErr w:type="gramEnd"/>
+      <w:r>
+        <w:rPr>
+          <w:bCs/>
+          <w:color w:val="000000" w:themeColor="text1"/>
+          <w:sz w:val="22"/>
+          <w:szCs w:val="22"/>
+        </w:rPr>
+        <w:t xml:space="preserve"> to make it work or happen</w:t>
+      </w:r>
+    </w:p>
+    <w:p>
+      <w:pPr>
+        <w:rPr>
+          <w:bCs/>
+          <w:color w:val="000000" w:themeColor="text1"/>
+          <w:sz w:val="22"/>
+          <w:szCs w:val="22"/>
+        </w:rPr>
+      </w:pPr>
+      <w:r>
+        <w:rPr>
+          <w:bCs/>
+          <w:color w:val="000000" w:themeColor="text1"/>
+          <w:sz w:val="22"/>
+          <w:szCs w:val="22"/>
+        </w:rPr>
+        <w:t xml:space="preserve">An </w:t>
+      </w:r>
+      <w:proofErr w:type="gramStart"/>
+      <w:r>
+        <w:rPr>
+          <w:bCs/>
+          <w:color w:val="000000" w:themeColor="text1"/>
+          <w:sz w:val="22"/>
+          <w:szCs w:val="22"/>
+        </w:rPr>
+        <w:t>include</w:t>
+      </w:r>
+      <w:proofErr w:type="gramEnd"/>
+      <w:r>
+        <w:rPr>
+          <w:bCs/>
+          <w:color w:val="000000" w:themeColor="text1"/>
+          <w:sz w:val="22"/>
+          <w:szCs w:val="22"/>
+        </w:rPr>
+        <w:t xml:space="preserve"> relationship </w:t>
+      </w:r>
+      <w:proofErr w:type="gramStart"/>
+      <w:r>
+        <w:rPr>
+          <w:bCs/>
+          <w:color w:val="000000" w:themeColor="text1"/>
+          <w:sz w:val="22"/>
+          <w:szCs w:val="22"/>
+        </w:rPr>
+        <w:t>show</w:t>
+      </w:r>
+      <w:proofErr w:type="gramEnd"/>
+      <w:r>
+        <w:rPr>
+          <w:bCs/>
+          <w:color w:val="000000" w:themeColor="text1"/>
+          <w:sz w:val="22"/>
+          <w:szCs w:val="22"/>
+        </w:rPr>
+        <w:t xml:space="preserve"> dependency between use cases </w:t>
       </w:r>
       <w:proofErr w:type="spellStart"/>
+      <w:proofErr w:type="gramStart"/>
       <w:r>
         <w:rPr>
           <w:bCs/>
@@ -3800,42 +4927,143 @@
         <w:t>everytime</w:t>
       </w:r>
       <w:proofErr w:type="spellEnd"/>
-      <w:r>
-        <w:rPr>
-          <w:bCs/>
-          <w:color w:val="000000" w:themeColor="text1"/>
-          <w:sz w:val="22"/>
-          <w:szCs w:val="22"/>
-        </w:rPr>
-        <w:t xml:space="preserve"> the base use cases is executed the included is executed as well</w:t>
-      </w:r>
-    </w:p>
-    <w:p>
-      <w:pPr>
-        <w:rPr>
-          <w:bCs/>
-          <w:color w:val="000000" w:themeColor="text1"/>
-          <w:sz w:val="22"/>
-          <w:szCs w:val="22"/>
-        </w:rPr>
-      </w:pPr>
-      <w:r>
-        <w:rPr>
-          <w:bCs/>
-          <w:color w:val="000000" w:themeColor="text1"/>
-          <w:sz w:val="22"/>
-          <w:szCs w:val="22"/>
-        </w:rPr>
-        <w:t xml:space="preserve">The extend happens when certain criteria is met its also between a </w:t>
-      </w:r>
-      <w:r>
-        <w:rPr>
-          <w:bCs/>
-          <w:color w:val="000000" w:themeColor="text1"/>
-          <w:sz w:val="22"/>
-          <w:szCs w:val="22"/>
-        </w:rPr>
-        <w:t xml:space="preserve">base use case and a dependency use case. But the arrow goes from the dependency to the dependent or the base </w:t>
+      <w:proofErr w:type="gramEnd"/>
+      <w:r>
+        <w:rPr>
+          <w:bCs/>
+          <w:color w:val="000000" w:themeColor="text1"/>
+          <w:sz w:val="22"/>
+          <w:szCs w:val="22"/>
+        </w:rPr>
+        <w:t xml:space="preserve"> the base use cases </w:t>
+      </w:r>
+      <w:proofErr w:type="gramStart"/>
+      <w:r>
+        <w:rPr>
+          <w:bCs/>
+          <w:color w:val="000000" w:themeColor="text1"/>
+          <w:sz w:val="22"/>
+          <w:szCs w:val="22"/>
+        </w:rPr>
+        <w:t>is</w:t>
+      </w:r>
+      <w:proofErr w:type="gramEnd"/>
+      <w:r>
+        <w:rPr>
+          <w:bCs/>
+          <w:color w:val="000000" w:themeColor="text1"/>
+          <w:sz w:val="22"/>
+          <w:szCs w:val="22"/>
+        </w:rPr>
+        <w:t xml:space="preserve"> executed the included is executed as well</w:t>
+      </w:r>
+    </w:p>
+    <w:p>
+      <w:pPr>
+        <w:rPr>
+          <w:bCs/>
+          <w:color w:val="000000" w:themeColor="text1"/>
+          <w:sz w:val="22"/>
+          <w:szCs w:val="22"/>
+        </w:rPr>
+      </w:pPr>
+      <w:r>
+        <w:rPr>
+          <w:bCs/>
+          <w:color w:val="000000" w:themeColor="text1"/>
+          <w:sz w:val="22"/>
+          <w:szCs w:val="22"/>
+        </w:rPr>
+        <w:t xml:space="preserve">The </w:t>
+      </w:r>
+      <w:proofErr w:type="gramStart"/>
+      <w:r>
+        <w:rPr>
+          <w:bCs/>
+          <w:color w:val="000000" w:themeColor="text1"/>
+          <w:sz w:val="22"/>
+          <w:szCs w:val="22"/>
+        </w:rPr>
+        <w:t>extend</w:t>
+      </w:r>
+      <w:proofErr w:type="gramEnd"/>
+      <w:r>
+        <w:rPr>
+          <w:bCs/>
+          <w:color w:val="000000" w:themeColor="text1"/>
+          <w:sz w:val="22"/>
+          <w:szCs w:val="22"/>
+        </w:rPr>
+        <w:t xml:space="preserve"> happens when certain criteria </w:t>
+      </w:r>
+      <w:proofErr w:type="gramStart"/>
+      <w:r>
+        <w:rPr>
+          <w:bCs/>
+          <w:color w:val="000000" w:themeColor="text1"/>
+          <w:sz w:val="22"/>
+          <w:szCs w:val="22"/>
+        </w:rPr>
+        <w:t>is</w:t>
+      </w:r>
+      <w:proofErr w:type="gramEnd"/>
+      <w:r>
+        <w:rPr>
+          <w:bCs/>
+          <w:color w:val="000000" w:themeColor="text1"/>
+          <w:sz w:val="22"/>
+          <w:szCs w:val="22"/>
+        </w:rPr>
+        <w:t xml:space="preserve"> met </w:t>
+      </w:r>
+      <w:proofErr w:type="gramStart"/>
+      <w:r>
+        <w:rPr>
+          <w:bCs/>
+          <w:color w:val="000000" w:themeColor="text1"/>
+          <w:sz w:val="22"/>
+          <w:szCs w:val="22"/>
+        </w:rPr>
+        <w:t>its</w:t>
+      </w:r>
+      <w:proofErr w:type="gramEnd"/>
+      <w:r>
+        <w:rPr>
+          <w:bCs/>
+          <w:color w:val="000000" w:themeColor="text1"/>
+          <w:sz w:val="22"/>
+          <w:szCs w:val="22"/>
+        </w:rPr>
+        <w:t xml:space="preserve"> also between a </w:t>
+      </w:r>
+      <w:r>
+        <w:rPr>
+          <w:bCs/>
+          <w:color w:val="000000" w:themeColor="text1"/>
+          <w:sz w:val="22"/>
+          <w:szCs w:val="22"/>
+        </w:rPr>
+        <w:t xml:space="preserve">base use case and a dependency use case. But the arrow goes from </w:t>
+      </w:r>
+      <w:proofErr w:type="gramStart"/>
+      <w:r>
+        <w:rPr>
+          <w:bCs/>
+          <w:color w:val="000000" w:themeColor="text1"/>
+          <w:sz w:val="22"/>
+          <w:szCs w:val="22"/>
+        </w:rPr>
+        <w:t>the dependency</w:t>
+      </w:r>
+      <w:proofErr w:type="gramEnd"/>
+      <w:r>
+        <w:rPr>
+          <w:bCs/>
+          <w:color w:val="000000" w:themeColor="text1"/>
+          <w:sz w:val="22"/>
+          <w:szCs w:val="22"/>
+        </w:rPr>
+        <w:t xml:space="preserve"> to the dependent or the base </w:t>
       </w:r>
     </w:p>
     <w:p>
@@ -3922,8 +5150,19 @@
           <w:szCs w:val="22"/>
         </w:rPr>
         <w:lastRenderedPageBreak/>
-        <w:t>What is the goal of a Class Diagram?:</w:t>
-      </w:r>
+        <w:t xml:space="preserve">What is the goal of a Class </w:t>
+      </w:r>
+      <w:proofErr w:type="gramStart"/>
+      <w:r>
+        <w:rPr>
+          <w:b/>
+          <w:color w:val="000000" w:themeColor="text1"/>
+          <w:sz w:val="22"/>
+          <w:szCs w:val="22"/>
+        </w:rPr>
+        <w:t>Diagram?:</w:t>
+      </w:r>
+      <w:proofErr w:type="gramEnd"/>
     </w:p>
     <w:p>
       <w:pPr>
@@ -3972,8 +5211,9 @@
           <w:szCs w:val="22"/>
           <w:u w:val="single"/>
         </w:rPr>
-        <w:t>What are some common pitfalls with the UML Class Diagram?</w:t>
-      </w:r>
+        <w:t xml:space="preserve">What are some common pitfalls with the UML Class </w:t>
+      </w:r>
+      <w:proofErr w:type="gramStart"/>
       <w:r>
         <w:rPr>
           <w:b/>
@@ -3982,8 +5222,19 @@
           <w:szCs w:val="22"/>
           <w:u w:val="single"/>
         </w:rPr>
+        <w:t>Diagram?</w:t>
+      </w:r>
+      <w:r>
+        <w:rPr>
+          <w:b/>
+          <w:color w:val="000000" w:themeColor="text1"/>
+          <w:sz w:val="22"/>
+          <w:szCs w:val="22"/>
+          <w:u w:val="single"/>
+        </w:rPr>
         <w:t>:</w:t>
       </w:r>
+      <w:proofErr w:type="gramEnd"/>
     </w:p>
     <w:p>
       <w:pPr>
@@ -4075,7 +5326,27 @@
           <w:sz w:val="22"/>
           <w:szCs w:val="22"/>
         </w:rPr>
-        <w:t>synchronous is represented by a filled arrow, and means that when they communicate the actor trigger waits for a response so it carries on</w:t>
+        <w:t xml:space="preserve">synchronous is represented by a filled arrow, and means that when they communicate the actor trigger waits for a </w:t>
+      </w:r>
+      <w:proofErr w:type="gramStart"/>
+      <w:r>
+        <w:rPr>
+          <w:bCs/>
+          <w:color w:val="000000" w:themeColor="text1"/>
+          <w:sz w:val="22"/>
+          <w:szCs w:val="22"/>
+        </w:rPr>
+        <w:t>response</w:t>
+      </w:r>
+      <w:proofErr w:type="gramEnd"/>
+      <w:r>
+        <w:rPr>
+          <w:bCs/>
+          <w:color w:val="000000" w:themeColor="text1"/>
+          <w:sz w:val="22"/>
+          <w:szCs w:val="22"/>
+        </w:rPr>
+        <w:t xml:space="preserve"> so it carries on</w:t>
       </w:r>
     </w:p>
     <w:p>
@@ -4149,7 +5420,27 @@
           <w:sz w:val="22"/>
           <w:szCs w:val="22"/>
         </w:rPr>
-        <w:t xml:space="preserve">It represents each component in the system by a box, each box can have a </w:t>
+        <w:t xml:space="preserve">It represents each component in the system by a </w:t>
+      </w:r>
+      <w:proofErr w:type="gramStart"/>
+      <w:r>
+        <w:rPr>
+          <w:bCs/>
+          <w:color w:val="000000" w:themeColor="text1"/>
+          <w:sz w:val="22"/>
+          <w:szCs w:val="22"/>
+        </w:rPr>
+        <w:t>box,</w:t>
+      </w:r>
+      <w:proofErr w:type="gramEnd"/>
+      <w:r>
+        <w:rPr>
+          <w:bCs/>
+          <w:color w:val="000000" w:themeColor="text1"/>
+          <w:sz w:val="22"/>
+          <w:szCs w:val="22"/>
+        </w:rPr>
+        <w:t xml:space="preserve"> each box can have a </w:t>
       </w:r>
       <w:r>
         <w:rPr>
@@ -4362,8 +5653,18 @@
           <w:color w:val="000000" w:themeColor="text1"/>
           <w:u w:val="single"/>
         </w:rPr>
-        <w:t>What is a “Domain Model”?:</w:t>
-      </w:r>
+        <w:t>What is a “Domain Model</w:t>
+      </w:r>
+      <w:proofErr w:type="gramStart"/>
+      <w:r>
+        <w:rPr>
+          <w:b/>
+          <w:color w:val="000000" w:themeColor="text1"/>
+          <w:u w:val="single"/>
+        </w:rPr>
+        <w:t>”?:</w:t>
+      </w:r>
+      <w:proofErr w:type="gramEnd"/>
     </w:p>
     <w:p>
       <w:pPr>
@@ -4375,6 +5676,7 @@
           <w:szCs w:val="22"/>
         </w:rPr>
       </w:pPr>
+      <w:proofErr w:type="gramStart"/>
       <w:r>
         <w:rPr>
           <w:bCs/>
@@ -4392,7 +5694,18 @@
           <w:sz w:val="22"/>
           <w:szCs w:val="22"/>
         </w:rPr>
-        <w:t>Domain Model models the real-world problem domain</w:t>
+        <w:t>Domain</w:t>
+      </w:r>
+      <w:proofErr w:type="gramEnd"/>
+      <w:r>
+        <w:rPr>
+          <w:b/>
+          <w:bCs/>
+          <w:color w:val="000000" w:themeColor="text1"/>
+          <w:sz w:val="22"/>
+          <w:szCs w:val="22"/>
+        </w:rPr>
+        <w:t xml:space="preserve"> Model models the real-world problem domain</w:t>
       </w:r>
       <w:r>
         <w:rPr>
@@ -4458,7 +5771,17 @@
           <w:sz w:val="22"/>
           <w:szCs w:val="22"/>
         </w:rPr>
-        <w:t xml:space="preserve"> is a domain model but not a </w:t>
+        <w:t xml:space="preserve"> is a domain model but not </w:t>
+      </w:r>
+      <w:proofErr w:type="gramStart"/>
+      <w:r>
+        <w:rPr>
+          <w:bCs/>
+          <w:color w:val="000000" w:themeColor="text1"/>
+          <w:sz w:val="22"/>
+          <w:szCs w:val="22"/>
+        </w:rPr>
+        <w:t xml:space="preserve">a </w:t>
       </w:r>
       <w:proofErr w:type="spellStart"/>
       <w:r>
@@ -4471,6 +5794,7 @@
         <w:t>A</w:t>
       </w:r>
       <w:proofErr w:type="spellEnd"/>
+      <w:proofErr w:type="gramEnd"/>
       <w:r>
         <w:rPr>
           <w:bCs/>
